--- a/docs/計算規則與判定邏輯說明_v01.docx
+++ b/docs/計算規則與判定邏輯說明_v01.docx
@@ -6,11 +6,15 @@
       <w:pPr>
         <w:spacing w:before="2400" w:after="0"/>
         <w:jc w:val="center"/>
+        <w:rPr>
+          <w:lang w:eastAsia="zh-TW"/>
+        </w:rPr>
       </w:pPr>
       <w:r>
         <w:rPr>
           <w:b/>
           <w:sz w:val="64"/>
+          <w:lang w:eastAsia="zh-TW"/>
         </w:rPr>
         <w:t>供應商評比系統</w:t>
       </w:r>
@@ -19,68 +23,47 @@
       <w:pPr>
         <w:spacing w:after="0"/>
         <w:jc w:val="center"/>
-      </w:pPr>
-      <w:r>
         <w:rPr>
           <w:b/>
           <w:color w:val="1E3A8A"/>
           <w:sz w:val="38"/>
+          <w:lang w:eastAsia="zh-TW"/>
+        </w:rPr>
+      </w:pPr>
+      <w:r>
+        <w:rPr>
+          <w:b/>
+          <w:color w:val="1E3A8A"/>
+          <w:sz w:val="38"/>
+          <w:lang w:eastAsia="zh-TW"/>
         </w:rPr>
         <w:t>計算規則與判定邏輯說明</w:t>
       </w:r>
     </w:p>
     <w:p>
       <w:pPr>
+        <w:spacing w:after="0"/>
+        <w:jc w:val="center"/>
+        <w:rPr>
+          <w:rFonts w:hint="eastAsia"/>
+          <w:lang w:eastAsia="zh-TW"/>
+        </w:rPr>
+      </w:pPr>
+    </w:p>
+    <w:p>
+      <w:pPr>
         <w:spacing w:before="200"/>
         <w:jc w:val="center"/>
+        <w:rPr>
+          <w:lang w:eastAsia="zh-TW"/>
+        </w:rPr>
       </w:pPr>
       <w:r>
         <w:rPr>
           <w:color w:val="64748B"/>
-        </w:rPr>
-        <w:t>SQM / VQM</w:t>
-      </w:r>
-      <w:r>
-        <w:rPr>
-          <w:color w:val="64748B"/>
-        </w:rPr>
-        <w:t xml:space="preserve">　</w:t>
-      </w:r>
-      <w:r>
-        <w:rPr>
-          <w:color w:val="64748B"/>
-        </w:rPr>
-        <w:t>·</w:t>
-      </w:r>
-      <w:r>
-        <w:rPr>
-          <w:color w:val="64748B"/>
-        </w:rPr>
-        <w:t xml:space="preserve">　</w:t>
-      </w:r>
-      <w:r>
-        <w:rPr>
-          <w:color w:val="64748B"/>
-        </w:rPr>
-        <w:t>OSAT</w:t>
-      </w:r>
-      <w:r>
-        <w:rPr>
-          <w:color w:val="64748B"/>
-        </w:rPr>
-        <w:t xml:space="preserve">　</w:t>
-      </w:r>
-      <w:r>
-        <w:rPr>
-          <w:color w:val="64748B"/>
-        </w:rPr>
-        <w:t>·</w:t>
-      </w:r>
-      <w:r>
-        <w:rPr>
-          <w:color w:val="64748B"/>
-        </w:rPr>
-        <w:t xml:space="preserve">　年度評鑑與稽核判定</w:t>
+          <w:lang w:eastAsia="zh-TW"/>
+        </w:rPr>
+        <w:t>SQM / VQM　·　OSAT　·　年度評鑑與稽核判定</w:t>
       </w:r>
     </w:p>
     <w:p>
@@ -88,36 +71,28 @@
         <w:spacing w:before="120"/>
         <w:jc w:val="center"/>
       </w:pPr>
+      <w:proofErr w:type="spellStart"/>
       <w:r>
         <w:rPr>
           <w:color w:val="64748B"/>
         </w:rPr>
         <w:t>版本</w:t>
       </w:r>
+      <w:proofErr w:type="spellEnd"/>
       <w:r>
         <w:rPr>
           <w:color w:val="64748B"/>
         </w:rPr>
-        <w:t xml:space="preserve"> v1.0</w:t>
-      </w:r>
+        <w:t xml:space="preserve"> v1.0　|　</w:t>
+      </w:r>
+      <w:proofErr w:type="spellStart"/>
       <w:r>
         <w:rPr>
           <w:color w:val="64748B"/>
         </w:rPr>
-        <w:t xml:space="preserve">　</w:t>
-      </w:r>
-      <w:r>
-        <w:rPr>
-          <w:color w:val="64748B"/>
-        </w:rPr>
-        <w:t>|</w:t>
-      </w:r>
-      <w:r>
-        <w:rPr>
-          <w:color w:val="64748B"/>
-        </w:rPr>
-        <w:t xml:space="preserve">　日期</w:t>
-      </w:r>
+        <w:t>日期</w:t>
+      </w:r>
+      <w:proofErr w:type="spellEnd"/>
       <w:r>
         <w:rPr>
           <w:color w:val="64748B"/>
@@ -137,20 +112,15 @@
         </w:rPr>
         <w:t xml:space="preserve">Powered by 2026 @ </w:t>
       </w:r>
+      <w:proofErr w:type="spellStart"/>
       <w:r>
         <w:rPr>
           <w:color w:val="64748B"/>
           <w:sz w:val="19"/>
         </w:rPr>
-        <w:t xml:space="preserve">智合科技　</w:t>
-      </w:r>
-      <w:r>
-        <w:rPr>
-          <w:color w:val="64748B"/>
-          <w:sz w:val="19"/>
-        </w:rPr>
-        <w:t>https://www.zh-aoi.com/</w:t>
-      </w:r>
+        <w:t>智合科技</w:t>
+      </w:r>
+      <w:proofErr w:type="spellEnd"/>
     </w:p>
     <w:p>
       <w:r>
@@ -1363,29 +1333,31 @@
     <w:p>
       <w:pPr>
         <w:pStyle w:val="1"/>
+        <w:rPr>
+          <w:lang w:eastAsia="zh-TW"/>
+        </w:rPr>
       </w:pPr>
       <w:bookmarkStart w:id="0" w:name="_Toc237121560"/>
       <w:r>
+        <w:rPr>
+          <w:lang w:eastAsia="zh-TW"/>
+        </w:rPr>
         <w:lastRenderedPageBreak/>
         <w:t>關於本文件</w:t>
       </w:r>
       <w:bookmarkEnd w:id="0"/>
     </w:p>
     <w:p>
-      <w:r>
-        <w:t>本文件說明供應商評比系統的分數計算方式與各項判定邏輯，涵蓋</w:t>
-      </w:r>
-      <w:r>
-        <w:t xml:space="preserve"> SQM/VQM </w:t>
-      </w:r>
-      <w:r>
-        <w:t>與</w:t>
-      </w:r>
-      <w:r>
-        <w:t xml:space="preserve"> OSAT </w:t>
-      </w:r>
-      <w:r>
-        <w:t>兩大模組的「月評核」、「年度評鑑」與「下年度稽核計畫」。為便於理解，關鍵流程以示意圖呈現、公式以方框標示、對照規則以表格整理。</w:t>
+      <w:pPr>
+        <w:rPr>
+          <w:lang w:eastAsia="zh-TW"/>
+        </w:rPr>
+      </w:pPr>
+      <w:r>
+        <w:rPr>
+          <w:lang w:eastAsia="zh-TW"/>
+        </w:rPr>
+        <w:t>本文件說明供應商評比系統的分數計算方式與各項判定邏輯，涵蓋 SQM/VQM 與 OSAT 兩大模組的「月評核」、「年度評鑑」與「下年度稽核計畫」。為便於理解，關鍵流程以示意圖呈現、公式以方框標示、對照規則以表格整理。</w:t>
       </w:r>
     </w:p>
     <w:p>
@@ -1398,12 +1370,16 @@
         </w:pBdr>
         <w:shd w:val="clear" w:color="auto" w:fill="EFF4FF"/>
         <w:spacing w:before="120" w:after="160"/>
+        <w:rPr>
+          <w:lang w:eastAsia="zh-TW"/>
+        </w:rPr>
       </w:pPr>
       <w:r>
         <w:rPr>
           <w:b/>
           <w:color w:val="1E3A8A"/>
           <w:sz w:val="20"/>
+          <w:lang w:eastAsia="zh-TW"/>
         </w:rPr>
         <w:t>【閱讀提示】</w:t>
       </w:r>
@@ -1411,22 +1387,152 @@
         <w:rPr>
           <w:color w:val="334155"/>
           <w:sz w:val="20"/>
+          <w:lang w:eastAsia="zh-TW"/>
         </w:rPr>
         <w:t>分數一律先算「各構面得分」，再加總為「考核得分」，最後依門檻判定等級；年度分數則由各月考核平均，再視情況加計稽核組件而得。</w:t>
       </w:r>
     </w:p>
     <w:p>
       <w:pPr>
+        <w:rPr>
+          <w:lang w:eastAsia="zh-TW"/>
+        </w:rPr>
+      </w:pPr>
+      <w:bookmarkStart w:id="1" w:name="_Toc237121561"/>
+    </w:p>
+    <w:p>
+      <w:pPr>
+        <w:rPr>
+          <w:lang w:eastAsia="zh-TW"/>
+        </w:rPr>
+      </w:pPr>
+    </w:p>
+    <w:p>
+      <w:pPr>
+        <w:rPr>
+          <w:lang w:eastAsia="zh-TW"/>
+        </w:rPr>
+      </w:pPr>
+    </w:p>
+    <w:p>
+      <w:pPr>
+        <w:rPr>
+          <w:lang w:eastAsia="zh-TW"/>
+        </w:rPr>
+      </w:pPr>
+    </w:p>
+    <w:p>
+      <w:pPr>
+        <w:rPr>
+          <w:lang w:eastAsia="zh-TW"/>
+        </w:rPr>
+      </w:pPr>
+    </w:p>
+    <w:p>
+      <w:pPr>
+        <w:rPr>
+          <w:lang w:eastAsia="zh-TW"/>
+        </w:rPr>
+      </w:pPr>
+    </w:p>
+    <w:p>
+      <w:pPr>
+        <w:rPr>
+          <w:lang w:eastAsia="zh-TW"/>
+        </w:rPr>
+      </w:pPr>
+    </w:p>
+    <w:p>
+      <w:pPr>
+        <w:rPr>
+          <w:lang w:eastAsia="zh-TW"/>
+        </w:rPr>
+      </w:pPr>
+    </w:p>
+    <w:p>
+      <w:pPr>
+        <w:rPr>
+          <w:lang w:eastAsia="zh-TW"/>
+        </w:rPr>
+      </w:pPr>
+    </w:p>
+    <w:p>
+      <w:pPr>
+        <w:rPr>
+          <w:lang w:eastAsia="zh-TW"/>
+        </w:rPr>
+      </w:pPr>
+    </w:p>
+    <w:p>
+      <w:pPr>
+        <w:rPr>
+          <w:lang w:eastAsia="zh-TW"/>
+        </w:rPr>
+      </w:pPr>
+    </w:p>
+    <w:p>
+      <w:pPr>
+        <w:rPr>
+          <w:lang w:eastAsia="zh-TW"/>
+        </w:rPr>
+      </w:pPr>
+    </w:p>
+    <w:p>
+      <w:pPr>
+        <w:rPr>
+          <w:lang w:eastAsia="zh-TW"/>
+        </w:rPr>
+      </w:pPr>
+    </w:p>
+    <w:p>
+      <w:pPr>
+        <w:rPr>
+          <w:rFonts w:hint="eastAsia"/>
+          <w:lang w:eastAsia="zh-TW"/>
+        </w:rPr>
+      </w:pPr>
+    </w:p>
+    <w:p>
+      <w:pPr>
+        <w:rPr>
+          <w:lang w:eastAsia="zh-TW"/>
+        </w:rPr>
+      </w:pPr>
+    </w:p>
+    <w:p>
+      <w:pPr>
+        <w:rPr>
+          <w:rFonts w:hint="eastAsia"/>
+          <w:lang w:eastAsia="zh-TW"/>
+        </w:rPr>
+      </w:pPr>
+    </w:p>
+    <w:p>
+      <w:pPr>
         <w:pStyle w:val="1"/>
-      </w:pPr>
-      <w:bookmarkStart w:id="1" w:name="_Toc237121561"/>
-      <w:r>
+        <w:rPr>
+          <w:lang w:eastAsia="zh-TW"/>
+        </w:rPr>
+      </w:pPr>
+      <w:r>
+        <w:rPr>
+          <w:lang w:eastAsia="zh-TW"/>
+        </w:rPr>
+        <w:lastRenderedPageBreak/>
         <w:t>一、評比總覽：三大構面與考核流程</w:t>
       </w:r>
       <w:bookmarkEnd w:id="1"/>
     </w:p>
     <w:p>
-      <w:r>
+      <w:pPr>
+        <w:rPr>
+          <w:lang w:eastAsia="zh-TW"/>
+        </w:rPr>
+      </w:pPr>
+      <w:r>
+        <w:rPr>
+          <w:lang w:eastAsia="zh-TW"/>
+        </w:rPr>
         <w:t>每一次評核皆由三個構面組成，依權重加總為「綜合考核得分」，再據以判定等級：</w:t>
       </w:r>
     </w:p>
@@ -1480,41 +1586,33 @@
       <w:pPr>
         <w:spacing w:after="200"/>
         <w:jc w:val="center"/>
+        <w:rPr>
+          <w:lang w:eastAsia="zh-TW"/>
+        </w:rPr>
       </w:pPr>
       <w:r>
         <w:rPr>
           <w:b/>
           <w:color w:val="2563EB"/>
           <w:sz w:val="19"/>
-        </w:rPr>
-        <w:t>圖</w:t>
-      </w:r>
-      <w:r>
-        <w:rPr>
-          <w:b/>
-          <w:color w:val="2563EB"/>
-          <w:sz w:val="19"/>
-        </w:rPr>
-        <w:t xml:space="preserve"> 1</w:t>
-      </w:r>
-      <w:r>
-        <w:rPr>
-          <w:b/>
-          <w:color w:val="2563EB"/>
-          <w:sz w:val="19"/>
-        </w:rPr>
-        <w:t xml:space="preserve">　三大構面組成綜合考核得分與等級</w:t>
+          <w:lang w:eastAsia="zh-TW"/>
+        </w:rPr>
+        <w:t>圖 1　三大構面組成綜合考核得分與等級</w:t>
       </w:r>
     </w:p>
     <w:p>
       <w:pPr>
         <w:spacing w:after="40"/>
+        <w:rPr>
+          <w:lang w:eastAsia="zh-TW"/>
+        </w:rPr>
       </w:pPr>
       <w:r>
         <w:rPr>
           <w:b/>
           <w:color w:val="334155"/>
           <w:sz w:val="20"/>
+          <w:lang w:eastAsia="zh-TW"/>
         </w:rPr>
         <w:t>核心公式</w:t>
       </w:r>
@@ -1530,108 +1628,102 @@
         <w:shd w:val="clear" w:color="auto" w:fill="F1F5F9"/>
         <w:spacing w:before="40" w:after="160"/>
         <w:ind w:left="72"/>
+        <w:rPr>
+          <w:lang w:eastAsia="zh-TW"/>
+        </w:rPr>
       </w:pPr>
       <w:r>
         <w:rPr>
           <w:rFonts w:ascii="Consolas" w:eastAsia="Consolas" w:hAnsi="Consolas" w:cs="Consolas"/>
           <w:sz w:val="20"/>
-        </w:rPr>
-        <w:t>綜合考核得分</w:t>
+          <w:lang w:eastAsia="zh-TW"/>
+        </w:rPr>
+        <w:t>綜合考核得分 = 品質構面(70%) + 交期構面(20%) + 服務評分</w:t>
+      </w:r>
+      <w:r>
+        <w:rPr>
+          <w:lang w:eastAsia="zh-TW"/>
+        </w:rPr>
+        <w:br/>
       </w:r>
       <w:r>
         <w:rPr>
           <w:rFonts w:ascii="Consolas" w:eastAsia="Consolas" w:hAnsi="Consolas" w:cs="Consolas"/>
           <w:sz w:val="20"/>
-        </w:rPr>
-        <w:t xml:space="preserve"> = </w:t>
-      </w:r>
-      <w:r>
-        <w:rPr>
-          <w:rFonts w:ascii="Consolas" w:eastAsia="Consolas" w:hAnsi="Consolas" w:cs="Consolas"/>
-          <w:sz w:val="20"/>
-        </w:rPr>
-        <w:t>品質構面</w:t>
-      </w:r>
-      <w:r>
-        <w:rPr>
-          <w:rFonts w:ascii="Consolas" w:eastAsia="Consolas" w:hAnsi="Consolas" w:cs="Consolas"/>
-          <w:sz w:val="20"/>
-        </w:rPr>
-        <w:t xml:space="preserve">(70%) + </w:t>
-      </w:r>
-      <w:r>
-        <w:rPr>
-          <w:rFonts w:ascii="Consolas" w:eastAsia="Consolas" w:hAnsi="Consolas" w:cs="Consolas"/>
-          <w:sz w:val="20"/>
-        </w:rPr>
-        <w:t>交期構面</w:t>
-      </w:r>
-      <w:r>
-        <w:rPr>
-          <w:rFonts w:ascii="Consolas" w:eastAsia="Consolas" w:hAnsi="Consolas" w:cs="Consolas"/>
-          <w:sz w:val="20"/>
-        </w:rPr>
-        <w:t xml:space="preserve">(20%) + </w:t>
-      </w:r>
-      <w:r>
-        <w:rPr>
-          <w:rFonts w:ascii="Consolas" w:eastAsia="Consolas" w:hAnsi="Consolas" w:cs="Consolas"/>
-          <w:sz w:val="20"/>
-        </w:rPr>
-        <w:t>服務評分</w:t>
-      </w:r>
-      <w:r>
-        <w:br/>
-      </w:r>
-      <w:r>
-        <w:rPr>
-          <w:rFonts w:ascii="Consolas" w:eastAsia="Consolas" w:hAnsi="Consolas" w:cs="Consolas"/>
-          <w:sz w:val="20"/>
-        </w:rPr>
-        <w:t>等級</w:t>
-      </w:r>
-      <w:r>
-        <w:rPr>
-          <w:rFonts w:ascii="Consolas" w:eastAsia="Consolas" w:hAnsi="Consolas" w:cs="Consolas"/>
-          <w:sz w:val="20"/>
-        </w:rPr>
-        <w:t xml:space="preserve"> = </w:t>
-      </w:r>
-      <w:r>
-        <w:rPr>
-          <w:rFonts w:ascii="Consolas" w:eastAsia="Consolas" w:hAnsi="Consolas" w:cs="Consolas"/>
-          <w:sz w:val="20"/>
-        </w:rPr>
-        <w:t>依「考核得分」對照門檻（</w:t>
-      </w:r>
-      <w:r>
-        <w:rPr>
-          <w:rFonts w:ascii="Consolas" w:eastAsia="Consolas" w:hAnsi="Consolas" w:cs="Consolas"/>
-          <w:sz w:val="20"/>
-        </w:rPr>
-        <w:t>A / B / C / D / E</w:t>
-      </w:r>
-      <w:r>
-        <w:rPr>
-          <w:rFonts w:ascii="Consolas" w:eastAsia="Consolas" w:hAnsi="Consolas" w:cs="Consolas"/>
-          <w:sz w:val="20"/>
-        </w:rPr>
-        <w:t>）</w:t>
+          <w:lang w:eastAsia="zh-TW"/>
+        </w:rPr>
+        <w:t>等級 = 依「考核得分」對照門檻（A / B / C / D / E）</w:t>
       </w:r>
     </w:p>
     <w:p>
       <w:pPr>
+        <w:rPr>
+          <w:lang w:eastAsia="zh-TW"/>
+        </w:rPr>
+      </w:pPr>
+      <w:bookmarkStart w:id="2" w:name="_Toc237121562"/>
+    </w:p>
+    <w:p>
+      <w:pPr>
+        <w:rPr>
+          <w:lang w:eastAsia="zh-TW"/>
+        </w:rPr>
+      </w:pPr>
+    </w:p>
+    <w:p>
+      <w:pPr>
+        <w:rPr>
+          <w:rFonts w:hint="eastAsia"/>
+          <w:lang w:eastAsia="zh-TW"/>
+        </w:rPr>
+      </w:pPr>
+    </w:p>
+    <w:p>
+      <w:pPr>
+        <w:rPr>
+          <w:lang w:eastAsia="zh-TW"/>
+        </w:rPr>
+      </w:pPr>
+    </w:p>
+    <w:p>
+      <w:pPr>
+        <w:rPr>
+          <w:lang w:eastAsia="zh-TW"/>
+        </w:rPr>
+      </w:pPr>
+    </w:p>
+    <w:p>
+      <w:pPr>
+        <w:rPr>
+          <w:rFonts w:hint="eastAsia"/>
+          <w:lang w:eastAsia="zh-TW"/>
+        </w:rPr>
+      </w:pPr>
+    </w:p>
+    <w:p>
+      <w:pPr>
         <w:pStyle w:val="1"/>
-      </w:pPr>
-      <w:bookmarkStart w:id="2" w:name="_Toc237121562"/>
-      <w:r>
+        <w:rPr>
+          <w:lang w:eastAsia="zh-TW"/>
+        </w:rPr>
+      </w:pPr>
+      <w:r>
+        <w:rPr>
+          <w:lang w:eastAsia="zh-TW"/>
+        </w:rPr>
         <w:lastRenderedPageBreak/>
         <w:t>二、</w:t>
       </w:r>
       <w:r>
+        <w:rPr>
+          <w:lang w:eastAsia="zh-TW"/>
+        </w:rPr>
         <w:t xml:space="preserve">SQM / VQM </w:t>
       </w:r>
       <w:r>
+        <w:rPr>
+          <w:lang w:eastAsia="zh-TW"/>
+        </w:rPr>
         <w:t>模組</w:t>
       </w:r>
       <w:bookmarkEnd w:id="2"/>
@@ -1639,55 +1731,60 @@
     <w:p>
       <w:pPr>
         <w:pStyle w:val="21"/>
+        <w:rPr>
+          <w:lang w:eastAsia="zh-TW"/>
+        </w:rPr>
       </w:pPr>
       <w:bookmarkStart w:id="3" w:name="_Toc237121563"/>
       <w:r>
+        <w:rPr>
+          <w:lang w:eastAsia="zh-TW"/>
+        </w:rPr>
         <w:t xml:space="preserve">2.1 </w:t>
       </w:r>
       <w:r>
+        <w:rPr>
+          <w:lang w:eastAsia="zh-TW"/>
+        </w:rPr>
         <w:t>月評核</w:t>
       </w:r>
       <w:r>
+        <w:rPr>
+          <w:lang w:eastAsia="zh-TW"/>
+        </w:rPr>
         <w:t xml:space="preserve"> — </w:t>
       </w:r>
       <w:r>
+        <w:rPr>
+          <w:lang w:eastAsia="zh-TW"/>
+        </w:rPr>
         <w:t>品質評鑑（權重</w:t>
       </w:r>
       <w:r>
+        <w:rPr>
+          <w:lang w:eastAsia="zh-TW"/>
+        </w:rPr>
         <w:t xml:space="preserve"> 70%</w:t>
       </w:r>
       <w:r>
+        <w:rPr>
+          <w:lang w:eastAsia="zh-TW"/>
+        </w:rPr>
         <w:t>）</w:t>
       </w:r>
       <w:bookmarkEnd w:id="3"/>
     </w:p>
     <w:p>
-      <w:r>
-        <w:t>品質以「基數</w:t>
-      </w:r>
-      <w:r>
-        <w:t xml:space="preserve"> 90 </w:t>
-      </w:r>
-      <w:r>
-        <w:t>分」為起點，依實際缺失扣分，最低為</w:t>
-      </w:r>
-      <w:r>
-        <w:t xml:space="preserve"> 0</w:t>
-      </w:r>
-      <w:r>
-        <w:t>；再加計</w:t>
-      </w:r>
-      <w:r>
-        <w:t xml:space="preserve"> Others </w:t>
-      </w:r>
-      <w:r>
-        <w:t>後乘以</w:t>
-      </w:r>
-      <w:r>
-        <w:t xml:space="preserve"> 70% </w:t>
-      </w:r>
-      <w:r>
-        <w:t>權重。</w:t>
+      <w:pPr>
+        <w:rPr>
+          <w:lang w:eastAsia="zh-TW"/>
+        </w:rPr>
+      </w:pPr>
+      <w:r>
+        <w:rPr>
+          <w:lang w:eastAsia="zh-TW"/>
+        </w:rPr>
+        <w:t>品質以「基數 90 分」為起點，依實際缺失扣分，最低為 0；再加計 Others 後乘以 70% 權重。</w:t>
       </w:r>
     </w:p>
     <w:p>
@@ -1701,188 +1798,107 @@
         <w:shd w:val="clear" w:color="auto" w:fill="F1F5F9"/>
         <w:spacing w:before="40" w:after="160"/>
         <w:ind w:left="72"/>
+        <w:rPr>
+          <w:lang w:eastAsia="zh-TW"/>
+        </w:rPr>
       </w:pPr>
       <w:r>
         <w:rPr>
           <w:rFonts w:ascii="Consolas" w:eastAsia="Consolas" w:hAnsi="Consolas" w:cs="Consolas"/>
           <w:sz w:val="20"/>
-        </w:rPr>
-        <w:t>品質基數評分</w:t>
+          <w:lang w:eastAsia="zh-TW"/>
+        </w:rPr>
+        <w:t>品質基數評分 = max( 0 , 90</w:t>
+      </w:r>
+      <w:r>
+        <w:rPr>
+          <w:lang w:eastAsia="zh-TW"/>
+        </w:rPr>
+        <w:br/>
       </w:r>
       <w:r>
         <w:rPr>
           <w:rFonts w:ascii="Consolas" w:eastAsia="Consolas" w:hAnsi="Consolas" w:cs="Consolas"/>
           <w:sz w:val="20"/>
-        </w:rPr>
-        <w:t xml:space="preserve"> = max( 0 , 90</w:t>
-      </w:r>
-      <w:r>
+          <w:lang w:eastAsia="zh-TW"/>
+        </w:rPr>
+        <w:t xml:space="preserve">               − 2 × 產線 ARR</w:t>
+      </w:r>
+      <w:r>
+        <w:rPr>
+          <w:lang w:eastAsia="zh-TW"/>
+        </w:rPr>
         <w:br/>
       </w:r>
       <w:r>
         <w:rPr>
           <w:rFonts w:ascii="Consolas" w:eastAsia="Consolas" w:hAnsi="Consolas" w:cs="Consolas"/>
           <w:sz w:val="20"/>
-        </w:rPr>
-        <w:t xml:space="preserve">               − 2 × </w:t>
+          <w:lang w:eastAsia="zh-TW"/>
+        </w:rPr>
+        <w:t xml:space="preserve">               − 2 × IQC 批退 LRR</w:t>
+      </w:r>
+      <w:r>
+        <w:rPr>
+          <w:lang w:eastAsia="zh-TW"/>
+        </w:rPr>
+        <w:br/>
       </w:r>
       <w:r>
         <w:rPr>
           <w:rFonts w:ascii="Consolas" w:eastAsia="Consolas" w:hAnsi="Consolas" w:cs="Consolas"/>
           <w:sz w:val="20"/>
-        </w:rPr>
-        <w:t>產線</w:t>
+          <w:lang w:eastAsia="zh-TW"/>
+        </w:rPr>
+        <w:t xml:space="preserve">               − 10 × 外部客訴</w:t>
+      </w:r>
+      <w:r>
+        <w:rPr>
+          <w:lang w:eastAsia="zh-TW"/>
+        </w:rPr>
+        <w:br/>
       </w:r>
       <w:r>
         <w:rPr>
           <w:rFonts w:ascii="Consolas" w:eastAsia="Consolas" w:hAnsi="Consolas" w:cs="Consolas"/>
           <w:sz w:val="20"/>
-        </w:rPr>
-        <w:t xml:space="preserve"> ARR</w:t>
-      </w:r>
-      <w:r>
+          <w:lang w:eastAsia="zh-TW"/>
+        </w:rPr>
+        <w:t xml:space="preserve">               − 5 × 未準時回覆件數 )</w:t>
+      </w:r>
+      <w:r>
+        <w:rPr>
+          <w:lang w:eastAsia="zh-TW"/>
+        </w:rPr>
+        <w:br/>
+      </w:r>
+      <w:r>
+        <w:rPr>
+          <w:lang w:eastAsia="zh-TW"/>
+        </w:rPr>
         <w:br/>
       </w:r>
       <w:r>
         <w:rPr>
           <w:rFonts w:ascii="Consolas" w:eastAsia="Consolas" w:hAnsi="Consolas" w:cs="Consolas"/>
           <w:sz w:val="20"/>
-        </w:rPr>
-        <w:t xml:space="preserve">               − 2 × IQC </w:t>
+          <w:lang w:eastAsia="zh-TW"/>
+        </w:rPr>
+        <w:t>品管鑑定總分 = 品質基數評分 + Others</w:t>
+      </w:r>
+      <w:r>
+        <w:rPr>
+          <w:lang w:eastAsia="zh-TW"/>
+        </w:rPr>
+        <w:br/>
       </w:r>
       <w:r>
         <w:rPr>
           <w:rFonts w:ascii="Consolas" w:eastAsia="Consolas" w:hAnsi="Consolas" w:cs="Consolas"/>
           <w:sz w:val="20"/>
-        </w:rPr>
-        <w:t>批退</w:t>
-      </w:r>
-      <w:r>
-        <w:rPr>
-          <w:rFonts w:ascii="Consolas" w:eastAsia="Consolas" w:hAnsi="Consolas" w:cs="Consolas"/>
-          <w:sz w:val="20"/>
-        </w:rPr>
-        <w:t xml:space="preserve"> LRR</w:t>
-      </w:r>
-      <w:r>
-        <w:br/>
-      </w:r>
-      <w:r>
-        <w:rPr>
-          <w:rFonts w:ascii="Consolas" w:eastAsia="Consolas" w:hAnsi="Consolas" w:cs="Consolas"/>
-          <w:sz w:val="20"/>
-        </w:rPr>
-        <w:t xml:space="preserve">               − 10 × </w:t>
-      </w:r>
-      <w:r>
-        <w:rPr>
-          <w:rFonts w:ascii="Consolas" w:eastAsia="Consolas" w:hAnsi="Consolas" w:cs="Consolas"/>
-          <w:sz w:val="20"/>
-        </w:rPr>
-        <w:t>外部客訴</w:t>
-      </w:r>
-      <w:r>
-        <w:br/>
-      </w:r>
-      <w:r>
-        <w:rPr>
-          <w:rFonts w:ascii="Consolas" w:eastAsia="Consolas" w:hAnsi="Consolas" w:cs="Consolas"/>
-          <w:sz w:val="20"/>
-        </w:rPr>
-        <w:t xml:space="preserve">               − 5 × </w:t>
-      </w:r>
-      <w:r>
-        <w:rPr>
-          <w:rFonts w:ascii="Consolas" w:eastAsia="Consolas" w:hAnsi="Consolas" w:cs="Consolas"/>
-          <w:sz w:val="20"/>
-        </w:rPr>
-        <w:t>未準時回覆件數</w:t>
-      </w:r>
-      <w:r>
-        <w:rPr>
-          <w:rFonts w:ascii="Consolas" w:eastAsia="Consolas" w:hAnsi="Consolas" w:cs="Consolas"/>
-          <w:sz w:val="20"/>
-        </w:rPr>
-        <w:t xml:space="preserve"> )</w:t>
-      </w:r>
-      <w:r>
-        <w:br/>
-      </w:r>
-      <w:r>
-        <w:br/>
-      </w:r>
-      <w:r>
-        <w:rPr>
-          <w:rFonts w:ascii="Consolas" w:eastAsia="Consolas" w:hAnsi="Consolas" w:cs="Consolas"/>
-          <w:sz w:val="20"/>
-        </w:rPr>
-        <w:t>品管鑑定總分</w:t>
-      </w:r>
-      <w:r>
-        <w:rPr>
-          <w:rFonts w:ascii="Consolas" w:eastAsia="Consolas" w:hAnsi="Consolas" w:cs="Consolas"/>
-          <w:sz w:val="20"/>
-        </w:rPr>
-        <w:t xml:space="preserve"> = </w:t>
-      </w:r>
-      <w:r>
-        <w:rPr>
-          <w:rFonts w:ascii="Consolas" w:eastAsia="Consolas" w:hAnsi="Consolas" w:cs="Consolas"/>
-          <w:sz w:val="20"/>
-        </w:rPr>
-        <w:t>品質基數評分</w:t>
-      </w:r>
-      <w:r>
-        <w:rPr>
-          <w:rFonts w:ascii="Consolas" w:eastAsia="Consolas" w:hAnsi="Consolas" w:cs="Consolas"/>
-          <w:sz w:val="20"/>
-        </w:rPr>
-        <w:t xml:space="preserve"> + Others</w:t>
-      </w:r>
-      <w:r>
-        <w:br/>
-      </w:r>
-      <w:r>
-        <w:rPr>
-          <w:rFonts w:ascii="Consolas" w:eastAsia="Consolas" w:hAnsi="Consolas" w:cs="Consolas"/>
-          <w:sz w:val="20"/>
-        </w:rPr>
-        <w:t>品質構面得分（</w:t>
-      </w:r>
-      <w:r>
-        <w:rPr>
-          <w:rFonts w:ascii="Consolas" w:eastAsia="Consolas" w:hAnsi="Consolas" w:cs="Consolas"/>
-          <w:sz w:val="20"/>
-        </w:rPr>
-        <w:t>70%</w:t>
-      </w:r>
-      <w:r>
-        <w:rPr>
-          <w:rFonts w:ascii="Consolas" w:eastAsia="Consolas" w:hAnsi="Consolas" w:cs="Consolas"/>
-          <w:sz w:val="20"/>
-        </w:rPr>
-        <w:t>）</w:t>
-      </w:r>
-      <w:r>
-        <w:rPr>
-          <w:rFonts w:ascii="Consolas" w:eastAsia="Consolas" w:hAnsi="Consolas" w:cs="Consolas"/>
-          <w:sz w:val="20"/>
-        </w:rPr>
-        <w:t xml:space="preserve">= </w:t>
-      </w:r>
-      <w:r>
-        <w:rPr>
-          <w:rFonts w:ascii="Consolas" w:eastAsia="Consolas" w:hAnsi="Consolas" w:cs="Consolas"/>
-          <w:sz w:val="20"/>
-        </w:rPr>
-        <w:t>品管鑑定總分</w:t>
-      </w:r>
-      <w:r>
-        <w:rPr>
-          <w:rFonts w:ascii="Consolas" w:eastAsia="Consolas" w:hAnsi="Consolas" w:cs="Consolas"/>
-          <w:sz w:val="20"/>
-        </w:rPr>
-        <w:t xml:space="preserve"> × 0.7</w:t>
+          <w:lang w:eastAsia="zh-TW"/>
+        </w:rPr>
+        <w:t>品質構面得分（70%）= 品管鑑定總分 × 0.7</w:t>
       </w:r>
     </w:p>
     <w:p>
@@ -1935,46 +1951,18 @@
       <w:pPr>
         <w:spacing w:after="200"/>
         <w:jc w:val="center"/>
+        <w:rPr>
+          <w:lang w:eastAsia="zh-TW"/>
+        </w:rPr>
       </w:pPr>
       <w:r>
         <w:rPr>
           <w:b/>
           <w:color w:val="2563EB"/>
           <w:sz w:val="19"/>
-        </w:rPr>
-        <w:t>圖</w:t>
-      </w:r>
-      <w:r>
-        <w:rPr>
-          <w:b/>
-          <w:color w:val="2563EB"/>
-          <w:sz w:val="19"/>
-        </w:rPr>
-        <w:t xml:space="preserve"> 2</w:t>
-      </w:r>
-      <w:r>
-        <w:rPr>
-          <w:b/>
-          <w:color w:val="2563EB"/>
-          <w:sz w:val="19"/>
-        </w:rPr>
-        <w:t xml:space="preserve">　</w:t>
-      </w:r>
-      <w:r>
-        <w:rPr>
-          <w:b/>
-          <w:color w:val="2563EB"/>
-          <w:sz w:val="19"/>
-        </w:rPr>
-        <w:t xml:space="preserve">SQM </w:t>
-      </w:r>
-      <w:r>
-        <w:rPr>
-          <w:b/>
-          <w:color w:val="2563EB"/>
-          <w:sz w:val="19"/>
-        </w:rPr>
-        <w:t>品質評鑑計算流程</w:t>
+          <w:lang w:eastAsia="zh-TW"/>
+        </w:rPr>
+        <w:t>圖 2　SQM 品質評鑑計算流程</w:t>
       </w:r>
     </w:p>
     <w:p>
@@ -1987,12 +1975,16 @@
         </w:pBdr>
         <w:shd w:val="clear" w:color="auto" w:fill="EFF4FF"/>
         <w:spacing w:before="120" w:after="160"/>
+        <w:rPr>
+          <w:lang w:eastAsia="zh-TW"/>
+        </w:rPr>
       </w:pPr>
       <w:r>
         <w:rPr>
           <w:b/>
           <w:color w:val="1E3A8A"/>
           <w:sz w:val="20"/>
+          <w:lang w:eastAsia="zh-TW"/>
         </w:rPr>
         <w:t>【前置條件】</w:t>
       </w:r>
@@ -2000,84 +1992,68 @@
         <w:rPr>
           <w:color w:val="334155"/>
           <w:sz w:val="20"/>
-        </w:rPr>
-        <w:t>當「進料批數</w:t>
-      </w:r>
-      <w:r>
-        <w:rPr>
-          <w:color w:val="334155"/>
-          <w:sz w:val="20"/>
-        </w:rPr>
-        <w:t xml:space="preserve"> = 0</w:t>
-      </w:r>
-      <w:r>
-        <w:rPr>
-          <w:color w:val="334155"/>
-          <w:sz w:val="20"/>
-        </w:rPr>
-        <w:t>」時，該筆所有計算欄位視為無資料（</w:t>
-      </w:r>
-      <w:r>
-        <w:rPr>
-          <w:color w:val="334155"/>
-          <w:sz w:val="20"/>
-        </w:rPr>
-        <w:t>null</w:t>
-      </w:r>
-      <w:r>
-        <w:rPr>
-          <w:color w:val="334155"/>
-          <w:sz w:val="20"/>
-        </w:rPr>
-        <w:t>），不納入計算。</w:t>
+          <w:lang w:eastAsia="zh-TW"/>
+        </w:rPr>
+        <w:t>當「進料批數 = 0」時，該筆所有計算欄位視為無資料（null），不納入計算。</w:t>
       </w:r>
     </w:p>
     <w:p>
       <w:pPr>
         <w:pStyle w:val="21"/>
+        <w:rPr>
+          <w:lang w:eastAsia="zh-TW"/>
+        </w:rPr>
       </w:pPr>
       <w:bookmarkStart w:id="4" w:name="_Toc237121564"/>
       <w:r>
+        <w:rPr>
+          <w:lang w:eastAsia="zh-TW"/>
+        </w:rPr>
         <w:t xml:space="preserve">2.2 </w:t>
       </w:r>
       <w:r>
+        <w:rPr>
+          <w:lang w:eastAsia="zh-TW"/>
+        </w:rPr>
         <w:t>月評核</w:t>
       </w:r>
       <w:r>
+        <w:rPr>
+          <w:lang w:eastAsia="zh-TW"/>
+        </w:rPr>
         <w:t xml:space="preserve"> — </w:t>
       </w:r>
       <w:r>
+        <w:rPr>
+          <w:lang w:eastAsia="zh-TW"/>
+        </w:rPr>
         <w:t>採購評鑑（權重</w:t>
       </w:r>
       <w:r>
+        <w:rPr>
+          <w:lang w:eastAsia="zh-TW"/>
+        </w:rPr>
         <w:t xml:space="preserve"> 20%</w:t>
       </w:r>
       <w:r>
+        <w:rPr>
+          <w:lang w:eastAsia="zh-TW"/>
+        </w:rPr>
         <w:t>）</w:t>
       </w:r>
       <w:bookmarkEnd w:id="4"/>
     </w:p>
     <w:p>
-      <w:r>
-        <w:t>採購（交期）以「基數</w:t>
-      </w:r>
-      <w:r>
-        <w:t xml:space="preserve"> 100 </w:t>
-      </w:r>
-      <w:r>
-        <w:t>分」為起點，依遲交、特採、斷線與超額運費扣分，最低為</w:t>
-      </w:r>
-      <w:r>
-        <w:t xml:space="preserve"> 0</w:t>
-      </w:r>
-      <w:r>
-        <w:t>；再乘以</w:t>
-      </w:r>
-      <w:r>
-        <w:t xml:space="preserve"> 20% </w:t>
-      </w:r>
-      <w:r>
-        <w:t>權重。</w:t>
+      <w:pPr>
+        <w:rPr>
+          <w:lang w:eastAsia="zh-TW"/>
+        </w:rPr>
+      </w:pPr>
+      <w:r>
+        <w:rPr>
+          <w:lang w:eastAsia="zh-TW"/>
+        </w:rPr>
+        <w:t>採購（交期）以「基數 100 分」為起點，依遲交、特採、斷線與超額運費扣分，最低為 0；再乘以 20% 權重。</w:t>
       </w:r>
     </w:p>
     <w:p>
@@ -2091,167 +2067,140 @@
         <w:shd w:val="clear" w:color="auto" w:fill="F1F5F9"/>
         <w:spacing w:before="40" w:after="160"/>
         <w:ind w:left="72"/>
+        <w:rPr>
+          <w:lang w:eastAsia="zh-TW"/>
+        </w:rPr>
       </w:pPr>
       <w:r>
         <w:rPr>
           <w:rFonts w:ascii="Consolas" w:eastAsia="Consolas" w:hAnsi="Consolas" w:cs="Consolas"/>
           <w:sz w:val="20"/>
-        </w:rPr>
-        <w:t>採購評鑑分數</w:t>
+          <w:lang w:eastAsia="zh-TW"/>
+        </w:rPr>
+        <w:t>採購評鑑分數 = max( 0 , 100</w:t>
+      </w:r>
+      <w:r>
+        <w:rPr>
+          <w:lang w:eastAsia="zh-TW"/>
+        </w:rPr>
+        <w:br/>
       </w:r>
       <w:r>
         <w:rPr>
           <w:rFonts w:ascii="Consolas" w:eastAsia="Consolas" w:hAnsi="Consolas" w:cs="Consolas"/>
           <w:sz w:val="20"/>
-        </w:rPr>
-        <w:t xml:space="preserve"> = max( 0 , 100</w:t>
-      </w:r>
-      <w:r>
+          <w:lang w:eastAsia="zh-TW"/>
+        </w:rPr>
+        <w:t xml:space="preserve">               − 5 × 遲交</w:t>
+      </w:r>
+      <w:r>
+        <w:rPr>
+          <w:lang w:eastAsia="zh-TW"/>
+        </w:rPr>
         <w:br/>
       </w:r>
       <w:r>
         <w:rPr>
           <w:rFonts w:ascii="Consolas" w:eastAsia="Consolas" w:hAnsi="Consolas" w:cs="Consolas"/>
           <w:sz w:val="20"/>
-        </w:rPr>
-        <w:t xml:space="preserve">               − 5 × </w:t>
+          <w:lang w:eastAsia="zh-TW"/>
+        </w:rPr>
+        <w:t xml:space="preserve">               − 5 × 特採</w:t>
+      </w:r>
+      <w:r>
+        <w:rPr>
+          <w:lang w:eastAsia="zh-TW"/>
+        </w:rPr>
+        <w:br/>
       </w:r>
       <w:r>
         <w:rPr>
           <w:rFonts w:ascii="Consolas" w:eastAsia="Consolas" w:hAnsi="Consolas" w:cs="Consolas"/>
           <w:sz w:val="20"/>
-        </w:rPr>
-        <w:t>遲交</w:t>
-      </w:r>
-      <w:r>
+          <w:lang w:eastAsia="zh-TW"/>
+        </w:rPr>
+        <w:t xml:space="preserve">               − 100 × 造成斷線</w:t>
+      </w:r>
+      <w:r>
+        <w:rPr>
+          <w:lang w:eastAsia="zh-TW"/>
+        </w:rPr>
         <w:br/>
       </w:r>
       <w:r>
         <w:rPr>
           <w:rFonts w:ascii="Consolas" w:eastAsia="Consolas" w:hAnsi="Consolas" w:cs="Consolas"/>
           <w:sz w:val="20"/>
-        </w:rPr>
-        <w:t xml:space="preserve">               − 5 × </w:t>
+          <w:lang w:eastAsia="zh-TW"/>
+        </w:rPr>
+        <w:t xml:space="preserve">               − 25 × 產生超額運費 )</w:t>
+      </w:r>
+      <w:r>
+        <w:rPr>
+          <w:lang w:eastAsia="zh-TW"/>
+        </w:rPr>
+        <w:br/>
+      </w:r>
+      <w:r>
+        <w:rPr>
+          <w:lang w:eastAsia="zh-TW"/>
+        </w:rPr>
+        <w:br/>
       </w:r>
       <w:r>
         <w:rPr>
           <w:rFonts w:ascii="Consolas" w:eastAsia="Consolas" w:hAnsi="Consolas" w:cs="Consolas"/>
           <w:sz w:val="20"/>
-        </w:rPr>
-        <w:t>特採</w:t>
-      </w:r>
-      <w:r>
-        <w:br/>
-      </w:r>
-      <w:r>
-        <w:rPr>
-          <w:rFonts w:ascii="Consolas" w:eastAsia="Consolas" w:hAnsi="Consolas" w:cs="Consolas"/>
-          <w:sz w:val="20"/>
-        </w:rPr>
-        <w:t xml:space="preserve">               − 100 × </w:t>
-      </w:r>
-      <w:r>
-        <w:rPr>
-          <w:rFonts w:ascii="Consolas" w:eastAsia="Consolas" w:hAnsi="Consolas" w:cs="Consolas"/>
-          <w:sz w:val="20"/>
-        </w:rPr>
-        <w:t>造成斷線</w:t>
-      </w:r>
-      <w:r>
-        <w:br/>
-      </w:r>
-      <w:r>
-        <w:rPr>
-          <w:rFonts w:ascii="Consolas" w:eastAsia="Consolas" w:hAnsi="Consolas" w:cs="Consolas"/>
-          <w:sz w:val="20"/>
-        </w:rPr>
-        <w:t xml:space="preserve">               − 25 × </w:t>
-      </w:r>
-      <w:r>
-        <w:rPr>
-          <w:rFonts w:ascii="Consolas" w:eastAsia="Consolas" w:hAnsi="Consolas" w:cs="Consolas"/>
-          <w:sz w:val="20"/>
-        </w:rPr>
-        <w:t>產生超額運費</w:t>
-      </w:r>
-      <w:r>
-        <w:rPr>
-          <w:rFonts w:ascii="Consolas" w:eastAsia="Consolas" w:hAnsi="Consolas" w:cs="Consolas"/>
-          <w:sz w:val="20"/>
-        </w:rPr>
-        <w:t xml:space="preserve"> )</w:t>
-      </w:r>
-      <w:r>
-        <w:br/>
-      </w:r>
-      <w:r>
-        <w:br/>
-      </w:r>
-      <w:r>
-        <w:rPr>
-          <w:rFonts w:ascii="Consolas" w:eastAsia="Consolas" w:hAnsi="Consolas" w:cs="Consolas"/>
-          <w:sz w:val="20"/>
-        </w:rPr>
-        <w:t>交期構面得分（</w:t>
-      </w:r>
-      <w:r>
-        <w:rPr>
-          <w:rFonts w:ascii="Consolas" w:eastAsia="Consolas" w:hAnsi="Consolas" w:cs="Consolas"/>
-          <w:sz w:val="20"/>
-        </w:rPr>
-        <w:t>20%</w:t>
-      </w:r>
-      <w:r>
-        <w:rPr>
-          <w:rFonts w:ascii="Consolas" w:eastAsia="Consolas" w:hAnsi="Consolas" w:cs="Consolas"/>
-          <w:sz w:val="20"/>
-        </w:rPr>
-        <w:t>）</w:t>
-      </w:r>
-      <w:r>
-        <w:rPr>
-          <w:rFonts w:ascii="Consolas" w:eastAsia="Consolas" w:hAnsi="Consolas" w:cs="Consolas"/>
-          <w:sz w:val="20"/>
-        </w:rPr>
-        <w:t xml:space="preserve">= </w:t>
-      </w:r>
-      <w:r>
-        <w:rPr>
-          <w:rFonts w:ascii="Consolas" w:eastAsia="Consolas" w:hAnsi="Consolas" w:cs="Consolas"/>
-          <w:sz w:val="20"/>
-        </w:rPr>
-        <w:t>採購評鑑分數</w:t>
-      </w:r>
-      <w:r>
-        <w:rPr>
-          <w:rFonts w:ascii="Consolas" w:eastAsia="Consolas" w:hAnsi="Consolas" w:cs="Consolas"/>
-          <w:sz w:val="20"/>
-        </w:rPr>
-        <w:t xml:space="preserve"> × 0.2</w:t>
+          <w:lang w:eastAsia="zh-TW"/>
+        </w:rPr>
+        <w:t>交期構面得分（20%）= 採購評鑑分數 × 0.2</w:t>
       </w:r>
     </w:p>
     <w:p>
       <w:pPr>
         <w:pStyle w:val="21"/>
+        <w:rPr>
+          <w:lang w:eastAsia="zh-TW"/>
+        </w:rPr>
       </w:pPr>
       <w:bookmarkStart w:id="5" w:name="_Toc237121565"/>
       <w:r>
+        <w:rPr>
+          <w:lang w:eastAsia="zh-TW"/>
+        </w:rPr>
         <w:lastRenderedPageBreak/>
         <w:t xml:space="preserve">2.3 </w:t>
       </w:r>
       <w:r>
+        <w:rPr>
+          <w:lang w:eastAsia="zh-TW"/>
+        </w:rPr>
         <w:t>月評核</w:t>
       </w:r>
       <w:r>
+        <w:rPr>
+          <w:lang w:eastAsia="zh-TW"/>
+        </w:rPr>
         <w:t xml:space="preserve"> — </w:t>
       </w:r>
       <w:r>
+        <w:rPr>
+          <w:lang w:eastAsia="zh-TW"/>
+        </w:rPr>
         <w:t>服務、綜合考核與等級判定</w:t>
       </w:r>
       <w:bookmarkEnd w:id="5"/>
     </w:p>
     <w:p>
-      <w:r>
+      <w:pPr>
+        <w:rPr>
+          <w:lang w:eastAsia="zh-TW"/>
+        </w:rPr>
+      </w:pPr>
+      <w:r>
+        <w:rPr>
+          <w:lang w:eastAsia="zh-TW"/>
+        </w:rPr>
         <w:t>服務分為品質與採購兩端的服務分相加；三構面加總即為考核得分。</w:t>
       </w:r>
     </w:p>
@@ -2266,169 +2215,58 @@
         <w:shd w:val="clear" w:color="auto" w:fill="F1F5F9"/>
         <w:spacing w:before="40" w:after="160"/>
         <w:ind w:left="72"/>
+        <w:rPr>
+          <w:lang w:eastAsia="zh-TW"/>
+        </w:rPr>
       </w:pPr>
       <w:r>
         <w:rPr>
           <w:rFonts w:ascii="Consolas" w:eastAsia="Consolas" w:hAnsi="Consolas" w:cs="Consolas"/>
           <w:sz w:val="20"/>
-        </w:rPr>
-        <w:t>服務評分</w:t>
+          <w:lang w:eastAsia="zh-TW"/>
+        </w:rPr>
+        <w:t>服務評分 = 品質服務分 + 採購服務分</w:t>
+      </w:r>
+      <w:r>
+        <w:rPr>
+          <w:lang w:eastAsia="zh-TW"/>
+        </w:rPr>
+        <w:br/>
       </w:r>
       <w:r>
         <w:rPr>
           <w:rFonts w:ascii="Consolas" w:eastAsia="Consolas" w:hAnsi="Consolas" w:cs="Consolas"/>
           <w:sz w:val="20"/>
-        </w:rPr>
-        <w:t xml:space="preserve"> = </w:t>
+          <w:lang w:eastAsia="zh-TW"/>
+        </w:rPr>
+        <w:t>考核得分 = 品質構面(70%) + 交期構面(20%) + 服務評分</w:t>
+      </w:r>
+      <w:r>
+        <w:rPr>
+          <w:lang w:eastAsia="zh-TW"/>
+        </w:rPr>
+        <w:br/>
       </w:r>
       <w:r>
         <w:rPr>
           <w:rFonts w:ascii="Consolas" w:eastAsia="Consolas" w:hAnsi="Consolas" w:cs="Consolas"/>
           <w:sz w:val="20"/>
-        </w:rPr>
-        <w:t>品質服務分</w:t>
-      </w:r>
-      <w:r>
-        <w:rPr>
-          <w:rFonts w:ascii="Consolas" w:eastAsia="Consolas" w:hAnsi="Consolas" w:cs="Consolas"/>
-          <w:sz w:val="20"/>
-        </w:rPr>
-        <w:t xml:space="preserve"> + </w:t>
-      </w:r>
-      <w:r>
-        <w:rPr>
-          <w:rFonts w:ascii="Consolas" w:eastAsia="Consolas" w:hAnsi="Consolas" w:cs="Consolas"/>
-          <w:sz w:val="20"/>
-        </w:rPr>
-        <w:t>採購服務分</w:t>
-      </w:r>
-      <w:r>
-        <w:br/>
-      </w:r>
-      <w:r>
-        <w:rPr>
-          <w:rFonts w:ascii="Consolas" w:eastAsia="Consolas" w:hAnsi="Consolas" w:cs="Consolas"/>
-          <w:sz w:val="20"/>
-        </w:rPr>
-        <w:t>考核得分</w:t>
-      </w:r>
-      <w:r>
-        <w:rPr>
-          <w:rFonts w:ascii="Consolas" w:eastAsia="Consolas" w:hAnsi="Consolas" w:cs="Consolas"/>
-          <w:sz w:val="20"/>
-        </w:rPr>
-        <w:t xml:space="preserve"> = </w:t>
-      </w:r>
-      <w:r>
-        <w:rPr>
-          <w:rFonts w:ascii="Consolas" w:eastAsia="Consolas" w:hAnsi="Consolas" w:cs="Consolas"/>
-          <w:sz w:val="20"/>
-        </w:rPr>
-        <w:t>品質構面</w:t>
-      </w:r>
-      <w:r>
-        <w:rPr>
-          <w:rFonts w:ascii="Consolas" w:eastAsia="Consolas" w:hAnsi="Consolas" w:cs="Consolas"/>
-          <w:sz w:val="20"/>
-        </w:rPr>
-        <w:t xml:space="preserve">(70%) + </w:t>
-      </w:r>
-      <w:r>
-        <w:rPr>
-          <w:rFonts w:ascii="Consolas" w:eastAsia="Consolas" w:hAnsi="Consolas" w:cs="Consolas"/>
-          <w:sz w:val="20"/>
-        </w:rPr>
-        <w:t>交期構面</w:t>
-      </w:r>
-      <w:r>
-        <w:rPr>
-          <w:rFonts w:ascii="Consolas" w:eastAsia="Consolas" w:hAnsi="Consolas" w:cs="Consolas"/>
-          <w:sz w:val="20"/>
-        </w:rPr>
-        <w:t xml:space="preserve">(20%) + </w:t>
-      </w:r>
-      <w:r>
-        <w:rPr>
-          <w:rFonts w:ascii="Consolas" w:eastAsia="Consolas" w:hAnsi="Consolas" w:cs="Consolas"/>
-          <w:sz w:val="20"/>
-        </w:rPr>
-        <w:t>服務評分</w:t>
-      </w:r>
-      <w:r>
-        <w:br/>
-      </w:r>
-      <w:r>
-        <w:rPr>
-          <w:rFonts w:ascii="Consolas" w:eastAsia="Consolas" w:hAnsi="Consolas" w:cs="Consolas"/>
-          <w:sz w:val="20"/>
-        </w:rPr>
-        <w:t>降級判定</w:t>
-      </w:r>
-      <w:r>
-        <w:rPr>
-          <w:rFonts w:ascii="Consolas" w:eastAsia="Consolas" w:hAnsi="Consolas" w:cs="Consolas"/>
-          <w:sz w:val="20"/>
-        </w:rPr>
-        <w:t xml:space="preserve"> = ( </w:t>
-      </w:r>
-      <w:r>
-        <w:rPr>
-          <w:rFonts w:ascii="Consolas" w:eastAsia="Consolas" w:hAnsi="Consolas" w:cs="Consolas"/>
-          <w:sz w:val="20"/>
-        </w:rPr>
-        <w:t>品質構面</w:t>
-      </w:r>
-      <w:r>
-        <w:rPr>
-          <w:rFonts w:ascii="Consolas" w:eastAsia="Consolas" w:hAnsi="Consolas" w:cs="Consolas"/>
-          <w:sz w:val="20"/>
-        </w:rPr>
-        <w:t xml:space="preserve"> &lt; 56 ) </w:t>
-      </w:r>
-      <w:r>
-        <w:rPr>
-          <w:rFonts w:ascii="Consolas" w:eastAsia="Consolas" w:hAnsi="Consolas" w:cs="Consolas"/>
-          <w:sz w:val="20"/>
-        </w:rPr>
-        <w:t>或</w:t>
-      </w:r>
-      <w:r>
-        <w:rPr>
-          <w:rFonts w:ascii="Consolas" w:eastAsia="Consolas" w:hAnsi="Consolas" w:cs="Consolas"/>
-          <w:sz w:val="20"/>
-        </w:rPr>
-        <w:t xml:space="preserve"> ( </w:t>
-      </w:r>
-      <w:r>
-        <w:rPr>
-          <w:rFonts w:ascii="Consolas" w:eastAsia="Consolas" w:hAnsi="Consolas" w:cs="Consolas"/>
-          <w:sz w:val="20"/>
-        </w:rPr>
-        <w:t>交期構面</w:t>
-      </w:r>
-      <w:r>
-        <w:rPr>
-          <w:rFonts w:ascii="Consolas" w:eastAsia="Consolas" w:hAnsi="Consolas" w:cs="Consolas"/>
-          <w:sz w:val="20"/>
-        </w:rPr>
-        <w:t xml:space="preserve"> &lt; 16 )</w:t>
+          <w:lang w:eastAsia="zh-TW"/>
+        </w:rPr>
+        <w:t>降級判定 = ( 品質構面 &lt; 56 ) 或 ( 交期構面 &lt; 16 )</w:t>
       </w:r>
     </w:p>
     <w:p>
-      <w:r>
-        <w:t>等級依考核得分判定；一旦觸發降級判定，等級最高只能到</w:t>
-      </w:r>
-      <w:r>
-        <w:t xml:space="preserve"> B</w:t>
-      </w:r>
-      <w:r>
-        <w:t>（無法評為</w:t>
-      </w:r>
-      <w:r>
-        <w:t xml:space="preserve"> A</w:t>
-      </w:r>
-      <w:r>
-        <w:t>）：</w:t>
+      <w:pPr>
+        <w:rPr>
+          <w:lang w:eastAsia="zh-TW"/>
+        </w:rPr>
+      </w:pPr>
+      <w:r>
+        <w:rPr>
+          <w:lang w:eastAsia="zh-TW"/>
+        </w:rPr>
+        <w:t>等級依考核得分判定；一旦觸發降級判定，等級最高只能到 B（無法評為 A）：</w:t>
       </w:r>
     </w:p>
     <w:p>
@@ -2440,11 +2278,10 @@
         <w:rPr>
           <w:noProof/>
         </w:rPr>
-        <w:lastRenderedPageBreak/>
         <w:drawing>
-          <wp:inline distT="0" distB="0" distL="0" distR="0" wp14:anchorId="7D7394E6" wp14:editId="562435FD">
-            <wp:extent cx="4114800" cy="6691799"/>
-            <wp:effectExtent l="0" t="0" r="0" b="0"/>
+          <wp:inline distT="0" distB="0" distL="0" distR="0" wp14:anchorId="7D7394E6" wp14:editId="277A360E">
+            <wp:extent cx="3603190" cy="5859780"/>
+            <wp:effectExtent l="0" t="0" r="0" b="7620"/>
             <wp:docPr id="3" name="Picture 3"/>
             <wp:cNvGraphicFramePr>
               <a:graphicFrameLocks xmlns:a="http://schemas.openxmlformats.org/drawingml/2006/main" noChangeAspect="1"/>
@@ -2465,7 +2302,7 @@
                   <pic:spPr>
                     <a:xfrm>
                       <a:off x="0" y="0"/>
-                      <a:ext cx="4114800" cy="6691799"/>
+                      <a:ext cx="3606542" cy="5865232"/>
                     </a:xfrm>
                     <a:prstGeom prst="rect">
                       <a:avLst/>
@@ -2482,75 +2319,69 @@
       <w:pPr>
         <w:spacing w:after="200"/>
         <w:jc w:val="center"/>
+        <w:rPr>
+          <w:lang w:eastAsia="zh-TW"/>
+        </w:rPr>
       </w:pPr>
       <w:r>
         <w:rPr>
           <w:b/>
           <w:color w:val="2563EB"/>
           <w:sz w:val="19"/>
-        </w:rPr>
-        <w:t>圖</w:t>
-      </w:r>
-      <w:r>
-        <w:rPr>
-          <w:b/>
-          <w:color w:val="2563EB"/>
-          <w:sz w:val="19"/>
-        </w:rPr>
-        <w:t xml:space="preserve"> 3</w:t>
-      </w:r>
-      <w:r>
-        <w:rPr>
-          <w:b/>
-          <w:color w:val="2563EB"/>
-          <w:sz w:val="19"/>
-        </w:rPr>
-        <w:t xml:space="preserve">　</w:t>
-      </w:r>
-      <w:r>
-        <w:rPr>
-          <w:b/>
-          <w:color w:val="2563EB"/>
-          <w:sz w:val="19"/>
-        </w:rPr>
-        <w:t xml:space="preserve">SQM </w:t>
-      </w:r>
-      <w:r>
-        <w:rPr>
-          <w:b/>
-          <w:color w:val="2563EB"/>
-          <w:sz w:val="19"/>
-        </w:rPr>
-        <w:t>等級判定與降級邏輯（決策樹）</w:t>
+          <w:lang w:eastAsia="zh-TW"/>
+        </w:rPr>
+        <w:t>圖 3　SQM 等級判定與降級邏輯（決策樹）</w:t>
       </w:r>
     </w:p>
     <w:p>
       <w:pPr>
         <w:pStyle w:val="21"/>
+        <w:rPr>
+          <w:lang w:eastAsia="zh-TW"/>
+        </w:rPr>
       </w:pPr>
       <w:bookmarkStart w:id="6" w:name="_Toc237121566"/>
       <w:r>
+        <w:rPr>
+          <w:lang w:eastAsia="zh-TW"/>
+        </w:rPr>
+        <w:lastRenderedPageBreak/>
         <w:t xml:space="preserve">2.4 </w:t>
       </w:r>
       <w:r>
+        <w:rPr>
+          <w:lang w:eastAsia="zh-TW"/>
+        </w:rPr>
         <w:t>年度評鑑</w:t>
       </w:r>
       <w:bookmarkEnd w:id="6"/>
     </w:p>
     <w:p>
-      <w:r>
+      <w:pPr>
+        <w:rPr>
+          <w:lang w:eastAsia="zh-TW"/>
+        </w:rPr>
+      </w:pPr>
+      <w:r>
+        <w:rPr>
+          <w:lang w:eastAsia="zh-TW"/>
+        </w:rPr>
         <w:t>年度分數由各月考核平均，再視是否有稽核分數加計「年度稽核組件」而得。</w:t>
       </w:r>
     </w:p>
     <w:p>
       <w:pPr>
         <w:spacing w:after="40"/>
+        <w:rPr>
+          <w:lang w:eastAsia="zh-TW"/>
+        </w:rPr>
       </w:pPr>
       <w:r>
         <w:rPr>
           <w:b/>
           <w:color w:val="334155"/>
           <w:sz w:val="20"/>
+          <w:lang w:eastAsia="zh-TW"/>
         </w:rPr>
         <w:t>月度彙總</w:t>
       </w:r>
@@ -2566,101 +2397,55 @@
         <w:shd w:val="clear" w:color="auto" w:fill="F1F5F9"/>
         <w:spacing w:before="40" w:after="160"/>
         <w:ind w:left="72"/>
+        <w:rPr>
+          <w:lang w:eastAsia="zh-TW"/>
+        </w:rPr>
       </w:pPr>
       <w:r>
         <w:rPr>
           <w:rFonts w:ascii="Consolas" w:eastAsia="Consolas" w:hAnsi="Consolas" w:cs="Consolas"/>
           <w:sz w:val="20"/>
-        </w:rPr>
-        <w:lastRenderedPageBreak/>
-        <w:t>月考核平均分</w:t>
+          <w:lang w:eastAsia="zh-TW"/>
+        </w:rPr>
+        <w:t>月考核平均分 = 有考核得分月份的平均值</w:t>
+      </w:r>
+      <w:r>
+        <w:rPr>
+          <w:lang w:eastAsia="zh-TW"/>
+        </w:rPr>
+        <w:br/>
       </w:r>
       <w:r>
         <w:rPr>
           <w:rFonts w:ascii="Consolas" w:eastAsia="Consolas" w:hAnsi="Consolas" w:cs="Consolas"/>
           <w:sz w:val="20"/>
-        </w:rPr>
-        <w:t xml:space="preserve"> = </w:t>
+          <w:lang w:eastAsia="zh-TW"/>
+        </w:rPr>
+        <w:t>交易月數 = 進料批數 &gt; 0 的月份數</w:t>
+      </w:r>
+      <w:r>
+        <w:rPr>
+          <w:lang w:eastAsia="zh-TW"/>
+        </w:rPr>
+        <w:br/>
       </w:r>
       <w:r>
         <w:rPr>
           <w:rFonts w:ascii="Consolas" w:eastAsia="Consolas" w:hAnsi="Consolas" w:cs="Consolas"/>
           <w:sz w:val="20"/>
-        </w:rPr>
-        <w:t>有考核得分月份的平均值</w:t>
-      </w:r>
-      <w:r>
-        <w:br/>
-      </w:r>
-      <w:r>
-        <w:rPr>
-          <w:rFonts w:ascii="Consolas" w:eastAsia="Consolas" w:hAnsi="Consolas" w:cs="Consolas"/>
-          <w:sz w:val="20"/>
-        </w:rPr>
-        <w:t>交易月數</w:t>
-      </w:r>
-      <w:r>
-        <w:rPr>
-          <w:rFonts w:ascii="Consolas" w:eastAsia="Consolas" w:hAnsi="Consolas" w:cs="Consolas"/>
-          <w:sz w:val="20"/>
-        </w:rPr>
-        <w:t xml:space="preserve"> = </w:t>
-      </w:r>
-      <w:r>
-        <w:rPr>
-          <w:rFonts w:ascii="Consolas" w:eastAsia="Consolas" w:hAnsi="Consolas" w:cs="Consolas"/>
-          <w:sz w:val="20"/>
-        </w:rPr>
-        <w:t>進料批數</w:t>
-      </w:r>
-      <w:r>
-        <w:rPr>
-          <w:rFonts w:ascii="Consolas" w:eastAsia="Consolas" w:hAnsi="Consolas" w:cs="Consolas"/>
-          <w:sz w:val="20"/>
-        </w:rPr>
-        <w:t xml:space="preserve"> &gt; 0 </w:t>
-      </w:r>
-      <w:r>
-        <w:rPr>
-          <w:rFonts w:ascii="Consolas" w:eastAsia="Consolas" w:hAnsi="Consolas" w:cs="Consolas"/>
-          <w:sz w:val="20"/>
-        </w:rPr>
-        <w:t>的月份數</w:t>
-      </w:r>
-      <w:r>
-        <w:br/>
-      </w:r>
-      <w:r>
-        <w:rPr>
-          <w:rFonts w:ascii="Consolas" w:eastAsia="Consolas" w:hAnsi="Consolas" w:cs="Consolas"/>
-          <w:sz w:val="20"/>
-        </w:rPr>
-        <w:t>交易總量</w:t>
-      </w:r>
-      <w:r>
-        <w:rPr>
-          <w:rFonts w:ascii="Consolas" w:eastAsia="Consolas" w:hAnsi="Consolas" w:cs="Consolas"/>
-          <w:sz w:val="20"/>
-        </w:rPr>
-        <w:t xml:space="preserve"> = </w:t>
-      </w:r>
-      <w:r>
-        <w:rPr>
-          <w:rFonts w:ascii="Consolas" w:eastAsia="Consolas" w:hAnsi="Consolas" w:cs="Consolas"/>
-          <w:sz w:val="20"/>
-        </w:rPr>
-        <w:t>各月進料批數的總和</w:t>
+          <w:lang w:eastAsia="zh-TW"/>
+        </w:rPr>
+        <w:t>交易總量 = 各月進料批數的總和</w:t>
       </w:r>
     </w:p>
     <w:p>
-      <w:r>
-        <w:t>年度稽核組件（</w:t>
-      </w:r>
-      <w:r>
-        <w:t>auditComponent</w:t>
-      </w:r>
-      <w:r>
-        <w:t>）的取法如下：</w:t>
+      <w:proofErr w:type="spellStart"/>
+      <w:r>
+        <w:t>年度稽核組件（auditComponent）的取法如下</w:t>
+      </w:r>
+      <w:proofErr w:type="spellEnd"/>
+      <w:r>
+        <w:t>：</w:t>
       </w:r>
     </w:p>
     <w:p>
@@ -2673,8 +2458,8 @@
           <w:noProof/>
         </w:rPr>
         <w:drawing>
-          <wp:inline distT="0" distB="0" distL="0" distR="0" wp14:anchorId="4637FD42" wp14:editId="6CFB985A">
-            <wp:extent cx="4572000" cy="5340024"/>
+          <wp:inline distT="0" distB="0" distL="0" distR="0" wp14:anchorId="4637FD42" wp14:editId="4E3A6D5E">
+            <wp:extent cx="4541520" cy="5304424"/>
             <wp:effectExtent l="0" t="0" r="0" b="0"/>
             <wp:docPr id="4" name="Picture 4"/>
             <wp:cNvGraphicFramePr>
@@ -2696,7 +2481,7 @@
                   <pic:spPr>
                     <a:xfrm>
                       <a:off x="0" y="0"/>
-                      <a:ext cx="4572000" cy="5340024"/>
+                      <a:ext cx="4549943" cy="5314261"/>
                     </a:xfrm>
                     <a:prstGeom prst="rect">
                       <a:avLst/>
@@ -2713,102 +2498,46 @@
       <w:pPr>
         <w:spacing w:after="200"/>
         <w:jc w:val="center"/>
-      </w:pPr>
-      <w:r>
-        <w:rPr>
+        <w:rPr>
+          <w:rFonts w:hint="eastAsia"/>
           <w:b/>
           <w:color w:val="2563EB"/>
           <w:sz w:val="19"/>
-        </w:rPr>
-        <w:t>圖</w:t>
-      </w:r>
+          <w:lang w:eastAsia="zh-TW"/>
+        </w:rPr>
+      </w:pPr>
       <w:r>
         <w:rPr>
           <w:b/>
           <w:color w:val="2563EB"/>
           <w:sz w:val="19"/>
-        </w:rPr>
-        <w:t xml:space="preserve"> 4</w:t>
-      </w:r>
-      <w:r>
-        <w:rPr>
-          <w:b/>
-          <w:color w:val="2563EB"/>
-          <w:sz w:val="19"/>
-        </w:rPr>
-        <w:t xml:space="preserve">　年度稽核組件取值邏輯（</w:t>
-      </w:r>
-      <w:r>
-        <w:rPr>
-          <w:b/>
-          <w:color w:val="2563EB"/>
-          <w:sz w:val="19"/>
-        </w:rPr>
-        <w:t xml:space="preserve">VDA / QSA </w:t>
-      </w:r>
-      <w:r>
-        <w:rPr>
-          <w:b/>
-          <w:color w:val="2563EB"/>
-          <w:sz w:val="19"/>
-        </w:rPr>
-        <w:t>與</w:t>
-      </w:r>
-      <w:r>
-        <w:rPr>
-          <w:b/>
-          <w:color w:val="2563EB"/>
-          <w:sz w:val="19"/>
-        </w:rPr>
-        <w:t xml:space="preserve"> HSF</w:t>
-      </w:r>
-      <w:r>
-        <w:rPr>
-          <w:b/>
-          <w:color w:val="2563EB"/>
-          <w:sz w:val="19"/>
-        </w:rPr>
-        <w:t>）</w:t>
+          <w:lang w:eastAsia="zh-TW"/>
+        </w:rPr>
+        <w:t>圖 4　年度稽核組件取值邏輯（VDA / QSA 與 HSF）</w:t>
       </w:r>
     </w:p>
     <w:p>
-      <w:r>
-        <w:t>（若</w:t>
-      </w:r>
-      <w:r>
-        <w:t xml:space="preserve"> VDA</w:t>
-      </w:r>
-      <w:r>
-        <w:t>、</w:t>
-      </w:r>
-      <w:r>
-        <w:t>QSA</w:t>
-      </w:r>
-      <w:r>
-        <w:t>、</w:t>
-      </w:r>
-      <w:r>
-        <w:t xml:space="preserve">HSF </w:t>
-      </w:r>
-      <w:r>
-        <w:t>皆無資料，則稽核組件</w:t>
-      </w:r>
-      <w:r>
-        <w:t xml:space="preserve"> = 0</w:t>
-      </w:r>
-      <w:r>
-        <w:t>。</w:t>
-      </w:r>
-      <w:r>
-        <w:t xml:space="preserve">VDA = 0 </w:t>
-      </w:r>
-      <w:r>
-        <w:t>一律視為無值。）</w:t>
+      <w:pPr>
+        <w:rPr>
+          <w:lang w:eastAsia="zh-TW"/>
+        </w:rPr>
+      </w:pPr>
+      <w:r>
+        <w:rPr>
+          <w:lang w:eastAsia="zh-TW"/>
+        </w:rPr>
+        <w:t>（若 VDA、QSA、HSF 皆無資料，則稽核組件 = 0。VDA = 0 一律視為無值。）</w:t>
       </w:r>
     </w:p>
     <w:p>
-      <w:r>
-        <w:t>年度分數與等級：</w:t>
+      <w:proofErr w:type="spellStart"/>
+      <w:r>
+        <w:lastRenderedPageBreak/>
+        <w:t>年度分數與等級</w:t>
+      </w:r>
+      <w:proofErr w:type="spellEnd"/>
+      <w:r>
+        <w:t>：</w:t>
       </w:r>
     </w:p>
     <w:p>
@@ -2820,7 +2549,6 @@
         <w:rPr>
           <w:noProof/>
         </w:rPr>
-        <w:lastRenderedPageBreak/>
         <w:drawing>
           <wp:inline distT="0" distB="0" distL="0" distR="0" wp14:anchorId="0B10AA90" wp14:editId="196BFF27">
             <wp:extent cx="4937760" cy="7028199"/>
@@ -2862,30 +2590,18 @@
       <w:pPr>
         <w:spacing w:after="200"/>
         <w:jc w:val="center"/>
+        <w:rPr>
+          <w:lang w:eastAsia="zh-TW"/>
+        </w:rPr>
       </w:pPr>
       <w:r>
         <w:rPr>
           <w:b/>
           <w:color w:val="2563EB"/>
           <w:sz w:val="19"/>
-        </w:rPr>
-        <w:t>圖</w:t>
-      </w:r>
-      <w:r>
-        <w:rPr>
-          <w:b/>
-          <w:color w:val="2563EB"/>
-          <w:sz w:val="19"/>
-        </w:rPr>
-        <w:t xml:space="preserve"> 5</w:t>
-      </w:r>
-      <w:r>
-        <w:rPr>
-          <w:b/>
-          <w:color w:val="2563EB"/>
-          <w:sz w:val="19"/>
-        </w:rPr>
-        <w:t xml:space="preserve">　年度分數計算與等級判定</w:t>
+          <w:lang w:eastAsia="zh-TW"/>
+        </w:rPr>
+        <w:t>圖 5　年度分數計算與等級判定</w:t>
       </w:r>
     </w:p>
     <w:p>
@@ -2899,38 +2615,52 @@
         <w:shd w:val="clear" w:color="auto" w:fill="F1F5F9"/>
         <w:spacing w:before="40" w:after="160"/>
         <w:ind w:left="72"/>
+        <w:rPr>
+          <w:lang w:eastAsia="zh-TW"/>
+        </w:rPr>
       </w:pPr>
       <w:r>
         <w:rPr>
           <w:rFonts w:ascii="Consolas" w:eastAsia="Consolas" w:hAnsi="Consolas" w:cs="Consolas"/>
           <w:sz w:val="20"/>
-        </w:rPr>
-        <w:t>年度等級：</w:t>
-      </w:r>
-      <w:r>
-        <w:rPr>
-          <w:rFonts w:ascii="Consolas" w:eastAsia="Consolas" w:hAnsi="Consolas" w:cs="Consolas"/>
-          <w:sz w:val="20"/>
-        </w:rPr>
-        <w:t xml:space="preserve">  ≥ 95 → A   ≥ 85 → B   ≥ 75 → C   ≥ 60 → D   &lt; 60 → E</w:t>
+          <w:lang w:eastAsia="zh-TW"/>
+        </w:rPr>
+        <w:t>年度等級：  ≥ 95 → A   ≥ 85 → B   ≥ 75 → C   ≥ 60 → D   &lt; 60 → E</w:t>
       </w:r>
     </w:p>
     <w:p>
       <w:pPr>
         <w:pStyle w:val="21"/>
+        <w:rPr>
+          <w:lang w:eastAsia="zh-TW"/>
+        </w:rPr>
       </w:pPr>
       <w:bookmarkStart w:id="7" w:name="_Toc237121567"/>
       <w:r>
+        <w:rPr>
+          <w:lang w:eastAsia="zh-TW"/>
+        </w:rPr>
         <w:lastRenderedPageBreak/>
         <w:t xml:space="preserve">2.5 </w:t>
       </w:r>
       <w:r>
+        <w:rPr>
+          <w:lang w:eastAsia="zh-TW"/>
+        </w:rPr>
         <w:t>下年度稽核計畫判定</w:t>
       </w:r>
       <w:bookmarkEnd w:id="7"/>
     </w:p>
     <w:p>
-      <w:r>
+      <w:pPr>
+        <w:rPr>
+          <w:lang w:eastAsia="zh-TW"/>
+        </w:rPr>
+      </w:pPr>
+      <w:r>
+        <w:rPr>
+          <w:lang w:eastAsia="zh-TW"/>
+        </w:rPr>
         <w:t>先確認是否有交易，再依「供應商類型（國內／國外）」與單一維度判定稽核方式：</w:t>
       </w:r>
     </w:p>
@@ -2984,60 +2714,81 @@
       <w:pPr>
         <w:spacing w:after="200"/>
         <w:jc w:val="center"/>
-      </w:pPr>
-      <w:r>
         <w:rPr>
           <w:b/>
           <w:color w:val="2563EB"/>
           <w:sz w:val="19"/>
-        </w:rPr>
-        <w:t>圖</w:t>
-      </w:r>
+          <w:lang w:eastAsia="zh-TW"/>
+        </w:rPr>
+      </w:pPr>
       <w:r>
         <w:rPr>
           <w:b/>
           <w:color w:val="2563EB"/>
           <w:sz w:val="19"/>
-        </w:rPr>
-        <w:t xml:space="preserve"> 6</w:t>
-      </w:r>
-      <w:r>
+          <w:lang w:eastAsia="zh-TW"/>
+        </w:rPr>
+        <w:t>圖 6　SQM 下年度稽核判定流程</w:t>
+      </w:r>
+    </w:p>
+    <w:p>
+      <w:pPr>
+        <w:spacing w:after="200"/>
+        <w:jc w:val="center"/>
         <w:rPr>
           <w:b/>
           <w:color w:val="2563EB"/>
           <w:sz w:val="19"/>
-        </w:rPr>
-        <w:t xml:space="preserve">　</w:t>
-      </w:r>
-      <w:r>
+          <w:lang w:eastAsia="zh-TW"/>
+        </w:rPr>
+      </w:pPr>
+    </w:p>
+    <w:p>
+      <w:pPr>
+        <w:spacing w:after="200"/>
+        <w:jc w:val="center"/>
         <w:rPr>
           <w:b/>
           <w:color w:val="2563EB"/>
           <w:sz w:val="19"/>
-        </w:rPr>
-        <w:t xml:space="preserve">SQM </w:t>
-      </w:r>
-      <w:r>
+          <w:lang w:eastAsia="zh-TW"/>
+        </w:rPr>
+      </w:pPr>
+    </w:p>
+    <w:p>
+      <w:pPr>
+        <w:spacing w:after="200"/>
+        <w:jc w:val="center"/>
         <w:rPr>
           <w:b/>
           <w:color w:val="2563EB"/>
           <w:sz w:val="19"/>
-        </w:rPr>
-        <w:t>下年度稽核判定流程</w:t>
-      </w:r>
+          <w:lang w:eastAsia="zh-TW"/>
+        </w:rPr>
+      </w:pPr>
     </w:p>
     <w:p>
-      <w:r>
+      <w:pPr>
+        <w:spacing w:after="200"/>
+        <w:jc w:val="center"/>
+        <w:rPr>
+          <w:rFonts w:hint="eastAsia"/>
+          <w:lang w:eastAsia="zh-TW"/>
+        </w:rPr>
+      </w:pPr>
+    </w:p>
+    <w:p>
+      <w:r>
+        <w:lastRenderedPageBreak/>
         <w:t xml:space="preserve">SQM </w:t>
       </w:r>
+      <w:proofErr w:type="spellStart"/>
       <w:r>
         <w:t>稽核類型共</w:t>
       </w:r>
-      <w:r>
-        <w:t xml:space="preserve"> 3 </w:t>
-      </w:r>
-      <w:r>
-        <w:t>種：</w:t>
+      <w:proofErr w:type="spellEnd"/>
+      <w:r>
+        <w:t xml:space="preserve"> 3 種：</w:t>
       </w:r>
     </w:p>
     <w:tbl>
@@ -3064,6 +2815,7 @@
             <w:pPr>
               <w:jc w:val="center"/>
             </w:pPr>
+            <w:proofErr w:type="spellStart"/>
             <w:r>
               <w:rPr>
                 <w:b/>
@@ -3072,6 +2824,7 @@
               </w:rPr>
               <w:t>稽核類型</w:t>
             </w:r>
+            <w:proofErr w:type="spellEnd"/>
           </w:p>
         </w:tc>
         <w:tc>
@@ -3083,6 +2836,7 @@
             <w:pPr>
               <w:jc w:val="center"/>
             </w:pPr>
+            <w:proofErr w:type="spellStart"/>
             <w:r>
               <w:rPr>
                 <w:b/>
@@ -3091,6 +2845,7 @@
               </w:rPr>
               <w:t>適用情況</w:t>
             </w:r>
+            <w:proofErr w:type="spellEnd"/>
           </w:p>
         </w:tc>
       </w:tr>
@@ -3103,12 +2858,14 @@
             <w:tcW w:w="4867" w:type="dxa"/>
           </w:tcPr>
           <w:p>
+            <w:proofErr w:type="spellStart"/>
             <w:r>
               <w:rPr>
                 <w:sz w:val="19"/>
               </w:rPr>
               <w:t>免稽</w:t>
             </w:r>
+            <w:proofErr w:type="spellEnd"/>
           </w:p>
         </w:tc>
         <w:tc>
@@ -3116,12 +2873,14 @@
             <w:tcW w:w="4867" w:type="dxa"/>
           </w:tcPr>
           <w:p>
+            <w:proofErr w:type="spellStart"/>
             <w:r>
               <w:rPr>
                 <w:sz w:val="19"/>
               </w:rPr>
               <w:t>無交易記錄</w:t>
             </w:r>
+            <w:proofErr w:type="spellEnd"/>
           </w:p>
         </w:tc>
       </w:tr>
@@ -3135,12 +2894,14 @@
             <w:shd w:val="clear" w:color="auto" w:fill="F1F5F9"/>
           </w:tcPr>
           <w:p>
+            <w:proofErr w:type="spellStart"/>
             <w:r>
               <w:rPr>
                 <w:sz w:val="19"/>
               </w:rPr>
               <w:t>文件稽核</w:t>
             </w:r>
+            <w:proofErr w:type="spellEnd"/>
           </w:p>
         </w:tc>
         <w:tc>
@@ -3149,12 +2910,14 @@
             <w:shd w:val="clear" w:color="auto" w:fill="F1F5F9"/>
           </w:tcPr>
           <w:p>
+            <w:proofErr w:type="spellStart"/>
             <w:r>
               <w:rPr>
                 <w:sz w:val="19"/>
               </w:rPr>
               <w:t>需文件審查</w:t>
             </w:r>
+            <w:proofErr w:type="spellEnd"/>
           </w:p>
         </w:tc>
       </w:tr>
@@ -3167,13 +2930,14 @@
             <w:tcW w:w="4867" w:type="dxa"/>
           </w:tcPr>
           <w:p>
+            <w:proofErr w:type="spellStart"/>
             <w:r>
               <w:rPr>
                 <w:sz w:val="19"/>
               </w:rPr>
-              <w:lastRenderedPageBreak/>
               <w:t>現場稽核</w:t>
             </w:r>
+            <w:proofErr w:type="spellEnd"/>
           </w:p>
         </w:tc>
         <w:tc>
@@ -3181,12 +2945,14 @@
             <w:tcW w:w="4867" w:type="dxa"/>
           </w:tcPr>
           <w:p>
+            <w:proofErr w:type="spellStart"/>
             <w:r>
               <w:rPr>
                 <w:sz w:val="19"/>
               </w:rPr>
               <w:t>需現場檢查</w:t>
             </w:r>
+            <w:proofErr w:type="spellEnd"/>
           </w:p>
         </w:tc>
       </w:tr>
@@ -3197,7 +2963,15 @@
       </w:pPr>
     </w:p>
     <w:p>
-      <w:r>
+      <w:pPr>
+        <w:rPr>
+          <w:lang w:eastAsia="zh-TW"/>
+        </w:rPr>
+      </w:pPr>
+      <w:r>
+        <w:rPr>
+          <w:lang w:eastAsia="zh-TW"/>
+        </w:rPr>
         <w:t>國外廠商清單（硬編碼；不在此清單者視為國內廠商）：</w:t>
       </w:r>
     </w:p>
@@ -3218,312 +2992,188 @@
           <w:color w:val="334155"/>
           <w:sz w:val="19"/>
         </w:rPr>
-        <w:t>PHENITEC100609</w:t>
-      </w:r>
+        <w:t xml:space="preserve">PHENITEC100609、揚州杰利102420、莫迅科技103019、山東強茂105986、大中積體電路106258、DB </w:t>
+      </w:r>
+      <w:proofErr w:type="spellStart"/>
       <w:r>
         <w:rPr>
           <w:color w:val="334155"/>
           <w:sz w:val="19"/>
         </w:rPr>
-        <w:t>、揚州杰利</w:t>
-      </w:r>
+        <w:t>Hitek</w:t>
+      </w:r>
+      <w:proofErr w:type="spellEnd"/>
       <w:r>
         <w:rPr>
           <w:color w:val="334155"/>
           <w:sz w:val="19"/>
         </w:rPr>
-        <w:t>102420</w:t>
-      </w:r>
-      <w:r>
-        <w:rPr>
-          <w:color w:val="334155"/>
-          <w:sz w:val="19"/>
-        </w:rPr>
-        <w:t>、莫迅科技</w:t>
-      </w:r>
-      <w:r>
-        <w:rPr>
-          <w:color w:val="334155"/>
-          <w:sz w:val="19"/>
-        </w:rPr>
-        <w:t>103019</w:t>
-      </w:r>
-      <w:r>
-        <w:rPr>
-          <w:color w:val="334155"/>
-          <w:sz w:val="19"/>
-        </w:rPr>
-        <w:t>、山東強茂</w:t>
-      </w:r>
-      <w:r>
-        <w:rPr>
-          <w:color w:val="334155"/>
-          <w:sz w:val="19"/>
-        </w:rPr>
-        <w:t>105986</w:t>
-      </w:r>
-      <w:r>
-        <w:rPr>
-          <w:color w:val="334155"/>
-          <w:sz w:val="19"/>
-        </w:rPr>
-        <w:t>、大中積體電路</w:t>
-      </w:r>
-      <w:r>
-        <w:rPr>
-          <w:color w:val="334155"/>
-          <w:sz w:val="19"/>
-        </w:rPr>
-        <w:t>106258</w:t>
-      </w:r>
-      <w:r>
-        <w:rPr>
-          <w:color w:val="334155"/>
-          <w:sz w:val="19"/>
-        </w:rPr>
-        <w:t>、</w:t>
-      </w:r>
-      <w:r>
-        <w:rPr>
-          <w:color w:val="334155"/>
-          <w:sz w:val="19"/>
-        </w:rPr>
-        <w:t>DB Hitek Co., Ltd.-T106405</w:t>
-      </w:r>
-      <w:r>
-        <w:rPr>
-          <w:color w:val="334155"/>
-          <w:sz w:val="19"/>
-        </w:rPr>
-        <w:t>、安徽長飛</w:t>
-      </w:r>
-      <w:r>
-        <w:rPr>
-          <w:color w:val="334155"/>
-          <w:sz w:val="19"/>
-        </w:rPr>
-        <w:t>107309</w:t>
-      </w:r>
-      <w:r>
-        <w:rPr>
-          <w:color w:val="334155"/>
-          <w:sz w:val="19"/>
-        </w:rPr>
-        <w:t>、</w:t>
-      </w:r>
-      <w:r>
-        <w:rPr>
-          <w:color w:val="334155"/>
-          <w:sz w:val="19"/>
-        </w:rPr>
-        <w:t>Power Master107344</w:t>
-      </w:r>
-      <w:r>
-        <w:rPr>
-          <w:color w:val="334155"/>
-          <w:sz w:val="19"/>
-        </w:rPr>
-        <w:t>、鈦昇</w:t>
-      </w:r>
-      <w:r>
-        <w:rPr>
-          <w:color w:val="334155"/>
-          <w:sz w:val="19"/>
-        </w:rPr>
-        <w:t>103872</w:t>
-      </w:r>
-      <w:r>
-        <w:rPr>
-          <w:color w:val="334155"/>
-          <w:sz w:val="19"/>
-        </w:rPr>
-        <w:t>、</w:t>
-      </w:r>
-      <w:r>
-        <w:rPr>
-          <w:color w:val="334155"/>
-          <w:sz w:val="19"/>
-        </w:rPr>
-        <w:t>Heraeus Materials103632</w:t>
-      </w:r>
-      <w:r>
-        <w:rPr>
-          <w:color w:val="334155"/>
-          <w:sz w:val="19"/>
-        </w:rPr>
-        <w:t>、</w:t>
-      </w:r>
-      <w:r>
-        <w:rPr>
-          <w:color w:val="334155"/>
-          <w:sz w:val="19"/>
-        </w:rPr>
-        <w:t>Advanced Assembly Ma106493</w:t>
-      </w:r>
-      <w:r>
-        <w:rPr>
-          <w:color w:val="334155"/>
-          <w:sz w:val="19"/>
-        </w:rPr>
-        <w:t>、至鴻</w:t>
-      </w:r>
-      <w:r>
-        <w:rPr>
-          <w:color w:val="334155"/>
-          <w:sz w:val="19"/>
-        </w:rPr>
-        <w:t>100677</w:t>
-      </w:r>
-      <w:r>
-        <w:rPr>
-          <w:color w:val="334155"/>
-          <w:sz w:val="19"/>
-        </w:rPr>
-        <w:t>、</w:t>
-      </w:r>
-      <w:r>
-        <w:rPr>
-          <w:color w:val="334155"/>
-          <w:sz w:val="19"/>
-        </w:rPr>
-        <w:t>Heraeus Singapore100861</w:t>
-      </w:r>
-      <w:r>
-        <w:rPr>
-          <w:color w:val="334155"/>
-          <w:sz w:val="19"/>
-        </w:rPr>
-        <w:t>、</w:t>
-      </w:r>
-      <w:r>
-        <w:rPr>
-          <w:color w:val="334155"/>
-          <w:sz w:val="19"/>
-        </w:rPr>
-        <w:t>DNP100646</w:t>
-      </w:r>
-      <w:r>
-        <w:rPr>
-          <w:color w:val="334155"/>
-          <w:sz w:val="19"/>
-        </w:rPr>
-        <w:t>、杭州士蘭微電子股份有限公司</w:t>
-      </w:r>
-      <w:r>
-        <w:rPr>
-          <w:color w:val="334155"/>
-          <w:sz w:val="19"/>
-        </w:rPr>
-        <w:t>100198</w:t>
-      </w:r>
-      <w:r>
-        <w:rPr>
-          <w:color w:val="334155"/>
-          <w:sz w:val="19"/>
-        </w:rPr>
-        <w:t>、翰特科技股份有限公司</w:t>
-      </w:r>
-      <w:r>
-        <w:rPr>
-          <w:color w:val="334155"/>
-          <w:sz w:val="19"/>
-        </w:rPr>
-        <w:t>106308</w:t>
-      </w:r>
-      <w:r>
-        <w:rPr>
-          <w:color w:val="334155"/>
-          <w:sz w:val="19"/>
-        </w:rPr>
-        <w:t>、安徽安芯电子科技股份有限公司</w:t>
-      </w:r>
-      <w:r>
-        <w:rPr>
-          <w:color w:val="334155"/>
-          <w:sz w:val="19"/>
-        </w:rPr>
-        <w:t>104885</w:t>
-      </w:r>
-      <w:r>
-        <w:rPr>
-          <w:color w:val="334155"/>
-          <w:sz w:val="19"/>
-        </w:rPr>
-        <w:t>、上海聖椏電子科技有限公司</w:t>
-      </w:r>
-      <w:r>
-        <w:rPr>
-          <w:color w:val="334155"/>
-          <w:sz w:val="19"/>
-        </w:rPr>
-        <w:t>108138</w:t>
-      </w:r>
-      <w:r>
-        <w:rPr>
-          <w:color w:val="334155"/>
-          <w:sz w:val="19"/>
-        </w:rPr>
-        <w:t>、東晶電子股份有限公司</w:t>
-      </w:r>
-      <w:r>
-        <w:rPr>
-          <w:color w:val="334155"/>
-          <w:sz w:val="19"/>
-        </w:rPr>
-        <w:t>106974</w:t>
+        <w:t xml:space="preserve"> Co., Ltd.-T106405、安徽長飛107309、Power Master107344、鈦昇103872、Heraeus Materials103632、Advanced Assembly Ma106493、至鴻100677、Heraeus Singapore100861、DNP100646、杭州士蘭微電子股份有限公司100198、翰特科技股份有限公司106308、安徽安芯电子科技股份有限公司104885、上海聖椏電子科技有限公司108138、東晶電子股份有限公司106974</w:t>
       </w:r>
     </w:p>
     <w:p>
       <w:pPr>
+        <w:rPr>
+          <w:lang w:eastAsia="zh-TW"/>
+        </w:rPr>
+      </w:pPr>
+      <w:bookmarkStart w:id="8" w:name="_Toc237121568"/>
+    </w:p>
+    <w:p>
+      <w:pPr>
+        <w:rPr>
+          <w:lang w:eastAsia="zh-TW"/>
+        </w:rPr>
+      </w:pPr>
+    </w:p>
+    <w:p>
+      <w:pPr>
+        <w:rPr>
+          <w:lang w:eastAsia="zh-TW"/>
+        </w:rPr>
+      </w:pPr>
+    </w:p>
+    <w:p>
+      <w:pPr>
+        <w:rPr>
+          <w:lang w:eastAsia="zh-TW"/>
+        </w:rPr>
+      </w:pPr>
+    </w:p>
+    <w:p>
+      <w:pPr>
+        <w:rPr>
+          <w:lang w:eastAsia="zh-TW"/>
+        </w:rPr>
+      </w:pPr>
+    </w:p>
+    <w:p>
+      <w:pPr>
+        <w:rPr>
+          <w:lang w:eastAsia="zh-TW"/>
+        </w:rPr>
+      </w:pPr>
+    </w:p>
+    <w:p>
+      <w:pPr>
+        <w:rPr>
+          <w:lang w:eastAsia="zh-TW"/>
+        </w:rPr>
+      </w:pPr>
+    </w:p>
+    <w:p>
+      <w:pPr>
+        <w:rPr>
+          <w:lang w:eastAsia="zh-TW"/>
+        </w:rPr>
+      </w:pPr>
+    </w:p>
+    <w:p>
+      <w:pPr>
+        <w:rPr>
+          <w:lang w:eastAsia="zh-TW"/>
+        </w:rPr>
+      </w:pPr>
+    </w:p>
+    <w:p>
+      <w:pPr>
+        <w:rPr>
+          <w:rFonts w:hint="eastAsia"/>
+          <w:lang w:eastAsia="zh-TW"/>
+        </w:rPr>
+      </w:pPr>
+    </w:p>
+    <w:p>
+      <w:pPr>
+        <w:rPr>
+          <w:rFonts w:hint="eastAsia"/>
+          <w:lang w:eastAsia="zh-TW"/>
+        </w:rPr>
+      </w:pPr>
+    </w:p>
+    <w:p>
+      <w:pPr>
         <w:pStyle w:val="1"/>
-      </w:pPr>
-      <w:bookmarkStart w:id="8" w:name="_Toc237121568"/>
-      <w:r>
+        <w:rPr>
+          <w:lang w:eastAsia="zh-TW"/>
+        </w:rPr>
+      </w:pPr>
+      <w:r>
+        <w:rPr>
+          <w:lang w:eastAsia="zh-TW"/>
+        </w:rPr>
+        <w:lastRenderedPageBreak/>
         <w:t>三、</w:t>
       </w:r>
       <w:r>
+        <w:rPr>
+          <w:lang w:eastAsia="zh-TW"/>
+        </w:rPr>
         <w:t xml:space="preserve">OSAT </w:t>
       </w:r>
       <w:r>
+        <w:rPr>
+          <w:lang w:eastAsia="zh-TW"/>
+        </w:rPr>
         <w:t>模組</w:t>
       </w:r>
       <w:bookmarkEnd w:id="8"/>
     </w:p>
     <w:p>
-      <w:r>
-        <w:t>OSAT</w:t>
-      </w:r>
-      <w:r>
-        <w:t>（封測代工廠）的月評核在「品質評鑑」的算法與</w:t>
-      </w:r>
-      <w:r>
-        <w:t xml:space="preserve"> SQM </w:t>
-      </w:r>
-      <w:r>
-        <w:t>不同（改以進料允收率＋基礎評分組成），其餘（採購、年度評鑑、等級門檻）大致相同。</w:t>
+      <w:pPr>
+        <w:rPr>
+          <w:lang w:eastAsia="zh-TW"/>
+        </w:rPr>
+      </w:pPr>
+      <w:r>
+        <w:rPr>
+          <w:lang w:eastAsia="zh-TW"/>
+        </w:rPr>
+        <w:t>OSAT（封測代工廠）的月評核在「品質評鑑」的算法與 SQM 不同（改以進料允收率＋基礎評分組成），其餘（採購、年度評鑑、等級門檻）大致相同。</w:t>
       </w:r>
     </w:p>
     <w:p>
       <w:pPr>
         <w:pStyle w:val="21"/>
+        <w:rPr>
+          <w:lang w:eastAsia="zh-TW"/>
+        </w:rPr>
       </w:pPr>
       <w:bookmarkStart w:id="9" w:name="_Toc237121569"/>
       <w:r>
+        <w:rPr>
+          <w:lang w:eastAsia="zh-TW"/>
+        </w:rPr>
         <w:t xml:space="preserve">3.1 </w:t>
       </w:r>
       <w:r>
+        <w:rPr>
+          <w:lang w:eastAsia="zh-TW"/>
+        </w:rPr>
         <w:t>月評核</w:t>
       </w:r>
       <w:r>
+        <w:rPr>
+          <w:lang w:eastAsia="zh-TW"/>
+        </w:rPr>
         <w:t xml:space="preserve"> — </w:t>
       </w:r>
       <w:r>
+        <w:rPr>
+          <w:lang w:eastAsia="zh-TW"/>
+        </w:rPr>
         <w:t>品質評鑑（權重</w:t>
       </w:r>
       <w:r>
+        <w:rPr>
+          <w:lang w:eastAsia="zh-TW"/>
+        </w:rPr>
         <w:t xml:space="preserve"> 70%</w:t>
       </w:r>
       <w:r>
+        <w:rPr>
+          <w:lang w:eastAsia="zh-TW"/>
+        </w:rPr>
         <w:t>）</w:t>
       </w:r>
       <w:bookmarkEnd w:id="9"/>
@@ -3539,352 +3189,113 @@
         <w:shd w:val="clear" w:color="auto" w:fill="F1F5F9"/>
         <w:spacing w:before="40" w:after="160"/>
         <w:ind w:left="72"/>
+        <w:rPr>
+          <w:lang w:eastAsia="zh-TW"/>
+        </w:rPr>
       </w:pPr>
       <w:r>
         <w:rPr>
           <w:rFonts w:ascii="Consolas" w:eastAsia="Consolas" w:hAnsi="Consolas" w:cs="Consolas"/>
           <w:sz w:val="20"/>
-        </w:rPr>
-        <w:t>進料允收率</w:t>
+          <w:lang w:eastAsia="zh-TW"/>
+        </w:rPr>
+        <w:t>進料允收率 A1 = ( 進料批數 − 進料退貨批數 ) ÷ 進料批數 × 100%</w:t>
+      </w:r>
+      <w:r>
+        <w:rPr>
+          <w:lang w:eastAsia="zh-TW"/>
+        </w:rPr>
+        <w:br/>
       </w:r>
       <w:r>
         <w:rPr>
           <w:rFonts w:ascii="Consolas" w:eastAsia="Consolas" w:hAnsi="Consolas" w:cs="Consolas"/>
           <w:sz w:val="20"/>
-        </w:rPr>
-        <w:t xml:space="preserve"> A1 = ( </w:t>
+          <w:lang w:eastAsia="zh-TW"/>
+        </w:rPr>
+        <w:t>進料允收率總分 A（40%）= A1 × 0.4</w:t>
+      </w:r>
+      <w:r>
+        <w:rPr>
+          <w:lang w:eastAsia="zh-TW"/>
+        </w:rPr>
+        <w:br/>
+      </w:r>
+      <w:r>
+        <w:rPr>
+          <w:lang w:eastAsia="zh-TW"/>
+        </w:rPr>
+        <w:br/>
       </w:r>
       <w:r>
         <w:rPr>
           <w:rFonts w:ascii="Consolas" w:eastAsia="Consolas" w:hAnsi="Consolas" w:cs="Consolas"/>
           <w:sz w:val="20"/>
-        </w:rPr>
-        <w:t>進料批數</w:t>
+          <w:lang w:eastAsia="zh-TW"/>
+        </w:rPr>
+        <w:t>基礎評分 B1（40%）= max( 0 , 40 − 5×嚴重客訴 − 1×一般客訴 − 3×客訴再發 − 3×集團CAR )</w:t>
+      </w:r>
+      <w:r>
+        <w:rPr>
+          <w:lang w:eastAsia="zh-TW"/>
+        </w:rPr>
+        <w:br/>
       </w:r>
       <w:r>
         <w:rPr>
           <w:rFonts w:ascii="Consolas" w:eastAsia="Consolas" w:hAnsi="Consolas" w:cs="Consolas"/>
           <w:sz w:val="20"/>
-        </w:rPr>
-        <w:t xml:space="preserve"> − </w:t>
+          <w:lang w:eastAsia="zh-TW"/>
+        </w:rPr>
+        <w:t>基礎評分 B2（10%）= max( 0 , 10 − 5×未準時回覆件數 )</w:t>
+      </w:r>
+      <w:r>
+        <w:rPr>
+          <w:lang w:eastAsia="zh-TW"/>
+        </w:rPr>
+        <w:br/>
       </w:r>
       <w:r>
         <w:rPr>
           <w:rFonts w:ascii="Consolas" w:eastAsia="Consolas" w:hAnsi="Consolas" w:cs="Consolas"/>
           <w:sz w:val="20"/>
-        </w:rPr>
-        <w:t>進料退貨批數</w:t>
+          <w:lang w:eastAsia="zh-TW"/>
+        </w:rPr>
+        <w:t>基礎評分總分 B = B1 + B2</w:t>
+      </w:r>
+      <w:r>
+        <w:rPr>
+          <w:lang w:eastAsia="zh-TW"/>
+        </w:rPr>
+        <w:br/>
+      </w:r>
+      <w:r>
+        <w:rPr>
+          <w:lang w:eastAsia="zh-TW"/>
+        </w:rPr>
+        <w:br/>
       </w:r>
       <w:r>
         <w:rPr>
           <w:rFonts w:ascii="Consolas" w:eastAsia="Consolas" w:hAnsi="Consolas" w:cs="Consolas"/>
           <w:sz w:val="20"/>
-        </w:rPr>
-        <w:t xml:space="preserve"> ) ÷ </w:t>
+          <w:lang w:eastAsia="zh-TW"/>
+        </w:rPr>
+        <w:t>品管鑑定分數 = A + B + Others</w:t>
+      </w:r>
+      <w:r>
+        <w:rPr>
+          <w:lang w:eastAsia="zh-TW"/>
+        </w:rPr>
+        <w:br/>
       </w:r>
       <w:r>
         <w:rPr>
           <w:rFonts w:ascii="Consolas" w:eastAsia="Consolas" w:hAnsi="Consolas" w:cs="Consolas"/>
           <w:sz w:val="20"/>
-        </w:rPr>
-        <w:t>進料批數</w:t>
-      </w:r>
-      <w:r>
-        <w:rPr>
-          <w:rFonts w:ascii="Consolas" w:eastAsia="Consolas" w:hAnsi="Consolas" w:cs="Consolas"/>
-          <w:sz w:val="20"/>
-        </w:rPr>
-        <w:t xml:space="preserve"> × 100%</w:t>
-      </w:r>
-      <w:r>
-        <w:br/>
-      </w:r>
-      <w:r>
-        <w:rPr>
-          <w:rFonts w:ascii="Consolas" w:eastAsia="Consolas" w:hAnsi="Consolas" w:cs="Consolas"/>
-          <w:sz w:val="20"/>
-        </w:rPr>
-        <w:t>進料允收率總分</w:t>
-      </w:r>
-      <w:r>
-        <w:rPr>
-          <w:rFonts w:ascii="Consolas" w:eastAsia="Consolas" w:hAnsi="Consolas" w:cs="Consolas"/>
-          <w:sz w:val="20"/>
-        </w:rPr>
-        <w:t xml:space="preserve"> A</w:t>
-      </w:r>
-      <w:r>
-        <w:rPr>
-          <w:rFonts w:ascii="Consolas" w:eastAsia="Consolas" w:hAnsi="Consolas" w:cs="Consolas"/>
-          <w:sz w:val="20"/>
-        </w:rPr>
-        <w:t>（</w:t>
-      </w:r>
-      <w:r>
-        <w:rPr>
-          <w:rFonts w:ascii="Consolas" w:eastAsia="Consolas" w:hAnsi="Consolas" w:cs="Consolas"/>
-          <w:sz w:val="20"/>
-        </w:rPr>
-        <w:t>40%</w:t>
-      </w:r>
-      <w:r>
-        <w:rPr>
-          <w:rFonts w:ascii="Consolas" w:eastAsia="Consolas" w:hAnsi="Consolas" w:cs="Consolas"/>
-          <w:sz w:val="20"/>
-        </w:rPr>
-        <w:t>）</w:t>
-      </w:r>
-      <w:r>
-        <w:rPr>
-          <w:rFonts w:ascii="Consolas" w:eastAsia="Consolas" w:hAnsi="Consolas" w:cs="Consolas"/>
-          <w:sz w:val="20"/>
-        </w:rPr>
-        <w:t>= A1 × 0.4</w:t>
-      </w:r>
-      <w:r>
-        <w:br/>
-      </w:r>
-      <w:r>
-        <w:br/>
-      </w:r>
-      <w:r>
-        <w:rPr>
-          <w:rFonts w:ascii="Consolas" w:eastAsia="Consolas" w:hAnsi="Consolas" w:cs="Consolas"/>
-          <w:sz w:val="20"/>
-        </w:rPr>
-        <w:t>基礎評分</w:t>
-      </w:r>
-      <w:r>
-        <w:rPr>
-          <w:rFonts w:ascii="Consolas" w:eastAsia="Consolas" w:hAnsi="Consolas" w:cs="Consolas"/>
-          <w:sz w:val="20"/>
-        </w:rPr>
-        <w:t xml:space="preserve"> B1</w:t>
-      </w:r>
-      <w:r>
-        <w:rPr>
-          <w:rFonts w:ascii="Consolas" w:eastAsia="Consolas" w:hAnsi="Consolas" w:cs="Consolas"/>
-          <w:sz w:val="20"/>
-        </w:rPr>
-        <w:t>（</w:t>
-      </w:r>
-      <w:r>
-        <w:rPr>
-          <w:rFonts w:ascii="Consolas" w:eastAsia="Consolas" w:hAnsi="Consolas" w:cs="Consolas"/>
-          <w:sz w:val="20"/>
-        </w:rPr>
-        <w:t>40%</w:t>
-      </w:r>
-      <w:r>
-        <w:rPr>
-          <w:rFonts w:ascii="Consolas" w:eastAsia="Consolas" w:hAnsi="Consolas" w:cs="Consolas"/>
-          <w:sz w:val="20"/>
-        </w:rPr>
-        <w:t>）</w:t>
-      </w:r>
-      <w:r>
-        <w:rPr>
-          <w:rFonts w:ascii="Consolas" w:eastAsia="Consolas" w:hAnsi="Consolas" w:cs="Consolas"/>
-          <w:sz w:val="20"/>
-        </w:rPr>
-        <w:t>= max( 0 , 40 − 5×</w:t>
-      </w:r>
-      <w:r>
-        <w:rPr>
-          <w:rFonts w:ascii="Consolas" w:eastAsia="Consolas" w:hAnsi="Consolas" w:cs="Consolas"/>
-          <w:sz w:val="20"/>
-        </w:rPr>
-        <w:t>嚴重客訴</w:t>
-      </w:r>
-      <w:r>
-        <w:rPr>
-          <w:rFonts w:ascii="Consolas" w:eastAsia="Consolas" w:hAnsi="Consolas" w:cs="Consolas"/>
-          <w:sz w:val="20"/>
-        </w:rPr>
-        <w:t xml:space="preserve"> − 1×</w:t>
-      </w:r>
-      <w:r>
-        <w:rPr>
-          <w:rFonts w:ascii="Consolas" w:eastAsia="Consolas" w:hAnsi="Consolas" w:cs="Consolas"/>
-          <w:sz w:val="20"/>
-        </w:rPr>
-        <w:t>一般客訴</w:t>
-      </w:r>
-      <w:r>
-        <w:rPr>
-          <w:rFonts w:ascii="Consolas" w:eastAsia="Consolas" w:hAnsi="Consolas" w:cs="Consolas"/>
-          <w:sz w:val="20"/>
-        </w:rPr>
-        <w:t xml:space="preserve"> − 3×</w:t>
-      </w:r>
-      <w:r>
-        <w:rPr>
-          <w:rFonts w:ascii="Consolas" w:eastAsia="Consolas" w:hAnsi="Consolas" w:cs="Consolas"/>
-          <w:sz w:val="20"/>
-        </w:rPr>
-        <w:t>客訴再發</w:t>
-      </w:r>
-      <w:r>
-        <w:rPr>
-          <w:rFonts w:ascii="Consolas" w:eastAsia="Consolas" w:hAnsi="Consolas" w:cs="Consolas"/>
-          <w:sz w:val="20"/>
-        </w:rPr>
-        <w:t xml:space="preserve"> − 3×</w:t>
-      </w:r>
-      <w:r>
-        <w:rPr>
-          <w:rFonts w:ascii="Consolas" w:eastAsia="Consolas" w:hAnsi="Consolas" w:cs="Consolas"/>
-          <w:sz w:val="20"/>
-        </w:rPr>
-        <w:t>集團</w:t>
-      </w:r>
-      <w:r>
-        <w:rPr>
-          <w:rFonts w:ascii="Consolas" w:eastAsia="Consolas" w:hAnsi="Consolas" w:cs="Consolas"/>
-          <w:sz w:val="20"/>
-        </w:rPr>
-        <w:t>CAR )</w:t>
-      </w:r>
-      <w:r>
-        <w:br/>
-      </w:r>
-      <w:r>
-        <w:rPr>
-          <w:rFonts w:ascii="Consolas" w:eastAsia="Consolas" w:hAnsi="Consolas" w:cs="Consolas"/>
-          <w:sz w:val="20"/>
-        </w:rPr>
-        <w:t>基礎評分</w:t>
-      </w:r>
-      <w:r>
-        <w:rPr>
-          <w:rFonts w:ascii="Consolas" w:eastAsia="Consolas" w:hAnsi="Consolas" w:cs="Consolas"/>
-          <w:sz w:val="20"/>
-        </w:rPr>
-        <w:t xml:space="preserve"> B2</w:t>
-      </w:r>
-      <w:r>
-        <w:rPr>
-          <w:rFonts w:ascii="Consolas" w:eastAsia="Consolas" w:hAnsi="Consolas" w:cs="Consolas"/>
-          <w:sz w:val="20"/>
-        </w:rPr>
-        <w:t>（</w:t>
-      </w:r>
-      <w:r>
-        <w:rPr>
-          <w:rFonts w:ascii="Consolas" w:eastAsia="Consolas" w:hAnsi="Consolas" w:cs="Consolas"/>
-          <w:sz w:val="20"/>
-        </w:rPr>
-        <w:t>10%</w:t>
-      </w:r>
-      <w:r>
-        <w:rPr>
-          <w:rFonts w:ascii="Consolas" w:eastAsia="Consolas" w:hAnsi="Consolas" w:cs="Consolas"/>
-          <w:sz w:val="20"/>
-        </w:rPr>
-        <w:t>）</w:t>
-      </w:r>
-      <w:r>
-        <w:rPr>
-          <w:rFonts w:ascii="Consolas" w:eastAsia="Consolas" w:hAnsi="Consolas" w:cs="Consolas"/>
-          <w:sz w:val="20"/>
-        </w:rPr>
-        <w:t>= max( 0 , 10 − 5×</w:t>
-      </w:r>
-      <w:r>
-        <w:rPr>
-          <w:rFonts w:ascii="Consolas" w:eastAsia="Consolas" w:hAnsi="Consolas" w:cs="Consolas"/>
-          <w:sz w:val="20"/>
-        </w:rPr>
-        <w:t>未準時回覆件數</w:t>
-      </w:r>
-      <w:r>
-        <w:rPr>
-          <w:rFonts w:ascii="Consolas" w:eastAsia="Consolas" w:hAnsi="Consolas" w:cs="Consolas"/>
-          <w:sz w:val="20"/>
-        </w:rPr>
-        <w:t xml:space="preserve"> )</w:t>
-      </w:r>
-      <w:r>
-        <w:br/>
-      </w:r>
-      <w:r>
-        <w:rPr>
-          <w:rFonts w:ascii="Consolas" w:eastAsia="Consolas" w:hAnsi="Consolas" w:cs="Consolas"/>
-          <w:sz w:val="20"/>
-        </w:rPr>
-        <w:t>基礎評分總分</w:t>
-      </w:r>
-      <w:r>
-        <w:rPr>
-          <w:rFonts w:ascii="Consolas" w:eastAsia="Consolas" w:hAnsi="Consolas" w:cs="Consolas"/>
-          <w:sz w:val="20"/>
-        </w:rPr>
-        <w:t xml:space="preserve"> B = B1 + B2</w:t>
-      </w:r>
-      <w:r>
-        <w:br/>
-      </w:r>
-      <w:r>
-        <w:br/>
-      </w:r>
-      <w:r>
-        <w:rPr>
-          <w:rFonts w:ascii="Consolas" w:eastAsia="Consolas" w:hAnsi="Consolas" w:cs="Consolas"/>
-          <w:sz w:val="20"/>
-        </w:rPr>
-        <w:t>品管鑑定分數</w:t>
-      </w:r>
-      <w:r>
-        <w:rPr>
-          <w:rFonts w:ascii="Consolas" w:eastAsia="Consolas" w:hAnsi="Consolas" w:cs="Consolas"/>
-          <w:sz w:val="20"/>
-        </w:rPr>
-        <w:t xml:space="preserve"> = A + B + Others</w:t>
-      </w:r>
-      <w:r>
-        <w:br/>
-      </w:r>
-      <w:r>
-        <w:rPr>
-          <w:rFonts w:ascii="Consolas" w:eastAsia="Consolas" w:hAnsi="Consolas" w:cs="Consolas"/>
-          <w:sz w:val="20"/>
-        </w:rPr>
-        <w:t>品質構面得分（</w:t>
-      </w:r>
-      <w:r>
-        <w:rPr>
-          <w:rFonts w:ascii="Consolas" w:eastAsia="Consolas" w:hAnsi="Consolas" w:cs="Consolas"/>
-          <w:sz w:val="20"/>
-        </w:rPr>
-        <w:t>70%</w:t>
-      </w:r>
-      <w:r>
-        <w:rPr>
-          <w:rFonts w:ascii="Consolas" w:eastAsia="Consolas" w:hAnsi="Consolas" w:cs="Consolas"/>
-          <w:sz w:val="20"/>
-        </w:rPr>
-        <w:t>）</w:t>
-      </w:r>
-      <w:r>
-        <w:rPr>
-          <w:rFonts w:ascii="Consolas" w:eastAsia="Consolas" w:hAnsi="Consolas" w:cs="Consolas"/>
-          <w:sz w:val="20"/>
-        </w:rPr>
-        <w:t xml:space="preserve">= </w:t>
-      </w:r>
-      <w:r>
-        <w:rPr>
-          <w:rFonts w:ascii="Consolas" w:eastAsia="Consolas" w:hAnsi="Consolas" w:cs="Consolas"/>
-          <w:sz w:val="20"/>
-        </w:rPr>
-        <w:t>品管鑑定分數</w:t>
-      </w:r>
-      <w:r>
-        <w:rPr>
-          <w:rFonts w:ascii="Consolas" w:eastAsia="Consolas" w:hAnsi="Consolas" w:cs="Consolas"/>
-          <w:sz w:val="20"/>
-        </w:rPr>
-        <w:t xml:space="preserve"> × 0.7</w:t>
+          <w:lang w:eastAsia="zh-TW"/>
+        </w:rPr>
+        <w:t>品質構面得分（70%）= 品管鑑定分數 × 0.7</w:t>
       </w:r>
     </w:p>
     <w:p>
@@ -3896,7 +3307,6 @@
         <w:rPr>
           <w:noProof/>
         </w:rPr>
-        <w:lastRenderedPageBreak/>
         <w:drawing>
           <wp:inline distT="0" distB="0" distL="0" distR="0" wp14:anchorId="7218BFC0" wp14:editId="3A811C37">
             <wp:extent cx="5669280" cy="1809167"/>
@@ -3938,114 +3348,127 @@
       <w:pPr>
         <w:spacing w:after="200"/>
         <w:jc w:val="center"/>
-      </w:pPr>
-      <w:r>
         <w:rPr>
           <w:b/>
           <w:color w:val="2563EB"/>
           <w:sz w:val="19"/>
-        </w:rPr>
-        <w:t>圖</w:t>
-      </w:r>
+          <w:lang w:eastAsia="zh-TW"/>
+        </w:rPr>
+      </w:pPr>
       <w:r>
         <w:rPr>
           <w:b/>
           <w:color w:val="2563EB"/>
           <w:sz w:val="19"/>
-        </w:rPr>
-        <w:t xml:space="preserve"> 7</w:t>
-      </w:r>
-      <w:r>
+          <w:lang w:eastAsia="zh-TW"/>
+        </w:rPr>
+        <w:t>圖 7　OSAT 品質評鑑組成（允收率 A + 基礎評分 B）</w:t>
+      </w:r>
+    </w:p>
+    <w:p>
+      <w:pPr>
+        <w:spacing w:after="200"/>
+        <w:jc w:val="center"/>
         <w:rPr>
           <w:b/>
           <w:color w:val="2563EB"/>
           <w:sz w:val="19"/>
-        </w:rPr>
-        <w:t xml:space="preserve">　</w:t>
-      </w:r>
-      <w:r>
+          <w:lang w:eastAsia="zh-TW"/>
+        </w:rPr>
+      </w:pPr>
+    </w:p>
+    <w:p>
+      <w:pPr>
+        <w:spacing w:after="200"/>
+        <w:jc w:val="center"/>
         <w:rPr>
           <w:b/>
           <w:color w:val="2563EB"/>
           <w:sz w:val="19"/>
-        </w:rPr>
-        <w:t xml:space="preserve">OSAT </w:t>
-      </w:r>
-      <w:r>
+          <w:lang w:eastAsia="zh-TW"/>
+        </w:rPr>
+      </w:pPr>
+    </w:p>
+    <w:p>
+      <w:pPr>
+        <w:spacing w:after="200"/>
+        <w:jc w:val="center"/>
         <w:rPr>
           <w:b/>
           <w:color w:val="2563EB"/>
           <w:sz w:val="19"/>
-        </w:rPr>
-        <w:t>品質評鑑組成（允收率</w:t>
-      </w:r>
-      <w:r>
-        <w:rPr>
-          <w:b/>
-          <w:color w:val="2563EB"/>
-          <w:sz w:val="19"/>
-        </w:rPr>
-        <w:t xml:space="preserve"> A + </w:t>
-      </w:r>
-      <w:r>
-        <w:rPr>
-          <w:b/>
-          <w:color w:val="2563EB"/>
-          <w:sz w:val="19"/>
-        </w:rPr>
-        <w:t>基礎評分</w:t>
-      </w:r>
-      <w:r>
-        <w:rPr>
-          <w:b/>
-          <w:color w:val="2563EB"/>
-          <w:sz w:val="19"/>
-        </w:rPr>
-        <w:t xml:space="preserve"> B</w:t>
-      </w:r>
-      <w:r>
-        <w:rPr>
-          <w:b/>
-          <w:color w:val="2563EB"/>
-          <w:sz w:val="19"/>
-        </w:rPr>
-        <w:t>）</w:t>
-      </w:r>
+          <w:lang w:eastAsia="zh-TW"/>
+        </w:rPr>
+      </w:pPr>
     </w:p>
     <w:p>
       <w:pPr>
+        <w:spacing w:after="200"/>
+        <w:jc w:val="center"/>
+        <w:rPr>
+          <w:rFonts w:hint="eastAsia"/>
+          <w:lang w:eastAsia="zh-TW"/>
+        </w:rPr>
+      </w:pPr>
+    </w:p>
+    <w:p>
+      <w:pPr>
         <w:pStyle w:val="21"/>
+        <w:rPr>
+          <w:lang w:eastAsia="zh-TW"/>
+        </w:rPr>
       </w:pPr>
       <w:bookmarkStart w:id="10" w:name="_Toc237121570"/>
       <w:r>
+        <w:rPr>
+          <w:lang w:eastAsia="zh-TW"/>
+        </w:rPr>
+        <w:lastRenderedPageBreak/>
         <w:t xml:space="preserve">3.2 </w:t>
       </w:r>
       <w:r>
+        <w:rPr>
+          <w:lang w:eastAsia="zh-TW"/>
+        </w:rPr>
         <w:t>月評核</w:t>
       </w:r>
       <w:r>
+        <w:rPr>
+          <w:lang w:eastAsia="zh-TW"/>
+        </w:rPr>
         <w:t xml:space="preserve"> — </w:t>
       </w:r>
       <w:r>
+        <w:rPr>
+          <w:lang w:eastAsia="zh-TW"/>
+        </w:rPr>
         <w:t>採購評鑑（權重</w:t>
       </w:r>
       <w:r>
+        <w:rPr>
+          <w:lang w:eastAsia="zh-TW"/>
+        </w:rPr>
         <w:t xml:space="preserve"> 20%</w:t>
       </w:r>
       <w:r>
+        <w:rPr>
+          <w:lang w:eastAsia="zh-TW"/>
+        </w:rPr>
         <w:t>）</w:t>
       </w:r>
       <w:bookmarkEnd w:id="10"/>
     </w:p>
     <w:p>
-      <w:r>
-        <w:t>與</w:t>
-      </w:r>
-      <w:r>
-        <w:t xml:space="preserve"> SQM </w:t>
-      </w:r>
-      <w:r>
-        <w:t>相同：</w:t>
+      <w:pPr>
+        <w:rPr>
+          <w:lang w:eastAsia="zh-TW"/>
+        </w:rPr>
+      </w:pPr>
+      <w:r>
+        <w:rPr>
+          <w:lang w:eastAsia="zh-TW"/>
+        </w:rPr>
+        <w:t>與 SQM 相同：</w:t>
       </w:r>
     </w:p>
     <w:p>
@@ -4059,158 +3482,78 @@
         <w:shd w:val="clear" w:color="auto" w:fill="F1F5F9"/>
         <w:spacing w:before="40" w:after="160"/>
         <w:ind w:left="72"/>
+        <w:rPr>
+          <w:lang w:eastAsia="zh-TW"/>
+        </w:rPr>
       </w:pPr>
       <w:r>
         <w:rPr>
           <w:rFonts w:ascii="Consolas" w:eastAsia="Consolas" w:hAnsi="Consolas" w:cs="Consolas"/>
           <w:sz w:val="20"/>
-        </w:rPr>
-        <w:t xml:space="preserve">OSAT </w:t>
+          <w:lang w:eastAsia="zh-TW"/>
+        </w:rPr>
+        <w:t>OSAT 採購鑑定總分 = max( 0 , 100 − 5×遲交 − 5×特採 − 100×造成斷線 − 25×超額運費 )</w:t>
+      </w:r>
+      <w:r>
+        <w:rPr>
+          <w:lang w:eastAsia="zh-TW"/>
+        </w:rPr>
+        <w:br/>
       </w:r>
       <w:r>
         <w:rPr>
           <w:rFonts w:ascii="Consolas" w:eastAsia="Consolas" w:hAnsi="Consolas" w:cs="Consolas"/>
           <w:sz w:val="20"/>
-        </w:rPr>
-        <w:t>採購鑑定總分</w:t>
-      </w:r>
-      <w:r>
-        <w:rPr>
-          <w:rFonts w:ascii="Consolas" w:eastAsia="Consolas" w:hAnsi="Consolas" w:cs="Consolas"/>
-          <w:sz w:val="20"/>
-        </w:rPr>
-        <w:t xml:space="preserve"> = max( 0 , 100 − 5×</w:t>
-      </w:r>
-      <w:r>
-        <w:rPr>
-          <w:rFonts w:ascii="Consolas" w:eastAsia="Consolas" w:hAnsi="Consolas" w:cs="Consolas"/>
-          <w:sz w:val="20"/>
-        </w:rPr>
-        <w:t>遲交</w:t>
-      </w:r>
-      <w:r>
-        <w:rPr>
-          <w:rFonts w:ascii="Consolas" w:eastAsia="Consolas" w:hAnsi="Consolas" w:cs="Consolas"/>
-          <w:sz w:val="20"/>
-        </w:rPr>
-        <w:t xml:space="preserve"> − 5×</w:t>
-      </w:r>
-      <w:r>
-        <w:rPr>
-          <w:rFonts w:ascii="Consolas" w:eastAsia="Consolas" w:hAnsi="Consolas" w:cs="Consolas"/>
-          <w:sz w:val="20"/>
-        </w:rPr>
-        <w:t>特採</w:t>
-      </w:r>
-      <w:r>
-        <w:rPr>
-          <w:rFonts w:ascii="Consolas" w:eastAsia="Consolas" w:hAnsi="Consolas" w:cs="Consolas"/>
-          <w:sz w:val="20"/>
-        </w:rPr>
-        <w:t xml:space="preserve"> − 100×</w:t>
-      </w:r>
-      <w:r>
-        <w:rPr>
-          <w:rFonts w:ascii="Consolas" w:eastAsia="Consolas" w:hAnsi="Consolas" w:cs="Consolas"/>
-          <w:sz w:val="20"/>
-        </w:rPr>
-        <w:t>造成斷線</w:t>
-      </w:r>
-      <w:r>
-        <w:rPr>
-          <w:rFonts w:ascii="Consolas" w:eastAsia="Consolas" w:hAnsi="Consolas" w:cs="Consolas"/>
-          <w:sz w:val="20"/>
-        </w:rPr>
-        <w:t xml:space="preserve"> − 25×</w:t>
-      </w:r>
-      <w:r>
-        <w:rPr>
-          <w:rFonts w:ascii="Consolas" w:eastAsia="Consolas" w:hAnsi="Consolas" w:cs="Consolas"/>
-          <w:sz w:val="20"/>
-        </w:rPr>
-        <w:t>超額運費</w:t>
-      </w:r>
-      <w:r>
-        <w:rPr>
-          <w:rFonts w:ascii="Consolas" w:eastAsia="Consolas" w:hAnsi="Consolas" w:cs="Consolas"/>
-          <w:sz w:val="20"/>
-        </w:rPr>
-        <w:t xml:space="preserve"> )</w:t>
-      </w:r>
-      <w:r>
-        <w:br/>
-      </w:r>
-      <w:r>
-        <w:rPr>
-          <w:rFonts w:ascii="Consolas" w:eastAsia="Consolas" w:hAnsi="Consolas" w:cs="Consolas"/>
-          <w:sz w:val="20"/>
-        </w:rPr>
-        <w:t>交期構面得分（</w:t>
-      </w:r>
-      <w:r>
-        <w:rPr>
-          <w:rFonts w:ascii="Consolas" w:eastAsia="Consolas" w:hAnsi="Consolas" w:cs="Consolas"/>
-          <w:sz w:val="20"/>
-        </w:rPr>
-        <w:t>20%</w:t>
-      </w:r>
-      <w:r>
-        <w:rPr>
-          <w:rFonts w:ascii="Consolas" w:eastAsia="Consolas" w:hAnsi="Consolas" w:cs="Consolas"/>
-          <w:sz w:val="20"/>
-        </w:rPr>
-        <w:t>）</w:t>
-      </w:r>
-      <w:r>
-        <w:rPr>
-          <w:rFonts w:ascii="Consolas" w:eastAsia="Consolas" w:hAnsi="Consolas" w:cs="Consolas"/>
-          <w:sz w:val="20"/>
-        </w:rPr>
-        <w:t xml:space="preserve">= </w:t>
-      </w:r>
-      <w:r>
-        <w:rPr>
-          <w:rFonts w:ascii="Consolas" w:eastAsia="Consolas" w:hAnsi="Consolas" w:cs="Consolas"/>
-          <w:sz w:val="20"/>
-        </w:rPr>
-        <w:t>採購鑑定總分</w:t>
-      </w:r>
-      <w:r>
-        <w:rPr>
-          <w:rFonts w:ascii="Consolas" w:eastAsia="Consolas" w:hAnsi="Consolas" w:cs="Consolas"/>
-          <w:sz w:val="20"/>
-        </w:rPr>
-        <w:t xml:space="preserve"> × 0.2</w:t>
+          <w:lang w:eastAsia="zh-TW"/>
+        </w:rPr>
+        <w:t>交期構面得分（20%）= 採購鑑定總分 × 0.2</w:t>
       </w:r>
     </w:p>
     <w:p>
       <w:pPr>
         <w:pStyle w:val="21"/>
+        <w:rPr>
+          <w:lang w:eastAsia="zh-TW"/>
+        </w:rPr>
       </w:pPr>
       <w:bookmarkStart w:id="11" w:name="_Toc237121571"/>
       <w:r>
+        <w:rPr>
+          <w:lang w:eastAsia="zh-TW"/>
+        </w:rPr>
         <w:t xml:space="preserve">3.3 </w:t>
       </w:r>
       <w:r>
+        <w:rPr>
+          <w:lang w:eastAsia="zh-TW"/>
+        </w:rPr>
         <w:t>月評核</w:t>
       </w:r>
       <w:r>
+        <w:rPr>
+          <w:lang w:eastAsia="zh-TW"/>
+        </w:rPr>
         <w:t xml:space="preserve"> — </w:t>
       </w:r>
       <w:r>
+        <w:rPr>
+          <w:lang w:eastAsia="zh-TW"/>
+        </w:rPr>
         <w:t>綜合考核與等級判定</w:t>
       </w:r>
       <w:bookmarkEnd w:id="11"/>
     </w:p>
     <w:p>
-      <w:r>
-        <w:t>三構面加總方式與</w:t>
-      </w:r>
-      <w:r>
-        <w:t xml:space="preserve"> SQM </w:t>
-      </w:r>
-      <w:r>
-        <w:t>相同；差別在降級判定：</w:t>
+      <w:pPr>
+        <w:rPr>
+          <w:lang w:eastAsia="zh-TW"/>
+        </w:rPr>
+      </w:pPr>
+      <w:r>
+        <w:rPr>
+          <w:lang w:eastAsia="zh-TW"/>
+        </w:rPr>
+        <w:t>三構面加總方式與 SQM 相同；差別在降級判定：</w:t>
       </w:r>
     </w:p>
     <w:p>
@@ -4224,103 +3567,45 @@
         <w:shd w:val="clear" w:color="auto" w:fill="F1F5F9"/>
         <w:spacing w:before="40" w:after="160"/>
         <w:ind w:left="72"/>
+        <w:rPr>
+          <w:lang w:eastAsia="zh-TW"/>
+        </w:rPr>
       </w:pPr>
       <w:r>
         <w:rPr>
           <w:rFonts w:ascii="Consolas" w:eastAsia="Consolas" w:hAnsi="Consolas" w:cs="Consolas"/>
           <w:sz w:val="20"/>
-        </w:rPr>
-        <w:t>考核得分</w:t>
+          <w:lang w:eastAsia="zh-TW"/>
+        </w:rPr>
+        <w:t>考核得分 = 品質構面(70%) + 交期構面(20%) + 服務評分</w:t>
+      </w:r>
+      <w:r>
+        <w:rPr>
+          <w:lang w:eastAsia="zh-TW"/>
+        </w:rPr>
+        <w:br/>
       </w:r>
       <w:r>
         <w:rPr>
           <w:rFonts w:ascii="Consolas" w:eastAsia="Consolas" w:hAnsi="Consolas" w:cs="Consolas"/>
           <w:sz w:val="20"/>
-        </w:rPr>
-        <w:t xml:space="preserve"> = </w:t>
+          <w:lang w:eastAsia="zh-TW"/>
+        </w:rPr>
+        <w:t>降級判定 = 考核得分 &lt; 60 ?  Y : N</w:t>
+      </w:r>
+      <w:r>
+        <w:rPr>
+          <w:lang w:eastAsia="zh-TW"/>
+        </w:rPr>
+        <w:br/>
       </w:r>
       <w:r>
         <w:rPr>
           <w:rFonts w:ascii="Consolas" w:eastAsia="Consolas" w:hAnsi="Consolas" w:cs="Consolas"/>
           <w:sz w:val="20"/>
-        </w:rPr>
-        <w:t>品質構面</w:t>
-      </w:r>
-      <w:r>
-        <w:rPr>
-          <w:rFonts w:ascii="Consolas" w:eastAsia="Consolas" w:hAnsi="Consolas" w:cs="Consolas"/>
-          <w:sz w:val="20"/>
-        </w:rPr>
-        <w:t xml:space="preserve">(70%) + </w:t>
-      </w:r>
-      <w:r>
-        <w:rPr>
-          <w:rFonts w:ascii="Consolas" w:eastAsia="Consolas" w:hAnsi="Consolas" w:cs="Consolas"/>
-          <w:sz w:val="20"/>
-        </w:rPr>
-        <w:t>交期構面</w:t>
-      </w:r>
-      <w:r>
-        <w:rPr>
-          <w:rFonts w:ascii="Consolas" w:eastAsia="Consolas" w:hAnsi="Consolas" w:cs="Consolas"/>
-          <w:sz w:val="20"/>
-        </w:rPr>
-        <w:t xml:space="preserve">(20%) + </w:t>
-      </w:r>
-      <w:r>
-        <w:rPr>
-          <w:rFonts w:ascii="Consolas" w:eastAsia="Consolas" w:hAnsi="Consolas" w:cs="Consolas"/>
-          <w:sz w:val="20"/>
-        </w:rPr>
-        <w:t>服務評分</w:t>
-      </w:r>
-      <w:r>
-        <w:br/>
-      </w:r>
-      <w:r>
-        <w:rPr>
-          <w:rFonts w:ascii="Consolas" w:eastAsia="Consolas" w:hAnsi="Consolas" w:cs="Consolas"/>
-          <w:sz w:val="20"/>
-        </w:rPr>
-        <w:t>降級判定</w:t>
-      </w:r>
-      <w:r>
-        <w:rPr>
-          <w:rFonts w:ascii="Consolas" w:eastAsia="Consolas" w:hAnsi="Consolas" w:cs="Consolas"/>
-          <w:sz w:val="20"/>
-        </w:rPr>
-        <w:t xml:space="preserve"> = </w:t>
-      </w:r>
-      <w:r>
-        <w:rPr>
-          <w:rFonts w:ascii="Consolas" w:eastAsia="Consolas" w:hAnsi="Consolas" w:cs="Consolas"/>
-          <w:sz w:val="20"/>
-        </w:rPr>
-        <w:t>考核得分</w:t>
-      </w:r>
-      <w:r>
-        <w:rPr>
-          <w:rFonts w:ascii="Consolas" w:eastAsia="Consolas" w:hAnsi="Consolas" w:cs="Consolas"/>
-          <w:sz w:val="20"/>
-        </w:rPr>
-        <w:t xml:space="preserve"> &lt; 60 ?  Y : N</w:t>
-      </w:r>
-      <w:r>
-        <w:br/>
-      </w:r>
-      <w:r>
-        <w:rPr>
-          <w:rFonts w:ascii="Consolas" w:eastAsia="Consolas" w:hAnsi="Consolas" w:cs="Consolas"/>
-          <w:sz w:val="20"/>
-        </w:rPr>
-        <w:t>等級：</w:t>
-      </w:r>
-      <w:r>
-        <w:rPr>
-          <w:rFonts w:ascii="Consolas" w:eastAsia="Consolas" w:hAnsi="Consolas" w:cs="Consolas"/>
-          <w:sz w:val="20"/>
-        </w:rPr>
-        <w:t xml:space="preserve">  ≥ 95 → A   ≥ 85 → B   ≥ 75 → C   ≥ 60 → D   &lt; 60 → E</w:t>
+          <w:lang w:eastAsia="zh-TW"/>
+        </w:rPr>
+        <w:t>等級：  ≥ 95 → A   ≥ 85 → B   ≥ 75 → C   ≥ 60 → D   &lt; 60 → E</w:t>
       </w:r>
     </w:p>
     <w:p>
@@ -4333,177 +3618,154 @@
         </w:pBdr>
         <w:shd w:val="clear" w:color="auto" w:fill="EFF4FF"/>
         <w:spacing w:before="120" w:after="160"/>
+        <w:rPr>
+          <w:lang w:eastAsia="zh-TW"/>
+        </w:rPr>
       </w:pPr>
       <w:r>
         <w:rPr>
           <w:b/>
           <w:color w:val="1E3A8A"/>
           <w:sz w:val="20"/>
-        </w:rPr>
-        <w:t>【與</w:t>
-      </w:r>
-      <w:r>
-        <w:rPr>
-          <w:b/>
-          <w:color w:val="1E3A8A"/>
-          <w:sz w:val="20"/>
-        </w:rPr>
-        <w:t xml:space="preserve"> SQM </w:t>
-      </w:r>
-      <w:r>
-        <w:rPr>
-          <w:b/>
-          <w:color w:val="1E3A8A"/>
-          <w:sz w:val="20"/>
-        </w:rPr>
-        <w:t>的差異】</w:t>
+          <w:lang w:eastAsia="zh-TW"/>
+        </w:rPr>
+        <w:t>【與 SQM 的差異】</w:t>
       </w:r>
       <w:r>
         <w:rPr>
           <w:color w:val="334155"/>
           <w:sz w:val="20"/>
-        </w:rPr>
-        <w:t xml:space="preserve">OSAT </w:t>
-      </w:r>
-      <w:r>
-        <w:rPr>
-          <w:color w:val="334155"/>
-          <w:sz w:val="20"/>
-        </w:rPr>
-        <w:t>的降級判定「僅看考核得分是否</w:t>
-      </w:r>
-      <w:r>
-        <w:rPr>
-          <w:color w:val="334155"/>
-          <w:sz w:val="20"/>
-        </w:rPr>
-        <w:t xml:space="preserve"> &lt; 60</w:t>
-      </w:r>
-      <w:r>
-        <w:rPr>
-          <w:color w:val="334155"/>
-          <w:sz w:val="20"/>
-        </w:rPr>
-        <w:t>」，不像</w:t>
-      </w:r>
-      <w:r>
-        <w:rPr>
-          <w:color w:val="334155"/>
-          <w:sz w:val="20"/>
-        </w:rPr>
-        <w:t xml:space="preserve"> SQM </w:t>
-      </w:r>
-      <w:r>
-        <w:rPr>
-          <w:color w:val="334155"/>
-          <w:sz w:val="20"/>
-        </w:rPr>
-        <w:t>另設「品質</w:t>
-      </w:r>
-      <w:r>
-        <w:rPr>
-          <w:color w:val="334155"/>
-          <w:sz w:val="20"/>
-        </w:rPr>
-        <w:t xml:space="preserve"> &lt; 56 </w:t>
-      </w:r>
-      <w:r>
-        <w:rPr>
-          <w:color w:val="334155"/>
-          <w:sz w:val="20"/>
-        </w:rPr>
-        <w:t>或</w:t>
-      </w:r>
-      <w:r>
-        <w:rPr>
-          <w:color w:val="334155"/>
-          <w:sz w:val="20"/>
-        </w:rPr>
-        <w:t xml:space="preserve"> </w:t>
-      </w:r>
-      <w:r>
-        <w:rPr>
-          <w:color w:val="334155"/>
-          <w:sz w:val="20"/>
-        </w:rPr>
-        <w:t>交期</w:t>
-      </w:r>
-      <w:r>
-        <w:rPr>
-          <w:color w:val="334155"/>
-          <w:sz w:val="20"/>
-        </w:rPr>
-        <w:t xml:space="preserve"> &lt; 16</w:t>
-      </w:r>
-      <w:r>
-        <w:rPr>
-          <w:color w:val="334155"/>
-          <w:sz w:val="20"/>
-        </w:rPr>
-        <w:t>」的個別門檻。</w:t>
+          <w:lang w:eastAsia="zh-TW"/>
+        </w:rPr>
+        <w:t>OSAT 的降級判定「僅看考核得分是否 &lt; 60」，不像 SQM 另設「品質 &lt; 56 或 交期 &lt; 16」的個別門檻。</w:t>
       </w:r>
     </w:p>
     <w:p>
       <w:pPr>
         <w:pStyle w:val="21"/>
+        <w:rPr>
+          <w:lang w:eastAsia="zh-TW"/>
+        </w:rPr>
       </w:pPr>
       <w:bookmarkStart w:id="12" w:name="_Toc237121572"/>
       <w:r>
+        <w:rPr>
+          <w:lang w:eastAsia="zh-TW"/>
+        </w:rPr>
         <w:t xml:space="preserve">3.4 </w:t>
       </w:r>
       <w:r>
+        <w:rPr>
+          <w:lang w:eastAsia="zh-TW"/>
+        </w:rPr>
         <w:t>年度評鑑（同通用邏輯）</w:t>
       </w:r>
       <w:bookmarkEnd w:id="12"/>
     </w:p>
     <w:p>
-      <w:r>
-        <w:t>月考核平均、年度稽核組件、年度分數與年度等級的算法均與</w:t>
-      </w:r>
-      <w:r>
-        <w:t xml:space="preserve"> SQM </w:t>
-      </w:r>
-      <w:r>
-        <w:t>相同（見</w:t>
-      </w:r>
-      <w:r>
-        <w:t xml:space="preserve"> 2.4 </w:t>
-      </w:r>
-      <w:r>
-        <w:t>與第四章）；差別僅在「交易月數／交易總量」改用『月採購量』資料計算。</w:t>
+      <w:pPr>
+        <w:rPr>
+          <w:lang w:eastAsia="zh-TW"/>
+        </w:rPr>
+      </w:pPr>
+      <w:r>
+        <w:rPr>
+          <w:lang w:eastAsia="zh-TW"/>
+        </w:rPr>
+        <w:t>月考核平均、年度稽核組件、年度分數與年度等級的算法均與 SQM 相同（見 2.4 與第四章）；差別僅在「交易月數／交易總量」改用『月採購量』資料計算。</w:t>
       </w:r>
     </w:p>
     <w:p>
       <w:pPr>
+        <w:rPr>
+          <w:lang w:eastAsia="zh-TW"/>
+        </w:rPr>
+      </w:pPr>
+    </w:p>
+    <w:p>
+      <w:pPr>
+        <w:rPr>
+          <w:lang w:eastAsia="zh-TW"/>
+        </w:rPr>
+      </w:pPr>
+    </w:p>
+    <w:p>
+      <w:pPr>
+        <w:rPr>
+          <w:lang w:eastAsia="zh-TW"/>
+        </w:rPr>
+      </w:pPr>
+    </w:p>
+    <w:p>
+      <w:pPr>
+        <w:rPr>
+          <w:lang w:eastAsia="zh-TW"/>
+        </w:rPr>
+      </w:pPr>
+    </w:p>
+    <w:p>
+      <w:pPr>
+        <w:rPr>
+          <w:lang w:eastAsia="zh-TW"/>
+        </w:rPr>
+      </w:pPr>
+    </w:p>
+    <w:p>
+      <w:pPr>
+        <w:rPr>
+          <w:lang w:eastAsia="zh-TW"/>
+        </w:rPr>
+      </w:pPr>
+    </w:p>
+    <w:p>
+      <w:pPr>
+        <w:rPr>
+          <w:lang w:eastAsia="zh-TW"/>
+        </w:rPr>
+      </w:pPr>
+    </w:p>
+    <w:p>
+      <w:pPr>
+        <w:rPr>
+          <w:rFonts w:hint="eastAsia"/>
+          <w:lang w:eastAsia="zh-TW"/>
+        </w:rPr>
+      </w:pPr>
+    </w:p>
+    <w:p>
+      <w:pPr>
         <w:pStyle w:val="21"/>
+        <w:rPr>
+          <w:lang w:eastAsia="zh-TW"/>
+        </w:rPr>
       </w:pPr>
       <w:bookmarkStart w:id="13" w:name="_Toc237121573"/>
       <w:r>
+        <w:rPr>
+          <w:lang w:eastAsia="zh-TW"/>
+        </w:rPr>
+        <w:lastRenderedPageBreak/>
         <w:t xml:space="preserve">3.5 </w:t>
       </w:r>
       <w:r>
+        <w:rPr>
+          <w:lang w:eastAsia="zh-TW"/>
+        </w:rPr>
         <w:t>下年度稽核計畫判定</w:t>
       </w:r>
       <w:bookmarkEnd w:id="13"/>
     </w:p>
     <w:p>
-      <w:r>
-        <w:t xml:space="preserve">OSAT </w:t>
-      </w:r>
-      <w:r>
-        <w:t>以「交易月數</w:t>
-      </w:r>
-      <w:r>
-        <w:t xml:space="preserve"> × </w:t>
-      </w:r>
-      <w:r>
-        <w:t>交易總量</w:t>
-      </w:r>
-      <w:r>
-        <w:t xml:space="preserve"> × </w:t>
-      </w:r>
-      <w:r>
-        <w:t>年度等級」三維度判定，先分流交易月數，再對照下列表格：</w:t>
+      <w:pPr>
+        <w:rPr>
+          <w:lang w:eastAsia="zh-TW"/>
+        </w:rPr>
+      </w:pPr>
+      <w:r>
+        <w:rPr>
+          <w:lang w:eastAsia="zh-TW"/>
+        </w:rPr>
+        <w:t>OSAT 以「交易月數 × 交易總量 × 年度等級」三維度判定，先分流交易月數，再對照下列表格：</w:t>
       </w:r>
     </w:p>
     <w:p>
@@ -4515,11 +3777,10 @@
         <w:rPr>
           <w:noProof/>
         </w:rPr>
-        <w:lastRenderedPageBreak/>
         <w:drawing>
-          <wp:inline distT="0" distB="0" distL="0" distR="0" wp14:anchorId="06244060" wp14:editId="37C666E9">
-            <wp:extent cx="5303520" cy="5349161"/>
-            <wp:effectExtent l="0" t="0" r="0" b="0"/>
+          <wp:inline distT="0" distB="0" distL="0" distR="0" wp14:anchorId="06244060" wp14:editId="318D36F9">
+            <wp:extent cx="5074920" cy="5118593"/>
+            <wp:effectExtent l="0" t="0" r="0" b="6350"/>
             <wp:docPr id="8" name="Picture 8"/>
             <wp:cNvGraphicFramePr>
               <a:graphicFrameLocks xmlns:a="http://schemas.openxmlformats.org/drawingml/2006/main" noChangeAspect="1"/>
@@ -4540,7 +3801,7 @@
                   <pic:spPr>
                     <a:xfrm>
                       <a:off x="0" y="0"/>
-                      <a:ext cx="5303520" cy="5349161"/>
+                      <a:ext cx="5081369" cy="5125098"/>
                     </a:xfrm>
                     <a:prstGeom prst="rect">
                       <a:avLst/>
@@ -4557,63 +3818,105 @@
       <w:pPr>
         <w:spacing w:after="200"/>
         <w:jc w:val="center"/>
-      </w:pPr>
-      <w:r>
         <w:rPr>
           <w:b/>
           <w:color w:val="2563EB"/>
           <w:sz w:val="19"/>
-        </w:rPr>
-        <w:t>圖</w:t>
-      </w:r>
+          <w:lang w:eastAsia="zh-TW"/>
+        </w:rPr>
+      </w:pPr>
       <w:r>
         <w:rPr>
           <w:b/>
           <w:color w:val="2563EB"/>
           <w:sz w:val="19"/>
-        </w:rPr>
-        <w:t xml:space="preserve"> 8</w:t>
-      </w:r>
-      <w:r>
+          <w:lang w:eastAsia="zh-TW"/>
+        </w:rPr>
+        <w:t>圖 8　OSAT 下年度稽核判定流程</w:t>
+      </w:r>
+    </w:p>
+    <w:p>
+      <w:pPr>
+        <w:spacing w:after="200"/>
+        <w:jc w:val="center"/>
         <w:rPr>
           <w:b/>
           <w:color w:val="2563EB"/>
           <w:sz w:val="19"/>
-        </w:rPr>
-        <w:t xml:space="preserve">　</w:t>
-      </w:r>
-      <w:r>
+          <w:lang w:eastAsia="zh-TW"/>
+        </w:rPr>
+      </w:pPr>
+    </w:p>
+    <w:p>
+      <w:pPr>
+        <w:spacing w:after="200"/>
+        <w:jc w:val="center"/>
         <w:rPr>
           <w:b/>
           <w:color w:val="2563EB"/>
           <w:sz w:val="19"/>
-        </w:rPr>
-        <w:t xml:space="preserve">OSAT </w:t>
-      </w:r>
-      <w:r>
+          <w:lang w:eastAsia="zh-TW"/>
+        </w:rPr>
+      </w:pPr>
+    </w:p>
+    <w:p>
+      <w:pPr>
+        <w:spacing w:after="200"/>
+        <w:jc w:val="center"/>
         <w:rPr>
           <w:b/>
           <w:color w:val="2563EB"/>
           <w:sz w:val="19"/>
-        </w:rPr>
-        <w:t>下年度稽核判定流程</w:t>
-      </w:r>
+          <w:lang w:eastAsia="zh-TW"/>
+        </w:rPr>
+      </w:pPr>
     </w:p>
     <w:p>
-      <w:r>
-        <w:t>情況</w:t>
-      </w:r>
-      <w:r>
-        <w:t xml:space="preserve"> 1</w:t>
-      </w:r>
-      <w:r>
-        <w:t>：交易月數</w:t>
-      </w:r>
-      <w:r>
-        <w:t xml:space="preserve"> ≥ 6 </w:t>
-      </w:r>
-      <w:r>
-        <w:t>個月</w:t>
+      <w:pPr>
+        <w:spacing w:after="200"/>
+        <w:jc w:val="center"/>
+        <w:rPr>
+          <w:b/>
+          <w:color w:val="2563EB"/>
+          <w:sz w:val="19"/>
+          <w:lang w:eastAsia="zh-TW"/>
+        </w:rPr>
+      </w:pPr>
+    </w:p>
+    <w:p>
+      <w:pPr>
+        <w:spacing w:after="200"/>
+        <w:jc w:val="center"/>
+        <w:rPr>
+          <w:b/>
+          <w:color w:val="2563EB"/>
+          <w:sz w:val="19"/>
+          <w:lang w:eastAsia="zh-TW"/>
+        </w:rPr>
+      </w:pPr>
+    </w:p>
+    <w:p>
+      <w:pPr>
+        <w:spacing w:after="200"/>
+        <w:jc w:val="center"/>
+        <w:rPr>
+          <w:rFonts w:hint="eastAsia"/>
+          <w:lang w:eastAsia="zh-TW"/>
+        </w:rPr>
+      </w:pPr>
+    </w:p>
+    <w:p>
+      <w:pPr>
+        <w:rPr>
+          <w:lang w:eastAsia="zh-TW"/>
+        </w:rPr>
+      </w:pPr>
+      <w:r>
+        <w:rPr>
+          <w:lang w:eastAsia="zh-TW"/>
+        </w:rPr>
+        <w:lastRenderedPageBreak/>
+        <w:t>情況 1：交易月數 ≥ 6 個月</w:t>
       </w:r>
     </w:p>
     <w:tbl>
@@ -4641,6 +3944,7 @@
             <w:pPr>
               <w:jc w:val="center"/>
             </w:pPr>
+            <w:proofErr w:type="spellStart"/>
             <w:r>
               <w:rPr>
                 <w:b/>
@@ -4649,6 +3953,7 @@
               </w:rPr>
               <w:t>交易總量</w:t>
             </w:r>
+            <w:proofErr w:type="spellEnd"/>
           </w:p>
         </w:tc>
         <w:tc>
@@ -4660,6 +3965,7 @@
             <w:pPr>
               <w:jc w:val="center"/>
             </w:pPr>
+            <w:proofErr w:type="spellStart"/>
             <w:r>
               <w:rPr>
                 <w:b/>
@@ -4668,6 +3974,7 @@
               </w:rPr>
               <w:t>年度等級</w:t>
             </w:r>
+            <w:proofErr w:type="spellEnd"/>
           </w:p>
         </w:tc>
         <w:tc>
@@ -4679,6 +3986,7 @@
             <w:pPr>
               <w:jc w:val="center"/>
             </w:pPr>
+            <w:proofErr w:type="spellStart"/>
             <w:r>
               <w:rPr>
                 <w:b/>
@@ -4687,6 +3995,7 @@
               </w:rPr>
               <w:t>稽核類型</w:t>
             </w:r>
+            <w:proofErr w:type="spellEnd"/>
           </w:p>
         </w:tc>
       </w:tr>
@@ -4716,19 +4025,7 @@
               <w:rPr>
                 <w:sz w:val="19"/>
               </w:rPr>
-              <w:t xml:space="preserve">A </w:t>
-            </w:r>
-            <w:r>
-              <w:rPr>
-                <w:sz w:val="19"/>
-              </w:rPr>
-              <w:t>或</w:t>
-            </w:r>
-            <w:r>
-              <w:rPr>
-                <w:sz w:val="19"/>
-              </w:rPr>
-              <w:t xml:space="preserve"> B</w:t>
+              <w:t>A 或 B</w:t>
             </w:r>
           </w:p>
         </w:tc>
@@ -4737,12 +4034,14 @@
             <w:tcW w:w="3245" w:type="dxa"/>
           </w:tcPr>
           <w:p>
+            <w:proofErr w:type="spellStart"/>
             <w:r>
               <w:rPr>
                 <w:sz w:val="19"/>
               </w:rPr>
               <w:t>現場稽核</w:t>
             </w:r>
+            <w:proofErr w:type="spellEnd"/>
           </w:p>
         </w:tc>
       </w:tr>
@@ -4784,24 +4083,28 @@
             <w:shd w:val="clear" w:color="auto" w:fill="F1F5F9"/>
           </w:tcPr>
           <w:p>
+            <w:proofErr w:type="spellStart"/>
             <w:r>
               <w:rPr>
                 <w:sz w:val="19"/>
               </w:rPr>
               <w:t>現場稽核</w:t>
             </w:r>
+            <w:proofErr w:type="spellEnd"/>
             <w:r>
               <w:rPr>
                 <w:sz w:val="19"/>
               </w:rPr>
               <w:t xml:space="preserve"> + </w:t>
             </w:r>
+            <w:proofErr w:type="spellStart"/>
             <w:r>
               <w:rPr>
                 <w:sz w:val="19"/>
               </w:rPr>
               <w:t>製程稽核</w:t>
             </w:r>
+            <w:proofErr w:type="spellEnd"/>
           </w:p>
         </w:tc>
       </w:tr>
@@ -4827,12 +4130,14 @@
             <w:tcW w:w="3245" w:type="dxa"/>
           </w:tcPr>
           <w:p>
+            <w:proofErr w:type="spellStart"/>
             <w:r>
               <w:rPr>
                 <w:sz w:val="19"/>
               </w:rPr>
               <w:t>無等級</w:t>
             </w:r>
+            <w:proofErr w:type="spellEnd"/>
           </w:p>
         </w:tc>
         <w:tc>
@@ -4840,11 +4145,19 @@
             <w:tcW w:w="3245" w:type="dxa"/>
           </w:tcPr>
           <w:p>
+            <w:proofErr w:type="spellStart"/>
             <w:r>
               <w:rPr>
                 <w:sz w:val="19"/>
               </w:rPr>
-              <w:t>現場稽核（預設）</w:t>
+              <w:t>現場稽核（預設</w:t>
+            </w:r>
+            <w:proofErr w:type="spellEnd"/>
+            <w:r>
+              <w:rPr>
+                <w:sz w:val="19"/>
+              </w:rPr>
+              <w:t>）</w:t>
             </w:r>
           </w:p>
         </w:tc>
@@ -4877,19 +4190,7 @@
               <w:rPr>
                 <w:sz w:val="19"/>
               </w:rPr>
-              <w:t xml:space="preserve">A </w:t>
-            </w:r>
-            <w:r>
-              <w:rPr>
-                <w:sz w:val="19"/>
-              </w:rPr>
-              <w:t>或</w:t>
-            </w:r>
-            <w:r>
-              <w:rPr>
-                <w:sz w:val="19"/>
-              </w:rPr>
-              <w:t xml:space="preserve"> B</w:t>
+              <w:t>A 或 B</w:t>
             </w:r>
           </w:p>
         </w:tc>
@@ -4899,12 +4200,14 @@
             <w:shd w:val="clear" w:color="auto" w:fill="F1F5F9"/>
           </w:tcPr>
           <w:p>
+            <w:proofErr w:type="spellStart"/>
             <w:r>
               <w:rPr>
                 <w:sz w:val="19"/>
               </w:rPr>
               <w:t>文件稽核</w:t>
             </w:r>
+            <w:proofErr w:type="spellEnd"/>
           </w:p>
         </w:tc>
       </w:tr>
@@ -4943,12 +4246,14 @@
             <w:tcW w:w="3245" w:type="dxa"/>
           </w:tcPr>
           <w:p>
+            <w:proofErr w:type="spellStart"/>
             <w:r>
               <w:rPr>
                 <w:sz w:val="19"/>
               </w:rPr>
               <w:t>現場稽核</w:t>
             </w:r>
+            <w:proofErr w:type="spellEnd"/>
           </w:p>
         </w:tc>
       </w:tr>
@@ -4976,12 +4281,14 @@
             <w:shd w:val="clear" w:color="auto" w:fill="F1F5F9"/>
           </w:tcPr>
           <w:p>
+            <w:proofErr w:type="spellStart"/>
             <w:r>
               <w:rPr>
                 <w:sz w:val="19"/>
               </w:rPr>
               <w:t>無等級</w:t>
             </w:r>
+            <w:proofErr w:type="spellEnd"/>
           </w:p>
         </w:tc>
         <w:tc>
@@ -4990,11 +4297,19 @@
             <w:shd w:val="clear" w:color="auto" w:fill="F1F5F9"/>
           </w:tcPr>
           <w:p>
+            <w:proofErr w:type="spellStart"/>
             <w:r>
               <w:rPr>
                 <w:sz w:val="19"/>
               </w:rPr>
-              <w:t>文件稽核（預設）</w:t>
+              <w:t>文件稽核（預設</w:t>
+            </w:r>
+            <w:proofErr w:type="spellEnd"/>
+            <w:r>
+              <w:rPr>
+                <w:sz w:val="19"/>
+              </w:rPr>
+              <w:t>）</w:t>
             </w:r>
           </w:p>
         </w:tc>
@@ -5012,7 +4327,6 @@
               <w:rPr>
                 <w:sz w:val="19"/>
               </w:rPr>
-              <w:lastRenderedPageBreak/>
               <w:t>&lt; 4000</w:t>
             </w:r>
           </w:p>
@@ -5026,19 +4340,7 @@
               <w:rPr>
                 <w:sz w:val="19"/>
               </w:rPr>
-              <w:t xml:space="preserve">A </w:t>
-            </w:r>
-            <w:r>
-              <w:rPr>
-                <w:sz w:val="19"/>
-              </w:rPr>
-              <w:t>或</w:t>
-            </w:r>
-            <w:r>
-              <w:rPr>
-                <w:sz w:val="19"/>
-              </w:rPr>
-              <w:t xml:space="preserve"> B</w:t>
+              <w:t>A 或 B</w:t>
             </w:r>
           </w:p>
         </w:tc>
@@ -5047,12 +4349,14 @@
             <w:tcW w:w="3245" w:type="dxa"/>
           </w:tcPr>
           <w:p>
+            <w:proofErr w:type="spellStart"/>
             <w:r>
               <w:rPr>
                 <w:sz w:val="19"/>
               </w:rPr>
               <w:t>免稽</w:t>
             </w:r>
+            <w:proofErr w:type="spellEnd"/>
           </w:p>
         </w:tc>
       </w:tr>
@@ -5094,12 +4398,14 @@
             <w:shd w:val="clear" w:color="auto" w:fill="F1F5F9"/>
           </w:tcPr>
           <w:p>
+            <w:proofErr w:type="spellStart"/>
             <w:r>
               <w:rPr>
                 <w:sz w:val="19"/>
               </w:rPr>
               <w:t>現場稽核</w:t>
             </w:r>
+            <w:proofErr w:type="spellEnd"/>
           </w:p>
         </w:tc>
       </w:tr>
@@ -5125,12 +4431,14 @@
             <w:tcW w:w="3245" w:type="dxa"/>
           </w:tcPr>
           <w:p>
+            <w:proofErr w:type="spellStart"/>
             <w:r>
               <w:rPr>
                 <w:sz w:val="19"/>
               </w:rPr>
               <w:t>無等級</w:t>
             </w:r>
+            <w:proofErr w:type="spellEnd"/>
           </w:p>
         </w:tc>
         <w:tc>
@@ -5138,11 +4446,19 @@
             <w:tcW w:w="3245" w:type="dxa"/>
           </w:tcPr>
           <w:p>
+            <w:proofErr w:type="spellStart"/>
             <w:r>
               <w:rPr>
                 <w:sz w:val="19"/>
               </w:rPr>
-              <w:t>免稽（預設）</w:t>
+              <w:t>免稽（預設</w:t>
+            </w:r>
+            <w:proofErr w:type="spellEnd"/>
+            <w:r>
+              <w:rPr>
+                <w:sz w:val="19"/>
+              </w:rPr>
+              <w:t>）</w:t>
             </w:r>
           </w:p>
         </w:tc>
@@ -5154,21 +4470,19 @@
       </w:pPr>
     </w:p>
     <w:p>
+      <w:proofErr w:type="spellStart"/>
       <w:r>
         <w:t>情況</w:t>
       </w:r>
-      <w:r>
-        <w:t xml:space="preserve"> 2</w:t>
-      </w:r>
-      <w:r>
-        <w:t>：交易月數</w:t>
-      </w:r>
-      <w:r>
-        <w:t xml:space="preserve"> ≤ 5 </w:t>
-      </w:r>
+      <w:proofErr w:type="spellEnd"/>
+      <w:r>
+        <w:t xml:space="preserve"> 2：交易月數 ≤ 5 </w:t>
+      </w:r>
+      <w:proofErr w:type="spellStart"/>
       <w:r>
         <w:t>個月</w:t>
       </w:r>
+      <w:proofErr w:type="spellEnd"/>
     </w:p>
     <w:tbl>
       <w:tblPr>
@@ -5195,6 +4509,7 @@
             <w:pPr>
               <w:jc w:val="center"/>
             </w:pPr>
+            <w:proofErr w:type="spellStart"/>
             <w:r>
               <w:rPr>
                 <w:b/>
@@ -5203,6 +4518,7 @@
               </w:rPr>
               <w:t>交易總量</w:t>
             </w:r>
+            <w:proofErr w:type="spellEnd"/>
           </w:p>
         </w:tc>
         <w:tc>
@@ -5214,6 +4530,7 @@
             <w:pPr>
               <w:jc w:val="center"/>
             </w:pPr>
+            <w:proofErr w:type="spellStart"/>
             <w:r>
               <w:rPr>
                 <w:b/>
@@ -5222,6 +4539,7 @@
               </w:rPr>
               <w:t>年度等級</w:t>
             </w:r>
+            <w:proofErr w:type="spellEnd"/>
           </w:p>
         </w:tc>
         <w:tc>
@@ -5233,6 +4551,7 @@
             <w:pPr>
               <w:jc w:val="center"/>
             </w:pPr>
+            <w:proofErr w:type="spellStart"/>
             <w:r>
               <w:rPr>
                 <w:b/>
@@ -5241,6 +4560,7 @@
               </w:rPr>
               <w:t>稽核類型</w:t>
             </w:r>
+            <w:proofErr w:type="spellEnd"/>
           </w:p>
         </w:tc>
       </w:tr>
@@ -5266,12 +4586,14 @@
             <w:tcW w:w="3245" w:type="dxa"/>
           </w:tcPr>
           <w:p>
+            <w:proofErr w:type="spellStart"/>
             <w:r>
               <w:rPr>
                 <w:sz w:val="19"/>
               </w:rPr>
               <w:t>任何等級</w:t>
             </w:r>
+            <w:proofErr w:type="spellEnd"/>
           </w:p>
         </w:tc>
         <w:tc>
@@ -5279,12 +4601,14 @@
             <w:tcW w:w="3245" w:type="dxa"/>
           </w:tcPr>
           <w:p>
+            <w:proofErr w:type="spellStart"/>
             <w:r>
               <w:rPr>
                 <w:sz w:val="19"/>
               </w:rPr>
               <w:t>現場稽核</w:t>
             </w:r>
+            <w:proofErr w:type="spellEnd"/>
           </w:p>
         </w:tc>
       </w:tr>
@@ -5316,19 +4640,7 @@
               <w:rPr>
                 <w:sz w:val="19"/>
               </w:rPr>
-              <w:t xml:space="preserve">A </w:t>
-            </w:r>
-            <w:r>
-              <w:rPr>
-                <w:sz w:val="19"/>
-              </w:rPr>
-              <w:t>或</w:t>
-            </w:r>
-            <w:r>
-              <w:rPr>
-                <w:sz w:val="19"/>
-              </w:rPr>
-              <w:t xml:space="preserve"> B</w:t>
+              <w:t>A 或 B</w:t>
             </w:r>
           </w:p>
         </w:tc>
@@ -5338,12 +4650,14 @@
             <w:shd w:val="clear" w:color="auto" w:fill="F1F5F9"/>
           </w:tcPr>
           <w:p>
+            <w:proofErr w:type="spellStart"/>
             <w:r>
               <w:rPr>
                 <w:sz w:val="19"/>
               </w:rPr>
               <w:t>文件稽核</w:t>
             </w:r>
+            <w:proofErr w:type="spellEnd"/>
           </w:p>
         </w:tc>
       </w:tr>
@@ -5382,12 +4696,14 @@
             <w:tcW w:w="3245" w:type="dxa"/>
           </w:tcPr>
           <w:p>
+            <w:proofErr w:type="spellStart"/>
             <w:r>
               <w:rPr>
                 <w:sz w:val="19"/>
               </w:rPr>
               <w:t>現場稽核</w:t>
             </w:r>
+            <w:proofErr w:type="spellEnd"/>
           </w:p>
         </w:tc>
       </w:tr>
@@ -5415,12 +4731,14 @@
             <w:shd w:val="clear" w:color="auto" w:fill="F1F5F9"/>
           </w:tcPr>
           <w:p>
+            <w:proofErr w:type="spellStart"/>
             <w:r>
               <w:rPr>
                 <w:sz w:val="19"/>
               </w:rPr>
               <w:t>無等級</w:t>
             </w:r>
+            <w:proofErr w:type="spellEnd"/>
           </w:p>
         </w:tc>
         <w:tc>
@@ -5429,11 +4747,19 @@
             <w:shd w:val="clear" w:color="auto" w:fill="F1F5F9"/>
           </w:tcPr>
           <w:p>
+            <w:proofErr w:type="spellStart"/>
             <w:r>
               <w:rPr>
                 <w:sz w:val="19"/>
               </w:rPr>
-              <w:t>文件稽核（預設）</w:t>
+              <w:t>文件稽核（預設</w:t>
+            </w:r>
+            <w:proofErr w:type="spellEnd"/>
+            <w:r>
+              <w:rPr>
+                <w:sz w:val="19"/>
+              </w:rPr>
+              <w:t>）</w:t>
             </w:r>
           </w:p>
         </w:tc>
@@ -5464,19 +4790,7 @@
               <w:rPr>
                 <w:sz w:val="19"/>
               </w:rPr>
-              <w:t xml:space="preserve">A </w:t>
-            </w:r>
-            <w:r>
-              <w:rPr>
-                <w:sz w:val="19"/>
-              </w:rPr>
-              <w:t>或</w:t>
-            </w:r>
-            <w:r>
-              <w:rPr>
-                <w:sz w:val="19"/>
-              </w:rPr>
-              <w:t xml:space="preserve"> B</w:t>
+              <w:t>A 或 B</w:t>
             </w:r>
           </w:p>
         </w:tc>
@@ -5485,12 +4799,14 @@
             <w:tcW w:w="3245" w:type="dxa"/>
           </w:tcPr>
           <w:p>
+            <w:proofErr w:type="spellStart"/>
             <w:r>
               <w:rPr>
                 <w:sz w:val="19"/>
               </w:rPr>
               <w:t>免稽</w:t>
             </w:r>
+            <w:proofErr w:type="spellEnd"/>
           </w:p>
         </w:tc>
       </w:tr>
@@ -5532,12 +4848,14 @@
             <w:shd w:val="clear" w:color="auto" w:fill="F1F5F9"/>
           </w:tcPr>
           <w:p>
+            <w:proofErr w:type="spellStart"/>
             <w:r>
               <w:rPr>
                 <w:sz w:val="19"/>
               </w:rPr>
               <w:t>現場稽核</w:t>
             </w:r>
+            <w:proofErr w:type="spellEnd"/>
           </w:p>
         </w:tc>
       </w:tr>
@@ -5563,12 +4881,14 @@
             <w:tcW w:w="3245" w:type="dxa"/>
           </w:tcPr>
           <w:p>
+            <w:proofErr w:type="spellStart"/>
             <w:r>
               <w:rPr>
                 <w:sz w:val="19"/>
               </w:rPr>
               <w:t>無等級</w:t>
             </w:r>
+            <w:proofErr w:type="spellEnd"/>
           </w:p>
         </w:tc>
         <w:tc>
@@ -5576,11 +4896,19 @@
             <w:tcW w:w="3245" w:type="dxa"/>
           </w:tcPr>
           <w:p>
+            <w:proofErr w:type="spellStart"/>
             <w:r>
               <w:rPr>
                 <w:sz w:val="19"/>
               </w:rPr>
-              <w:t>免稽（預設）</w:t>
+              <w:t>免稽（預設</w:t>
+            </w:r>
+            <w:proofErr w:type="spellEnd"/>
+            <w:r>
+              <w:rPr>
+                <w:sz w:val="19"/>
+              </w:rPr>
+              <w:t>）</w:t>
             </w:r>
           </w:p>
         </w:tc>
@@ -5592,62 +4920,85 @@
       </w:pPr>
     </w:p>
     <w:p>
-      <w:r>
-        <w:t xml:space="preserve">OSAT </w:t>
-      </w:r>
-      <w:r>
-        <w:t>稽核類型共</w:t>
-      </w:r>
-      <w:r>
-        <w:t xml:space="preserve"> 5 </w:t>
-      </w:r>
-      <w:r>
-        <w:t>種：無採購紀錄、免稽、文件稽核、現場稽核、現場稽核</w:t>
-      </w:r>
-      <w:r>
-        <w:t xml:space="preserve"> + </w:t>
-      </w:r>
-      <w:r>
-        <w:t>製程稽核。</w:t>
+      <w:pPr>
+        <w:rPr>
+          <w:lang w:eastAsia="zh-TW"/>
+        </w:rPr>
+      </w:pPr>
+      <w:r>
+        <w:rPr>
+          <w:lang w:eastAsia="zh-TW"/>
+        </w:rPr>
+        <w:t>OSAT 稽核類型共 5 種：無採購紀錄、免稽、文件稽核、現場稽核、現場稽核 + 製程稽核。</w:t>
       </w:r>
     </w:p>
     <w:p>
       <w:pPr>
+        <w:rPr>
+          <w:lang w:eastAsia="zh-TW"/>
+        </w:rPr>
+      </w:pPr>
+    </w:p>
+    <w:p>
+      <w:pPr>
+        <w:rPr>
+          <w:rFonts w:hint="eastAsia"/>
+          <w:lang w:eastAsia="zh-TW"/>
+        </w:rPr>
+      </w:pPr>
+    </w:p>
+    <w:p>
+      <w:pPr>
         <w:pStyle w:val="1"/>
+        <w:rPr>
+          <w:lang w:eastAsia="zh-TW"/>
+        </w:rPr>
       </w:pPr>
       <w:bookmarkStart w:id="14" w:name="_Toc237121574"/>
       <w:r>
+        <w:rPr>
+          <w:lang w:eastAsia="zh-TW"/>
+        </w:rPr>
+        <w:lastRenderedPageBreak/>
         <w:t>四、共通計算邏輯（</w:t>
       </w:r>
       <w:r>
+        <w:rPr>
+          <w:lang w:eastAsia="zh-TW"/>
+        </w:rPr>
         <w:t xml:space="preserve">SQM </w:t>
       </w:r>
       <w:r>
+        <w:rPr>
+          <w:lang w:eastAsia="zh-TW"/>
+        </w:rPr>
         <w:t>與</w:t>
       </w:r>
       <w:r>
+        <w:rPr>
+          <w:lang w:eastAsia="zh-TW"/>
+        </w:rPr>
         <w:t xml:space="preserve"> OSAT </w:t>
       </w:r>
       <w:r>
+        <w:rPr>
+          <w:lang w:eastAsia="zh-TW"/>
+        </w:rPr>
         <w:t>一致）</w:t>
       </w:r>
       <w:bookmarkEnd w:id="14"/>
     </w:p>
     <w:p>
-      <w:r>
-        <w:t>年度稽核組件、年度分數與年度等級三者，</w:t>
-      </w:r>
-      <w:r>
-        <w:t xml:space="preserve">SQM </w:t>
-      </w:r>
-      <w:r>
-        <w:t>與</w:t>
-      </w:r>
-      <w:r>
-        <w:t xml:space="preserve"> OSAT </w:t>
-      </w:r>
-      <w:r>
-        <w:t>採用完全相同的規則：</w:t>
+      <w:pPr>
+        <w:rPr>
+          <w:lang w:eastAsia="zh-TW"/>
+        </w:rPr>
+      </w:pPr>
+      <w:r>
+        <w:rPr>
+          <w:lang w:eastAsia="zh-TW"/>
+        </w:rPr>
+        <w:t>年度稽核組件、年度分數與年度等級三者，SQM 與 OSAT 採用完全相同的規則：</w:t>
       </w:r>
     </w:p>
     <w:p>
@@ -5669,209 +5020,233 @@
         </w:rPr>
         <w:t xml:space="preserve">① </w:t>
       </w:r>
+      <w:proofErr w:type="spellStart"/>
       <w:r>
         <w:rPr>
           <w:rFonts w:ascii="Consolas" w:eastAsia="Consolas" w:hAnsi="Consolas" w:cs="Consolas"/>
           <w:sz w:val="20"/>
         </w:rPr>
-        <w:t>年度稽核組件：</w:t>
-      </w:r>
+        <w:t>年度稽核組件：VDA</w:t>
+      </w:r>
+      <w:proofErr w:type="spellEnd"/>
       <w:r>
         <w:rPr>
           <w:rFonts w:ascii="Consolas" w:eastAsia="Consolas" w:hAnsi="Consolas" w:cs="Consolas"/>
           <w:sz w:val="20"/>
         </w:rPr>
-        <w:t xml:space="preserve">VDA&gt;0 </w:t>
-      </w:r>
+        <w:t xml:space="preserve">&gt;0 取 </w:t>
+      </w:r>
+      <w:proofErr w:type="spellStart"/>
       <w:r>
         <w:rPr>
           <w:rFonts w:ascii="Consolas" w:eastAsia="Consolas" w:hAnsi="Consolas" w:cs="Consolas"/>
           <w:sz w:val="20"/>
         </w:rPr>
-        <w:t>取</w:t>
-      </w:r>
+        <w:t>VDA，否則取</w:t>
+      </w:r>
+      <w:proofErr w:type="spellEnd"/>
       <w:r>
         <w:rPr>
           <w:rFonts w:ascii="Consolas" w:eastAsia="Consolas" w:hAnsi="Consolas" w:cs="Consolas"/>
           <w:sz w:val="20"/>
         </w:rPr>
-        <w:t xml:space="preserve"> VDA</w:t>
-      </w:r>
+        <w:t xml:space="preserve"> </w:t>
+      </w:r>
+      <w:proofErr w:type="spellStart"/>
       <w:r>
         <w:rPr>
           <w:rFonts w:ascii="Consolas" w:eastAsia="Consolas" w:hAnsi="Consolas" w:cs="Consolas"/>
           <w:sz w:val="20"/>
         </w:rPr>
-        <w:t>，否則取</w:t>
-      </w:r>
+        <w:t>QSA；若</w:t>
+      </w:r>
+      <w:proofErr w:type="spellEnd"/>
       <w:r>
         <w:rPr>
           <w:rFonts w:ascii="Consolas" w:eastAsia="Consolas" w:hAnsi="Consolas" w:cs="Consolas"/>
           <w:sz w:val="20"/>
         </w:rPr>
-        <w:t xml:space="preserve"> QSA</w:t>
-      </w:r>
+        <w:t xml:space="preserve"> HSF </w:t>
+      </w:r>
+      <w:proofErr w:type="spellStart"/>
       <w:r>
         <w:rPr>
           <w:rFonts w:ascii="Consolas" w:eastAsia="Consolas" w:hAnsi="Consolas" w:cs="Consolas"/>
           <w:sz w:val="20"/>
         </w:rPr>
-        <w:t>；若</w:t>
-      </w:r>
+        <w:t>有值則與其平均，皆無則為</w:t>
+      </w:r>
+      <w:proofErr w:type="spellEnd"/>
       <w:r>
         <w:rPr>
           <w:rFonts w:ascii="Consolas" w:eastAsia="Consolas" w:hAnsi="Consolas" w:cs="Consolas"/>
           <w:sz w:val="20"/>
         </w:rPr>
-        <w:t xml:space="preserve"> HSF </w:t>
+        <w:t xml:space="preserve"> 0</w:t>
+      </w:r>
+      <w:r>
+        <w:br/>
       </w:r>
       <w:r>
         <w:rPr>
           <w:rFonts w:ascii="Consolas" w:eastAsia="Consolas" w:hAnsi="Consolas" w:cs="Consolas"/>
           <w:sz w:val="20"/>
         </w:rPr>
-        <w:t>有值則與其平均，皆無則為</w:t>
-      </w:r>
+        <w:t xml:space="preserve">② </w:t>
+      </w:r>
+      <w:proofErr w:type="spellStart"/>
       <w:r>
         <w:rPr>
           <w:rFonts w:ascii="Consolas" w:eastAsia="Consolas" w:hAnsi="Consolas" w:cs="Consolas"/>
           <w:sz w:val="20"/>
         </w:rPr>
-        <w:t xml:space="preserve"> 0</w:t>
-      </w:r>
-      <w:r>
-        <w:br/>
-      </w:r>
+        <w:t>年度分數：稽核組件</w:t>
+      </w:r>
+      <w:proofErr w:type="spellEnd"/>
       <w:r>
         <w:rPr>
           <w:rFonts w:ascii="Consolas" w:eastAsia="Consolas" w:hAnsi="Consolas" w:cs="Consolas"/>
           <w:sz w:val="20"/>
         </w:rPr>
-        <w:t xml:space="preserve">② </w:t>
-      </w:r>
+        <w:t xml:space="preserve"> = 0 → </w:t>
+      </w:r>
+      <w:proofErr w:type="spellStart"/>
       <w:r>
         <w:rPr>
           <w:rFonts w:ascii="Consolas" w:eastAsia="Consolas" w:hAnsi="Consolas" w:cs="Consolas"/>
           <w:sz w:val="20"/>
         </w:rPr>
-        <w:t>年度分數：稽核組件</w:t>
-      </w:r>
+        <w:t>月均</w:t>
+      </w:r>
+      <w:proofErr w:type="spellEnd"/>
       <w:r>
         <w:rPr>
           <w:rFonts w:ascii="Consolas" w:eastAsia="Consolas" w:hAnsi="Consolas" w:cs="Consolas"/>
           <w:sz w:val="20"/>
         </w:rPr>
-        <w:t xml:space="preserve"> = 0 → </w:t>
+        <w:t xml:space="preserve"> − others</w:t>
+      </w:r>
+      <w:r>
+        <w:br/>
       </w:r>
       <w:r>
         <w:rPr>
           <w:rFonts w:ascii="Consolas" w:eastAsia="Consolas" w:hAnsi="Consolas" w:cs="Consolas"/>
           <w:sz w:val="20"/>
         </w:rPr>
-        <w:t>月均</w:t>
-      </w:r>
+        <w:t xml:space="preserve">            </w:t>
+      </w:r>
+      <w:proofErr w:type="spellStart"/>
       <w:r>
         <w:rPr>
           <w:rFonts w:ascii="Consolas" w:eastAsia="Consolas" w:hAnsi="Consolas" w:cs="Consolas"/>
           <w:sz w:val="20"/>
         </w:rPr>
-        <w:t xml:space="preserve"> − others</w:t>
-      </w:r>
-      <w:r>
-        <w:br/>
-      </w:r>
+        <w:t>稽核組件</w:t>
+      </w:r>
+      <w:proofErr w:type="spellEnd"/>
       <w:r>
         <w:rPr>
           <w:rFonts w:ascii="Consolas" w:eastAsia="Consolas" w:hAnsi="Consolas" w:cs="Consolas"/>
           <w:sz w:val="20"/>
         </w:rPr>
-        <w:t xml:space="preserve">            </w:t>
-      </w:r>
+        <w:t xml:space="preserve"> &gt; 0 → </w:t>
+      </w:r>
+      <w:proofErr w:type="spellStart"/>
       <w:r>
         <w:rPr>
           <w:rFonts w:ascii="Consolas" w:eastAsia="Consolas" w:hAnsi="Consolas" w:cs="Consolas"/>
           <w:sz w:val="20"/>
         </w:rPr>
-        <w:t>稽核組件</w:t>
-      </w:r>
+        <w:t>月均</w:t>
+      </w:r>
+      <w:proofErr w:type="spellEnd"/>
       <w:r>
         <w:rPr>
           <w:rFonts w:ascii="Consolas" w:eastAsia="Consolas" w:hAnsi="Consolas" w:cs="Consolas"/>
           <w:sz w:val="20"/>
         </w:rPr>
-        <w:t xml:space="preserve"> &gt; 0 → </w:t>
-      </w:r>
+        <w:t xml:space="preserve"> × 0.9 + </w:t>
+      </w:r>
+      <w:proofErr w:type="spellStart"/>
       <w:r>
         <w:rPr>
           <w:rFonts w:ascii="Consolas" w:eastAsia="Consolas" w:hAnsi="Consolas" w:cs="Consolas"/>
           <w:sz w:val="20"/>
         </w:rPr>
-        <w:t>月均</w:t>
-      </w:r>
+        <w:t>稽核組件</w:t>
+      </w:r>
+      <w:proofErr w:type="spellEnd"/>
       <w:r>
         <w:rPr>
           <w:rFonts w:ascii="Consolas" w:eastAsia="Consolas" w:hAnsi="Consolas" w:cs="Consolas"/>
           <w:sz w:val="20"/>
         </w:rPr>
-        <w:t xml:space="preserve"> × 0.9 + </w:t>
+        <w:t xml:space="preserve"> × 0.1 − others</w:t>
+      </w:r>
+      <w:r>
+        <w:br/>
       </w:r>
       <w:r>
         <w:rPr>
           <w:rFonts w:ascii="Consolas" w:eastAsia="Consolas" w:hAnsi="Consolas" w:cs="Consolas"/>
           <w:sz w:val="20"/>
         </w:rPr>
-        <w:t>稽核組件</w:t>
-      </w:r>
+        <w:t xml:space="preserve">③ </w:t>
+      </w:r>
+      <w:proofErr w:type="spellStart"/>
       <w:r>
         <w:rPr>
           <w:rFonts w:ascii="Consolas" w:eastAsia="Consolas" w:hAnsi="Consolas" w:cs="Consolas"/>
           <w:sz w:val="20"/>
         </w:rPr>
-        <w:t xml:space="preserve"> × 0.1 − others</w:t>
-      </w:r>
-      <w:r>
-        <w:br/>
-      </w:r>
+        <w:t>年度等級</w:t>
+      </w:r>
+      <w:proofErr w:type="spellEnd"/>
       <w:r>
         <w:rPr>
           <w:rFonts w:ascii="Consolas" w:eastAsia="Consolas" w:hAnsi="Consolas" w:cs="Consolas"/>
           <w:sz w:val="20"/>
         </w:rPr>
-        <w:t xml:space="preserve">③ </w:t>
-      </w:r>
-      <w:r>
-        <w:rPr>
-          <w:rFonts w:ascii="Consolas" w:eastAsia="Consolas" w:hAnsi="Consolas" w:cs="Consolas"/>
-          <w:sz w:val="20"/>
-        </w:rPr>
-        <w:t>年度等級：</w:t>
-      </w:r>
-      <w:r>
-        <w:rPr>
-          <w:rFonts w:ascii="Consolas" w:eastAsia="Consolas" w:hAnsi="Consolas" w:cs="Consolas"/>
-          <w:sz w:val="20"/>
-        </w:rPr>
-        <w:t>≥95 A / ≥85 B / ≥75 C / ≥60 D / &lt;60 E</w:t>
+        <w:t>：≥95 A / ≥85 B / ≥75 C / ≥60 D / &lt;60 E</w:t>
       </w:r>
     </w:p>
     <w:p>
       <w:pPr>
         <w:pStyle w:val="1"/>
+        <w:rPr>
+          <w:lang w:eastAsia="zh-TW"/>
+        </w:rPr>
       </w:pPr>
       <w:bookmarkStart w:id="15" w:name="_Toc237121575"/>
       <w:r>
+        <w:rPr>
+          <w:lang w:eastAsia="zh-TW"/>
+        </w:rPr>
         <w:t>五、</w:t>
       </w:r>
       <w:r>
+        <w:rPr>
+          <w:lang w:eastAsia="zh-TW"/>
+        </w:rPr>
         <w:t xml:space="preserve">SQM </w:t>
       </w:r>
       <w:r>
+        <w:rPr>
+          <w:lang w:eastAsia="zh-TW"/>
+        </w:rPr>
         <w:t>與</w:t>
       </w:r>
       <w:r>
+        <w:rPr>
+          <w:lang w:eastAsia="zh-TW"/>
+        </w:rPr>
         <w:t xml:space="preserve"> OSAT </w:t>
       </w:r>
       <w:r>
+        <w:rPr>
+          <w:lang w:eastAsia="zh-TW"/>
+        </w:rPr>
         <w:t>差異對比</w:t>
       </w:r>
       <w:bookmarkEnd w:id="15"/>
@@ -5901,6 +5276,7 @@
             <w:pPr>
               <w:jc w:val="center"/>
             </w:pPr>
+            <w:proofErr w:type="spellStart"/>
             <w:r>
               <w:rPr>
                 <w:b/>
@@ -5909,6 +5285,7 @@
               </w:rPr>
               <w:t>項目</w:t>
             </w:r>
+            <w:proofErr w:type="spellEnd"/>
           </w:p>
         </w:tc>
         <w:tc>
@@ -5959,12 +5336,14 @@
             <w:tcW w:w="3245" w:type="dxa"/>
           </w:tcPr>
           <w:p>
+            <w:proofErr w:type="spellStart"/>
             <w:r>
               <w:rPr>
                 <w:sz w:val="19"/>
               </w:rPr>
               <w:t>月評核品質計算</w:t>
             </w:r>
+            <w:proofErr w:type="spellEnd"/>
           </w:p>
         </w:tc>
         <w:tc>
@@ -5972,24 +5351,28 @@
             <w:tcW w:w="3245" w:type="dxa"/>
           </w:tcPr>
           <w:p>
+            <w:proofErr w:type="spellStart"/>
             <w:r>
               <w:rPr>
                 <w:sz w:val="19"/>
               </w:rPr>
               <w:t>基數</w:t>
             </w:r>
+            <w:proofErr w:type="spellEnd"/>
             <w:r>
               <w:rPr>
                 <w:sz w:val="19"/>
               </w:rPr>
               <w:t xml:space="preserve"> 90 − </w:t>
             </w:r>
+            <w:proofErr w:type="spellStart"/>
             <w:r>
               <w:rPr>
                 <w:sz w:val="19"/>
               </w:rPr>
               <w:t>扣分項</w:t>
             </w:r>
+            <w:proofErr w:type="spellEnd"/>
           </w:p>
         </w:tc>
         <w:tc>
@@ -5997,24 +5380,28 @@
             <w:tcW w:w="3245" w:type="dxa"/>
           </w:tcPr>
           <w:p>
+            <w:proofErr w:type="spellStart"/>
             <w:r>
               <w:rPr>
                 <w:sz w:val="19"/>
               </w:rPr>
               <w:t>進料允收率</w:t>
             </w:r>
+            <w:proofErr w:type="spellEnd"/>
             <w:r>
               <w:rPr>
                 <w:sz w:val="19"/>
               </w:rPr>
               <w:t xml:space="preserve"> A + </w:t>
             </w:r>
+            <w:proofErr w:type="spellStart"/>
             <w:r>
               <w:rPr>
                 <w:sz w:val="19"/>
               </w:rPr>
               <w:t>基礎評分</w:t>
             </w:r>
+            <w:proofErr w:type="spellEnd"/>
             <w:r>
               <w:rPr>
                 <w:sz w:val="19"/>
@@ -6034,13 +5421,14 @@
             <w:shd w:val="clear" w:color="auto" w:fill="F1F5F9"/>
           </w:tcPr>
           <w:p>
+            <w:proofErr w:type="spellStart"/>
             <w:r>
               <w:rPr>
                 <w:sz w:val="19"/>
               </w:rPr>
-              <w:lastRenderedPageBreak/>
               <w:t>月評核採購計算</w:t>
             </w:r>
+            <w:proofErr w:type="spellEnd"/>
           </w:p>
         </w:tc>
         <w:tc>
@@ -6049,12 +5437,14 @@
             <w:shd w:val="clear" w:color="auto" w:fill="F1F5F9"/>
           </w:tcPr>
           <w:p>
+            <w:proofErr w:type="spellStart"/>
             <w:r>
               <w:rPr>
                 <w:sz w:val="19"/>
               </w:rPr>
               <w:t>相同公式</w:t>
             </w:r>
+            <w:proofErr w:type="spellEnd"/>
           </w:p>
         </w:tc>
         <w:tc>
@@ -6063,12 +5453,14 @@
             <w:shd w:val="clear" w:color="auto" w:fill="F1F5F9"/>
           </w:tcPr>
           <w:p>
+            <w:proofErr w:type="spellStart"/>
             <w:r>
               <w:rPr>
                 <w:sz w:val="19"/>
               </w:rPr>
               <w:t>相同公式</w:t>
             </w:r>
+            <w:proofErr w:type="spellEnd"/>
           </w:p>
         </w:tc>
       </w:tr>
@@ -6081,12 +5473,14 @@
             <w:tcW w:w="3245" w:type="dxa"/>
           </w:tcPr>
           <w:p>
+            <w:proofErr w:type="spellStart"/>
             <w:r>
               <w:rPr>
                 <w:sz w:val="19"/>
               </w:rPr>
               <w:t>月評核降級判定</w:t>
             </w:r>
+            <w:proofErr w:type="spellEnd"/>
           </w:p>
         </w:tc>
         <w:tc>
@@ -6094,36 +5488,28 @@
             <w:tcW w:w="3245" w:type="dxa"/>
           </w:tcPr>
           <w:p>
+            <w:proofErr w:type="spellStart"/>
             <w:r>
               <w:rPr>
                 <w:sz w:val="19"/>
               </w:rPr>
               <w:t>品質</w:t>
             </w:r>
+            <w:proofErr w:type="spellEnd"/>
             <w:r>
               <w:rPr>
                 <w:sz w:val="19"/>
               </w:rPr>
-              <w:t xml:space="preserve"> &lt; 56 </w:t>
+              <w:t xml:space="preserve"> &lt; 56 或 </w:t>
             </w:r>
-            <w:r>
-              <w:rPr>
-                <w:sz w:val="19"/>
-              </w:rPr>
-              <w:t>或</w:t>
-            </w:r>
-            <w:r>
-              <w:rPr>
-                <w:sz w:val="19"/>
-              </w:rPr>
-              <w:t xml:space="preserve"> </w:t>
-            </w:r>
+            <w:proofErr w:type="spellStart"/>
             <w:r>
               <w:rPr>
                 <w:sz w:val="19"/>
               </w:rPr>
               <w:t>交期</w:t>
             </w:r>
+            <w:proofErr w:type="spellEnd"/>
             <w:r>
               <w:rPr>
                 <w:sz w:val="19"/>
@@ -6137,12 +5523,14 @@
             <w:tcW w:w="3245" w:type="dxa"/>
           </w:tcPr>
           <w:p>
+            <w:proofErr w:type="spellStart"/>
             <w:r>
               <w:rPr>
                 <w:sz w:val="19"/>
               </w:rPr>
               <w:t>考核得分</w:t>
             </w:r>
+            <w:proofErr w:type="spellEnd"/>
             <w:r>
               <w:rPr>
                 <w:sz w:val="19"/>
@@ -6162,12 +5550,14 @@
             <w:shd w:val="clear" w:color="auto" w:fill="F1F5F9"/>
           </w:tcPr>
           <w:p>
+            <w:proofErr w:type="spellStart"/>
             <w:r>
               <w:rPr>
                 <w:sz w:val="19"/>
               </w:rPr>
               <w:t>年度稽核組件</w:t>
             </w:r>
+            <w:proofErr w:type="spellEnd"/>
           </w:p>
         </w:tc>
         <w:tc>
@@ -6176,12 +5566,14 @@
             <w:shd w:val="clear" w:color="auto" w:fill="F1F5F9"/>
           </w:tcPr>
           <w:p>
+            <w:proofErr w:type="spellStart"/>
             <w:r>
               <w:rPr>
                 <w:sz w:val="19"/>
               </w:rPr>
               <w:t>相同邏輯</w:t>
             </w:r>
+            <w:proofErr w:type="spellEnd"/>
           </w:p>
         </w:tc>
         <w:tc>
@@ -6190,11 +5582,148 @@
             <w:shd w:val="clear" w:color="auto" w:fill="F1F5F9"/>
           </w:tcPr>
           <w:p>
+            <w:proofErr w:type="spellStart"/>
             <w:r>
               <w:rPr>
                 <w:sz w:val="19"/>
               </w:rPr>
               <w:t>相同邏輯</w:t>
+            </w:r>
+            <w:proofErr w:type="spellEnd"/>
+          </w:p>
+        </w:tc>
+      </w:tr>
+      <w:tr>
+        <w:trPr>
+          <w:jc w:val="center"/>
+        </w:trPr>
+        <w:tc>
+          <w:tcPr>
+            <w:tcW w:w="3245" w:type="dxa"/>
+          </w:tcPr>
+          <w:p>
+            <w:proofErr w:type="spellStart"/>
+            <w:r>
+              <w:rPr>
+                <w:sz w:val="19"/>
+              </w:rPr>
+              <w:t>年度分數</w:t>
+            </w:r>
+            <w:proofErr w:type="spellEnd"/>
+            <w:r>
+              <w:rPr>
+                <w:sz w:val="19"/>
+              </w:rPr>
+              <w:t xml:space="preserve"> / </w:t>
+            </w:r>
+            <w:proofErr w:type="spellStart"/>
+            <w:r>
+              <w:rPr>
+                <w:sz w:val="19"/>
+              </w:rPr>
+              <w:t>等級</w:t>
+            </w:r>
+            <w:proofErr w:type="spellEnd"/>
+          </w:p>
+        </w:tc>
+        <w:tc>
+          <w:tcPr>
+            <w:tcW w:w="3245" w:type="dxa"/>
+          </w:tcPr>
+          <w:p>
+            <w:proofErr w:type="spellStart"/>
+            <w:r>
+              <w:rPr>
+                <w:sz w:val="19"/>
+              </w:rPr>
+              <w:t>相同公式</w:t>
+            </w:r>
+            <w:proofErr w:type="spellEnd"/>
+          </w:p>
+        </w:tc>
+        <w:tc>
+          <w:tcPr>
+            <w:tcW w:w="3245" w:type="dxa"/>
+          </w:tcPr>
+          <w:p>
+            <w:proofErr w:type="spellStart"/>
+            <w:r>
+              <w:rPr>
+                <w:sz w:val="19"/>
+              </w:rPr>
+              <w:t>相同公式</w:t>
+            </w:r>
+            <w:proofErr w:type="spellEnd"/>
+          </w:p>
+        </w:tc>
+      </w:tr>
+      <w:tr>
+        <w:trPr>
+          <w:jc w:val="center"/>
+        </w:trPr>
+        <w:tc>
+          <w:tcPr>
+            <w:tcW w:w="3245" w:type="dxa"/>
+            <w:shd w:val="clear" w:color="auto" w:fill="F1F5F9"/>
+          </w:tcPr>
+          <w:p>
+            <w:proofErr w:type="spellStart"/>
+            <w:r>
+              <w:rPr>
+                <w:sz w:val="19"/>
+              </w:rPr>
+              <w:t>下年度稽核判定</w:t>
+            </w:r>
+            <w:proofErr w:type="spellEnd"/>
+          </w:p>
+        </w:tc>
+        <w:tc>
+          <w:tcPr>
+            <w:tcW w:w="3245" w:type="dxa"/>
+            <w:shd w:val="clear" w:color="auto" w:fill="F1F5F9"/>
+          </w:tcPr>
+          <w:p>
+            <w:proofErr w:type="spellStart"/>
+            <w:r>
+              <w:rPr>
+                <w:sz w:val="19"/>
+              </w:rPr>
+              <w:t>供應商類型</w:t>
+            </w:r>
+            <w:proofErr w:type="spellEnd"/>
+            <w:r>
+              <w:rPr>
+                <w:sz w:val="19"/>
+              </w:rPr>
+              <w:t xml:space="preserve"> + </w:t>
+            </w:r>
+            <w:proofErr w:type="spellStart"/>
+            <w:r>
+              <w:rPr>
+                <w:sz w:val="19"/>
+              </w:rPr>
+              <w:t>單一維度</w:t>
+            </w:r>
+            <w:proofErr w:type="spellEnd"/>
+          </w:p>
+        </w:tc>
+        <w:tc>
+          <w:tcPr>
+            <w:tcW w:w="3245" w:type="dxa"/>
+            <w:shd w:val="clear" w:color="auto" w:fill="F1F5F9"/>
+          </w:tcPr>
+          <w:p>
+            <w:pPr>
+              <w:rPr>
+                <w:lang w:eastAsia="zh-TW"/>
+              </w:rPr>
+            </w:pPr>
+            <w:r>
+              <w:rPr>
+                <w:sz w:val="19"/>
+                <w:lang w:eastAsia="zh-TW"/>
+              </w:rPr>
+              <w:t>交易月數 + 交易總量 + 年度等級</w:t>
             </w:r>
           </w:p>
         </w:tc>
@@ -6208,23 +5737,26 @@
             <w:tcW w:w="3245" w:type="dxa"/>
           </w:tcPr>
           <w:p>
+            <w:proofErr w:type="spellStart"/>
             <w:r>
               <w:rPr>
                 <w:sz w:val="19"/>
               </w:rPr>
-              <w:t>年度分數</w:t>
+              <w:t>稽核類型數量</w:t>
             </w:r>
+            <w:proofErr w:type="spellEnd"/>
+          </w:p>
+        </w:tc>
+        <w:tc>
+          <w:tcPr>
+            <w:tcW w:w="3245" w:type="dxa"/>
+          </w:tcPr>
+          <w:p>
             <w:r>
               <w:rPr>
                 <w:sz w:val="19"/>
               </w:rPr>
-              <w:t xml:space="preserve"> / </w:t>
-            </w:r>
-            <w:r>
-              <w:rPr>
-                <w:sz w:val="19"/>
-              </w:rPr>
-              <w:t>等級</w:t>
+              <w:t>3 種</w:t>
             </w:r>
           </w:p>
         </w:tc>
@@ -6237,20 +5769,7 @@
               <w:rPr>
                 <w:sz w:val="19"/>
               </w:rPr>
-              <w:t>相同公式</w:t>
-            </w:r>
-          </w:p>
-        </w:tc>
-        <w:tc>
-          <w:tcPr>
-            <w:tcW w:w="3245" w:type="dxa"/>
-          </w:tcPr>
-          <w:p>
-            <w:r>
-              <w:rPr>
-                <w:sz w:val="19"/>
-              </w:rPr>
-              <w:t>相同公式</w:t>
+              <w:t>5 種</w:t>
             </w:r>
           </w:p>
         </w:tc>
@@ -6265,12 +5784,14 @@
             <w:shd w:val="clear" w:color="auto" w:fill="F1F5F9"/>
           </w:tcPr>
           <w:p>
+            <w:proofErr w:type="spellStart"/>
             <w:r>
               <w:rPr>
                 <w:sz w:val="19"/>
               </w:rPr>
-              <w:t>下年度稽核判定</w:t>
+              <w:t>供應商類型判斷</w:t>
             </w:r>
+            <w:proofErr w:type="spellEnd"/>
           </w:p>
         </w:tc>
         <w:tc>
@@ -6279,24 +5800,14 @@
             <w:shd w:val="clear" w:color="auto" w:fill="F1F5F9"/>
           </w:tcPr>
           <w:p>
+            <w:proofErr w:type="spellStart"/>
             <w:r>
               <w:rPr>
                 <w:sz w:val="19"/>
               </w:rPr>
-              <w:t>供應商類型</w:t>
+              <w:t>硬編碼清單</w:t>
             </w:r>
-            <w:r>
-              <w:rPr>
-                <w:sz w:val="19"/>
-              </w:rPr>
-              <w:t xml:space="preserve"> + </w:t>
-            </w:r>
-            <w:r>
-              <w:rPr>
-                <w:sz w:val="19"/>
-              </w:rPr>
-              <w:t>單一維度</w:t>
-            </w:r>
+            <w:proofErr w:type="spellEnd"/>
           </w:p>
         </w:tc>
         <w:tc>
@@ -6305,36 +5816,14 @@
             <w:shd w:val="clear" w:color="auto" w:fill="F1F5F9"/>
           </w:tcPr>
           <w:p>
+            <w:proofErr w:type="spellStart"/>
             <w:r>
               <w:rPr>
                 <w:sz w:val="19"/>
               </w:rPr>
-              <w:t>交易月數</w:t>
+              <w:t>不區分國內外</w:t>
             </w:r>
-            <w:r>
-              <w:rPr>
-                <w:sz w:val="19"/>
-              </w:rPr>
-              <w:t xml:space="preserve"> + </w:t>
-            </w:r>
-            <w:r>
-              <w:rPr>
-                <w:sz w:val="19"/>
-              </w:rPr>
-              <w:t>交易總量</w:t>
-            </w:r>
-            <w:r>
-              <w:rPr>
-                <w:sz w:val="19"/>
-              </w:rPr>
-              <w:t xml:space="preserve"> + </w:t>
-            </w:r>
-            <w:r>
-              <w:rPr>
-                <w:sz w:val="19"/>
-              </w:rPr>
-              <w:t>年度等級</w:t>
-            </w:r>
+            <w:proofErr w:type="spellEnd"/>
           </w:p>
         </w:tc>
       </w:tr>
@@ -6347,12 +5836,14 @@
             <w:tcW w:w="3245" w:type="dxa"/>
           </w:tcPr>
           <w:p>
+            <w:proofErr w:type="spellStart"/>
             <w:r>
               <w:rPr>
                 <w:sz w:val="19"/>
               </w:rPr>
-              <w:t>稽核類型數量</w:t>
+              <w:t>下年度稽核保存</w:t>
             </w:r>
+            <w:proofErr w:type="spellEnd"/>
           </w:p>
         </w:tc>
         <w:tc>
@@ -6360,112 +5851,15 @@
             <w:tcW w:w="3245" w:type="dxa"/>
           </w:tcPr>
           <w:p>
+            <w:pPr>
+              <w:rPr>
+                <w:lang w:eastAsia="zh-TW"/>
+              </w:rPr>
+            </w:pPr>
             <w:r>
               <w:rPr>
                 <w:sz w:val="19"/>
-              </w:rPr>
-              <w:t xml:space="preserve">3 </w:t>
-            </w:r>
-            <w:r>
-              <w:rPr>
-                <w:sz w:val="19"/>
-              </w:rPr>
-              <w:t>種</w:t>
-            </w:r>
-          </w:p>
-        </w:tc>
-        <w:tc>
-          <w:tcPr>
-            <w:tcW w:w="3245" w:type="dxa"/>
-          </w:tcPr>
-          <w:p>
-            <w:r>
-              <w:rPr>
-                <w:sz w:val="19"/>
-              </w:rPr>
-              <w:t xml:space="preserve">5 </w:t>
-            </w:r>
-            <w:r>
-              <w:rPr>
-                <w:sz w:val="19"/>
-              </w:rPr>
-              <w:t>種</w:t>
-            </w:r>
-          </w:p>
-        </w:tc>
-      </w:tr>
-      <w:tr>
-        <w:trPr>
-          <w:jc w:val="center"/>
-        </w:trPr>
-        <w:tc>
-          <w:tcPr>
-            <w:tcW w:w="3245" w:type="dxa"/>
-            <w:shd w:val="clear" w:color="auto" w:fill="F1F5F9"/>
-          </w:tcPr>
-          <w:p>
-            <w:r>
-              <w:rPr>
-                <w:sz w:val="19"/>
-              </w:rPr>
-              <w:t>供應商類型判斷</w:t>
-            </w:r>
-          </w:p>
-        </w:tc>
-        <w:tc>
-          <w:tcPr>
-            <w:tcW w:w="3245" w:type="dxa"/>
-            <w:shd w:val="clear" w:color="auto" w:fill="F1F5F9"/>
-          </w:tcPr>
-          <w:p>
-            <w:r>
-              <w:rPr>
-                <w:sz w:val="19"/>
-              </w:rPr>
-              <w:t>硬編碼清單</w:t>
-            </w:r>
-          </w:p>
-        </w:tc>
-        <w:tc>
-          <w:tcPr>
-            <w:tcW w:w="3245" w:type="dxa"/>
-            <w:shd w:val="clear" w:color="auto" w:fill="F1F5F9"/>
-          </w:tcPr>
-          <w:p>
-            <w:r>
-              <w:rPr>
-                <w:sz w:val="19"/>
-              </w:rPr>
-              <w:t>不區分國內外</w:t>
-            </w:r>
-          </w:p>
-        </w:tc>
-      </w:tr>
-      <w:tr>
-        <w:trPr>
-          <w:jc w:val="center"/>
-        </w:trPr>
-        <w:tc>
-          <w:tcPr>
-            <w:tcW w:w="3245" w:type="dxa"/>
-          </w:tcPr>
-          <w:p>
-            <w:r>
-              <w:rPr>
-                <w:sz w:val="19"/>
-              </w:rPr>
-              <w:t>下年度稽核保存</w:t>
-            </w:r>
-          </w:p>
-        </w:tc>
-        <w:tc>
-          <w:tcPr>
-            <w:tcW w:w="3245" w:type="dxa"/>
-          </w:tcPr>
-          <w:p>
-            <w:r>
-              <w:rPr>
-                <w:sz w:val="19"/>
+                <w:lang w:eastAsia="zh-TW"/>
               </w:rPr>
               <w:t>前端計算並存入資料庫</w:t>
             </w:r>
@@ -6476,12 +5870,14 @@
             <w:tcW w:w="3245" w:type="dxa"/>
           </w:tcPr>
           <w:p>
+            <w:proofErr w:type="spellStart"/>
             <w:r>
               <w:rPr>
                 <w:sz w:val="19"/>
               </w:rPr>
               <w:t>僅顯示、不保存</w:t>
             </w:r>
+            <w:proofErr w:type="spellEnd"/>
           </w:p>
         </w:tc>
       </w:tr>
@@ -6496,125 +5892,63 @@
         <w:pStyle w:val="1"/>
       </w:pPr>
       <w:bookmarkStart w:id="16" w:name="_Toc237121576"/>
+      <w:proofErr w:type="spellStart"/>
       <w:r>
         <w:t>六、注意事項</w:t>
       </w:r>
       <w:bookmarkEnd w:id="16"/>
+      <w:proofErr w:type="spellEnd"/>
     </w:p>
     <w:p>
-      <w:r>
-        <w:t xml:space="preserve">1. </w:t>
-      </w:r>
-      <w:r>
-        <w:t>數據精度：後端計算四捨五入至小數點後</w:t>
-      </w:r>
-      <w:r>
-        <w:t xml:space="preserve"> 3 </w:t>
-      </w:r>
-      <w:r>
-        <w:t>位；前端依模組為</w:t>
-      </w:r>
-      <w:r>
-        <w:t xml:space="preserve"> 2 </w:t>
-      </w:r>
-      <w:r>
-        <w:t>或</w:t>
-      </w:r>
-      <w:r>
-        <w:t xml:space="preserve"> 3 </w:t>
-      </w:r>
-      <w:r>
-        <w:t>位。</w:t>
+      <w:pPr>
+        <w:rPr>
+          <w:lang w:eastAsia="zh-TW"/>
+        </w:rPr>
+      </w:pPr>
+      <w:r>
+        <w:rPr>
+          <w:lang w:eastAsia="zh-TW"/>
+        </w:rPr>
+        <w:t>1. 數據精度：後端計算四捨五入至小數點後 3 位；前端依模組為 2 或 3 位。</w:t>
       </w:r>
     </w:p>
     <w:p>
-      <w:r>
-        <w:t xml:space="preserve">2. </w:t>
-      </w:r>
-      <w:r>
-        <w:t>空值處理：進料批數</w:t>
-      </w:r>
-      <w:r>
-        <w:t xml:space="preserve"> = 0 </w:t>
-      </w:r>
-      <w:r>
-        <w:t>時相關欄位為</w:t>
-      </w:r>
-      <w:r>
-        <w:t xml:space="preserve"> null</w:t>
-      </w:r>
-      <w:r>
-        <w:t>；月考核平均為</w:t>
-      </w:r>
-      <w:r>
-        <w:t xml:space="preserve"> null </w:t>
-      </w:r>
-      <w:r>
-        <w:t>時，年度分數與等級亦為</w:t>
-      </w:r>
-      <w:r>
-        <w:t xml:space="preserve"> null</w:t>
-      </w:r>
-      <w:r>
-        <w:t>。</w:t>
+      <w:pPr>
+        <w:rPr>
+          <w:lang w:eastAsia="zh-TW"/>
+        </w:rPr>
+      </w:pPr>
+      <w:r>
+        <w:rPr>
+          <w:lang w:eastAsia="zh-TW"/>
+        </w:rPr>
+        <w:t>2. 空值處理：進料批數 = 0 時相關欄位為 null；月考核平均為 null 時，年度分數與等級亦為 null。</w:t>
       </w:r>
     </w:p>
     <w:p>
-      <w:r>
-        <w:t xml:space="preserve">3. VDA </w:t>
-      </w:r>
-      <w:r>
-        <w:t>特殊處理：</w:t>
-      </w:r>
-      <w:r>
-        <w:t xml:space="preserve">VDA = 0 </w:t>
-      </w:r>
-      <w:r>
-        <w:t>視為</w:t>
-      </w:r>
-      <w:r>
-        <w:t xml:space="preserve"> null</w:t>
-      </w:r>
-      <w:r>
-        <w:t>（</w:t>
-      </w:r>
-      <w:r>
-        <w:t xml:space="preserve">VDA </w:t>
-      </w:r>
-      <w:r>
-        <w:t>不可能為</w:t>
-      </w:r>
-      <w:r>
-        <w:t xml:space="preserve"> 0</w:t>
-      </w:r>
-      <w:r>
-        <w:t>），僅</w:t>
-      </w:r>
-      <w:r>
-        <w:t xml:space="preserve"> VDA &gt; 0 </w:t>
-      </w:r>
-      <w:r>
-        <w:t>時才採用。</w:t>
+      <w:pPr>
+        <w:rPr>
+          <w:lang w:eastAsia="zh-TW"/>
+        </w:rPr>
+      </w:pPr>
+      <w:r>
+        <w:rPr>
+          <w:lang w:eastAsia="zh-TW"/>
+        </w:rPr>
+        <w:t>3. VDA 特殊處理：VDA = 0 視為 null（VDA 不可能為 0），僅 VDA &gt; 0 時才採用。</w:t>
       </w:r>
     </w:p>
     <w:p>
-      <w:r>
-        <w:t xml:space="preserve">4. </w:t>
-      </w:r>
-      <w:r>
-        <w:t>下年度稽核保存：</w:t>
-      </w:r>
-      <w:r>
-        <w:t xml:space="preserve">SQM </w:t>
-      </w:r>
-      <w:r>
-        <w:t>前端計算並存入資料庫（後端亦計算，邏輯已統一）；</w:t>
-      </w:r>
-      <w:r>
-        <w:t xml:space="preserve">OSAT </w:t>
-      </w:r>
-      <w:r>
-        <w:t>僅供顯示、不保存。</w:t>
+      <w:pPr>
+        <w:rPr>
+          <w:lang w:eastAsia="zh-TW"/>
+        </w:rPr>
+      </w:pPr>
+      <w:r>
+        <w:rPr>
+          <w:lang w:eastAsia="zh-TW"/>
+        </w:rPr>
+        <w:t>4. 下年度稽核保存：SQM 前端計算並存入資料庫（後端亦計算，邏輯已統一）；OSAT 僅供顯示、不保存。</w:t>
       </w:r>
     </w:p>
     <w:sectPr>
@@ -6660,6 +5994,7 @@
       <w:pStyle w:val="a7"/>
       <w:jc w:val="center"/>
     </w:pPr>
+    <w:proofErr w:type="spellStart"/>
     <w:r>
       <w:rPr>
         <w:color w:val="64748B"/>
@@ -6667,6 +6002,7 @@
       </w:rPr>
       <w:t>供應商評比系統</w:t>
     </w:r>
+    <w:proofErr w:type="spellEnd"/>
     <w:r>
       <w:rPr>
         <w:color w:val="64748B"/>
@@ -6674,41 +6010,40 @@
       </w:rPr>
       <w:t xml:space="preserve"> </w:t>
     </w:r>
+    <w:proofErr w:type="spellStart"/>
     <w:r>
       <w:rPr>
         <w:color w:val="64748B"/>
         <w:sz w:val="17"/>
       </w:rPr>
-      <w:t xml:space="preserve">計算規則與判定邏輯說明　</w:t>
+      <w:t>計算規則與判定邏輯說明</w:t>
     </w:r>
+    <w:proofErr w:type="spellEnd"/>
     <w:r>
       <w:rPr>
         <w:color w:val="64748B"/>
         <w:sz w:val="17"/>
       </w:rPr>
-      <w:t>|</w:t>
+      <w:t xml:space="preserve">　|　Powered by </w:t>
     </w:r>
+    <w:proofErr w:type="gramStart"/>
     <w:r>
       <w:rPr>
         <w:color w:val="64748B"/>
         <w:sz w:val="17"/>
       </w:rPr>
-      <w:t xml:space="preserve">　</w:t>
+      <w:t xml:space="preserve">2026 @ </w:t>
     </w:r>
+    <w:proofErr w:type="spellStart"/>
     <w:r>
       <w:rPr>
         <w:color w:val="64748B"/>
         <w:sz w:val="17"/>
       </w:rPr>
-      <w:t xml:space="preserve">Powered by 2026 @ </w:t>
-    </w:r>
-    <w:r>
-      <w:rPr>
-        <w:color w:val="64748B"/>
-        <w:sz w:val="17"/>
-      </w:rPr>
       <w:t>智合科技</w:t>
     </w:r>
+    <w:proofErr w:type="spellEnd"/>
+    <w:proofErr w:type="gramEnd"/>
   </w:p>
 </w:ftr>
 </file>
